--- a/rev/UC_Dett/UCDettagliato.docx
+++ b/rev/UC_Dett/UCDettagliato.docx
@@ -2954,6 +2954,14 @@
               </w:rPr>
               <w:t>Torna al passo 2</w:t>
             </w:r>
+            <w:r>
+              <w:rPr>
+                <w:rFonts w:ascii="Helvetica" w:hAnsi="Helvetica"/>
+                <w:i/>
+                <w:iCs/>
+              </w:rPr>
+              <w:t xml:space="preserve"> altrimenti termina il caso d’uso</w:t>
+            </w:r>
           </w:p>
         </w:tc>
         <w:tc>
@@ -3486,460 +3494,6 @@
         </w:rPr>
       </w:pPr>
     </w:p>
-    <w:tbl>
-      <w:tblPr>
-        <w:tblpPr w:leftFromText="141" w:rightFromText="141" w:vertAnchor="page" w:horzAnchor="margin" w:tblpXSpec="center" w:tblpY="8387"/>
-        <w:tblW w:w="10515" w:type="dxa"/>
-        <w:tblBorders>
-          <w:top w:val="single" w:sz="8" w:space="0" w:color="FFFFFF"/>
-          <w:left w:val="single" w:sz="8" w:space="0" w:color="FFFFFF"/>
-          <w:bottom w:val="single" w:sz="8" w:space="0" w:color="FFFFFF"/>
-          <w:right w:val="single" w:sz="8" w:space="0" w:color="FFFFFF"/>
-          <w:insideH w:val="single" w:sz="8" w:space="0" w:color="FFFFFF"/>
-          <w:insideV w:val="single" w:sz="8" w:space="0" w:color="FFFFFF"/>
-        </w:tblBorders>
-        <w:shd w:val="clear" w:color="auto" w:fill="CED7E7"/>
-        <w:tblLayout w:type="fixed"/>
-        <w:tblLook w:val="04A0" w:firstRow="1" w:lastRow="0" w:firstColumn="1" w:lastColumn="0" w:noHBand="0" w:noVBand="1"/>
-      </w:tblPr>
-      <w:tblGrid>
-        <w:gridCol w:w="1080"/>
-        <w:gridCol w:w="4605"/>
-        <w:gridCol w:w="4830"/>
-      </w:tblGrid>
-      <w:tr>
-        <w:trPr>
-          <w:trHeight w:val="360"/>
-        </w:trPr>
-        <w:tc>
-          <w:tcPr>
-            <w:tcW w:w="1080" w:type="dxa"/>
-            <w:tcBorders>
-              <w:top w:val="single" w:sz="8" w:space="0" w:color="000000"/>
-              <w:left w:val="single" w:sz="8" w:space="0" w:color="000000"/>
-              <w:bottom w:val="single" w:sz="8" w:space="0" w:color="000000"/>
-              <w:right w:val="single" w:sz="8" w:space="0" w:color="000000"/>
-            </w:tcBorders>
-            <w:shd w:val="clear" w:color="auto" w:fill="C5F5E7"/>
-            <w:tcMar>
-              <w:top w:w="80" w:type="dxa"/>
-              <w:left w:w="80" w:type="dxa"/>
-              <w:bottom w:w="80" w:type="dxa"/>
-              <w:right w:w="80" w:type="dxa"/>
-            </w:tcMar>
-          </w:tcPr>
-          <w:p>
-            <w:pPr>
-              <w:pStyle w:val="Corpo"/>
-              <w:rPr>
-                <w:rFonts w:ascii="Helvetica" w:hAnsi="Helvetica"/>
-                <w:b/>
-                <w:bCs/>
-              </w:rPr>
-            </w:pPr>
-            <w:r>
-              <w:rPr>
-                <w:rFonts w:ascii="Helvetica" w:hAnsi="Helvetica"/>
-                <w:b/>
-                <w:bCs/>
-              </w:rPr>
-              <w:t xml:space="preserve"># </w:t>
-            </w:r>
-          </w:p>
-        </w:tc>
-        <w:tc>
-          <w:tcPr>
-            <w:tcW w:w="4605" w:type="dxa"/>
-            <w:tcBorders>
-              <w:top w:val="single" w:sz="8" w:space="0" w:color="000000"/>
-              <w:left w:val="single" w:sz="8" w:space="0" w:color="000000"/>
-              <w:bottom w:val="single" w:sz="8" w:space="0" w:color="000000"/>
-              <w:right w:val="single" w:sz="8" w:space="0" w:color="000000"/>
-            </w:tcBorders>
-            <w:shd w:val="clear" w:color="auto" w:fill="C5F5E7"/>
-            <w:tcMar>
-              <w:top w:w="80" w:type="dxa"/>
-              <w:left w:w="180" w:type="dxa"/>
-              <w:bottom w:w="80" w:type="dxa"/>
-              <w:right w:w="80" w:type="dxa"/>
-            </w:tcMar>
-          </w:tcPr>
-          <w:p>
-            <w:pPr>
-              <w:pStyle w:val="Corpo"/>
-              <w:rPr>
-                <w:rFonts w:ascii="Helvetica" w:hAnsi="Helvetica"/>
-                <w:b/>
-                <w:bCs/>
-              </w:rPr>
-            </w:pPr>
-            <w:r>
-              <w:rPr>
-                <w:rFonts w:ascii="Helvetica" w:hAnsi="Helvetica"/>
-                <w:b/>
-                <w:bCs/>
-              </w:rPr>
-              <w:t>Attore</w:t>
-            </w:r>
-          </w:p>
-        </w:tc>
-        <w:tc>
-          <w:tcPr>
-            <w:tcW w:w="4830" w:type="dxa"/>
-            <w:tcBorders>
-              <w:top w:val="single" w:sz="8" w:space="0" w:color="000000"/>
-              <w:left w:val="single" w:sz="8" w:space="0" w:color="000000"/>
-              <w:bottom w:val="single" w:sz="8" w:space="0" w:color="000000"/>
-              <w:right w:val="single" w:sz="8" w:space="0" w:color="000000"/>
-            </w:tcBorders>
-            <w:shd w:val="clear" w:color="auto" w:fill="C5F5E7"/>
-            <w:tcMar>
-              <w:top w:w="80" w:type="dxa"/>
-              <w:left w:w="180" w:type="dxa"/>
-              <w:bottom w:w="80" w:type="dxa"/>
-              <w:right w:w="80" w:type="dxa"/>
-            </w:tcMar>
-          </w:tcPr>
-          <w:p>
-            <w:pPr>
-              <w:pStyle w:val="Corpo"/>
-              <w:rPr>
-                <w:rFonts w:ascii="Helvetica" w:hAnsi="Helvetica"/>
-                <w:b/>
-                <w:bCs/>
-              </w:rPr>
-            </w:pPr>
-            <w:r>
-              <w:rPr>
-                <w:rFonts w:ascii="Helvetica" w:hAnsi="Helvetica"/>
-                <w:b/>
-                <w:bCs/>
-              </w:rPr>
-              <w:t>Sistema</w:t>
-            </w:r>
-          </w:p>
-        </w:tc>
-      </w:tr>
-      <w:tr>
-        <w:trPr>
-          <w:trHeight w:val="622"/>
-        </w:trPr>
-        <w:tc>
-          <w:tcPr>
-            <w:tcW w:w="1080" w:type="dxa"/>
-            <w:tcBorders>
-              <w:top w:val="single" w:sz="8" w:space="0" w:color="000000"/>
-              <w:left w:val="single" w:sz="8" w:space="0" w:color="000000"/>
-              <w:bottom w:val="single" w:sz="8" w:space="0" w:color="000000"/>
-              <w:right w:val="single" w:sz="8" w:space="0" w:color="000000"/>
-            </w:tcBorders>
-            <w:tcMar>
-              <w:top w:w="80" w:type="dxa"/>
-              <w:left w:w="80" w:type="dxa"/>
-              <w:bottom w:w="80" w:type="dxa"/>
-              <w:right w:w="80" w:type="dxa"/>
-            </w:tcMar>
-          </w:tcPr>
-          <w:p>
-            <w:pPr>
-              <w:pStyle w:val="Corpo"/>
-              <w:rPr>
-                <w:rFonts w:ascii="Helvetica" w:hAnsi="Helvetica"/>
-                <w:b/>
-                <w:bCs/>
-              </w:rPr>
-            </w:pPr>
-            <w:r>
-              <w:rPr>
-                <w:rFonts w:ascii="Helvetica" w:hAnsi="Helvetica"/>
-                <w:b/>
-                <w:bCs/>
-              </w:rPr>
-              <w:t>1e.1</w:t>
-            </w:r>
-          </w:p>
-        </w:tc>
-        <w:tc>
-          <w:tcPr>
-            <w:tcW w:w="4605" w:type="dxa"/>
-            <w:tcBorders>
-              <w:top w:val="single" w:sz="8" w:space="0" w:color="000000"/>
-              <w:left w:val="single" w:sz="8" w:space="0" w:color="000000"/>
-              <w:bottom w:val="single" w:sz="8" w:space="0" w:color="000000"/>
-              <w:right w:val="single" w:sz="8" w:space="0" w:color="000000"/>
-            </w:tcBorders>
-            <w:tcMar>
-              <w:top w:w="80" w:type="dxa"/>
-              <w:left w:w="80" w:type="dxa"/>
-              <w:bottom w:w="80" w:type="dxa"/>
-              <w:right w:w="80" w:type="dxa"/>
-            </w:tcMar>
-          </w:tcPr>
-          <w:p>
-            <w:pPr>
-              <w:pStyle w:val="Corpo"/>
-              <w:rPr>
-                <w:rFonts w:ascii="Helvetica" w:hAnsi="Helvetica"/>
-              </w:rPr>
-            </w:pPr>
-            <w:r>
-              <w:rPr>
-                <w:rFonts w:ascii="Helvetica" w:hAnsi="Helvetica"/>
-              </w:rPr>
-              <w:t>Inserisce la data di un evento</w:t>
-            </w:r>
-          </w:p>
-        </w:tc>
-        <w:tc>
-          <w:tcPr>
-            <w:tcW w:w="4830" w:type="dxa"/>
-            <w:tcBorders>
-              <w:top w:val="single" w:sz="8" w:space="0" w:color="000000"/>
-              <w:left w:val="single" w:sz="8" w:space="0" w:color="000000"/>
-              <w:bottom w:val="single" w:sz="8" w:space="0" w:color="000000"/>
-              <w:right w:val="single" w:sz="8" w:space="0" w:color="000000"/>
-            </w:tcBorders>
-            <w:tcMar>
-              <w:top w:w="80" w:type="dxa"/>
-              <w:left w:w="80" w:type="dxa"/>
-              <w:bottom w:w="80" w:type="dxa"/>
-              <w:right w:w="80" w:type="dxa"/>
-            </w:tcMar>
-          </w:tcPr>
-          <w:p>
-            <w:pPr>
-              <w:pStyle w:val="Corpo"/>
-              <w:rPr>
-                <w:rFonts w:ascii="Helvetica" w:hAnsi="Helvetica"/>
-              </w:rPr>
-            </w:pPr>
-            <w:r>
-              <w:rPr>
-                <w:rFonts w:ascii="Helvetica" w:hAnsi="Helvetica"/>
-              </w:rPr>
-              <w:t>Il Sistema rileva che la data inserita non rispetta i 14 giorni di preavviso richiesti. Segnala l'errore e richiede all'Organizzatore di modificare la data o forzare l'inserimento motivando l'emergenza.</w:t>
-            </w:r>
-          </w:p>
-        </w:tc>
-      </w:tr>
-      <w:tr>
-        <w:trPr>
-          <w:trHeight w:val="622"/>
-        </w:trPr>
-        <w:tc>
-          <w:tcPr>
-            <w:tcW w:w="1080" w:type="dxa"/>
-            <w:tcBorders>
-              <w:top w:val="single" w:sz="8" w:space="0" w:color="000000"/>
-              <w:left w:val="single" w:sz="8" w:space="0" w:color="000000"/>
-              <w:bottom w:val="single" w:sz="8" w:space="0" w:color="000000"/>
-              <w:right w:val="single" w:sz="8" w:space="0" w:color="000000"/>
-            </w:tcBorders>
-            <w:tcMar>
-              <w:top w:w="80" w:type="dxa"/>
-              <w:left w:w="80" w:type="dxa"/>
-              <w:bottom w:w="80" w:type="dxa"/>
-              <w:right w:w="80" w:type="dxa"/>
-            </w:tcMar>
-          </w:tcPr>
-          <w:p>
-            <w:pPr>
-              <w:pStyle w:val="Corpo"/>
-              <w:rPr>
-                <w:rFonts w:ascii="Helvetica" w:hAnsi="Helvetica"/>
-                <w:b/>
-                <w:bCs/>
-              </w:rPr>
-            </w:pPr>
-            <w:r>
-              <w:rPr>
-                <w:rFonts w:ascii="Helvetica" w:hAnsi="Helvetica"/>
-                <w:b/>
-                <w:bCs/>
-              </w:rPr>
-              <w:t xml:space="preserve">1e.2 </w:t>
-            </w:r>
-          </w:p>
-        </w:tc>
-        <w:tc>
-          <w:tcPr>
-            <w:tcW w:w="4605" w:type="dxa"/>
-            <w:tcBorders>
-              <w:top w:val="single" w:sz="8" w:space="0" w:color="000000"/>
-              <w:left w:val="single" w:sz="8" w:space="0" w:color="000000"/>
-              <w:bottom w:val="single" w:sz="8" w:space="0" w:color="000000"/>
-              <w:right w:val="single" w:sz="8" w:space="0" w:color="000000"/>
-            </w:tcBorders>
-            <w:tcMar>
-              <w:top w:w="80" w:type="dxa"/>
-              <w:left w:w="80" w:type="dxa"/>
-              <w:bottom w:w="80" w:type="dxa"/>
-              <w:right w:w="80" w:type="dxa"/>
-            </w:tcMar>
-          </w:tcPr>
-          <w:p>
-            <w:pPr>
-              <w:pStyle w:val="Corpo"/>
-              <w:rPr>
-                <w:rFonts w:ascii="Helvetica" w:hAnsi="Helvetica"/>
-              </w:rPr>
-            </w:pPr>
-            <w:r>
-              <w:rPr>
-                <w:rFonts w:ascii="Helvetica" w:hAnsi="Helvetica"/>
-              </w:rPr>
-              <w:t>L'organizzatore modifica la data o forza l’inserimento</w:t>
-            </w:r>
-          </w:p>
-        </w:tc>
-        <w:tc>
-          <w:tcPr>
-            <w:tcW w:w="4830" w:type="dxa"/>
-            <w:tcBorders>
-              <w:top w:val="single" w:sz="8" w:space="0" w:color="000000"/>
-              <w:left w:val="single" w:sz="8" w:space="0" w:color="000000"/>
-              <w:bottom w:val="single" w:sz="8" w:space="0" w:color="000000"/>
-              <w:right w:val="single" w:sz="8" w:space="0" w:color="000000"/>
-            </w:tcBorders>
-            <w:tcMar>
-              <w:top w:w="80" w:type="dxa"/>
-              <w:left w:w="80" w:type="dxa"/>
-              <w:bottom w:w="80" w:type="dxa"/>
-              <w:right w:w="80" w:type="dxa"/>
-            </w:tcMar>
-          </w:tcPr>
-          <w:p>
-            <w:pPr>
-              <w:pStyle w:val="Corpo"/>
-              <w:rPr>
-                <w:rFonts w:ascii="Helvetica" w:hAnsi="Helvetica"/>
-              </w:rPr>
-            </w:pPr>
-            <w:r>
-              <w:rPr>
-                <w:rFonts w:ascii="Helvetica" w:hAnsi="Helvetica"/>
-              </w:rPr>
-              <w:t>Verifica la scelta: se la data è corretta riprende il controllo</w:t>
-            </w:r>
-          </w:p>
-        </w:tc>
-      </w:tr>
-      <w:tr>
-        <w:trPr>
-          <w:trHeight w:val="223"/>
-        </w:trPr>
-        <w:tc>
-          <w:tcPr>
-            <w:tcW w:w="1080" w:type="dxa"/>
-            <w:tcBorders>
-              <w:top w:val="single" w:sz="8" w:space="0" w:color="000000"/>
-              <w:left w:val="single" w:sz="8" w:space="0" w:color="000000"/>
-              <w:bottom w:val="single" w:sz="8" w:space="0" w:color="000000"/>
-              <w:right w:val="single" w:sz="8" w:space="0" w:color="000000"/>
-            </w:tcBorders>
-            <w:tcMar>
-              <w:top w:w="80" w:type="dxa"/>
-              <w:left w:w="80" w:type="dxa"/>
-              <w:bottom w:w="80" w:type="dxa"/>
-              <w:right w:w="80" w:type="dxa"/>
-            </w:tcMar>
-          </w:tcPr>
-          <w:p>
-            <w:pPr>
-              <w:pStyle w:val="Corpo"/>
-              <w:rPr>
-                <w:rFonts w:ascii="Helvetica" w:hAnsi="Helvetica"/>
-                <w:b/>
-                <w:bCs/>
-              </w:rPr>
-            </w:pPr>
-          </w:p>
-        </w:tc>
-        <w:tc>
-          <w:tcPr>
-            <w:tcW w:w="4605" w:type="dxa"/>
-            <w:tcBorders>
-              <w:top w:val="single" w:sz="8" w:space="0" w:color="000000"/>
-              <w:left w:val="single" w:sz="8" w:space="0" w:color="000000"/>
-              <w:bottom w:val="single" w:sz="8" w:space="0" w:color="000000"/>
-              <w:right w:val="single" w:sz="8" w:space="0" w:color="000000"/>
-            </w:tcBorders>
-            <w:tcMar>
-              <w:top w:w="80" w:type="dxa"/>
-              <w:left w:w="80" w:type="dxa"/>
-              <w:bottom w:w="80" w:type="dxa"/>
-              <w:right w:w="80" w:type="dxa"/>
-            </w:tcMar>
-          </w:tcPr>
-          <w:p>
-            <w:pPr>
-              <w:pStyle w:val="Corpo"/>
-              <w:rPr>
-                <w:rFonts w:ascii="Helvetica" w:hAnsi="Helvetica"/>
-                <w:i/>
-                <w:iCs/>
-              </w:rPr>
-            </w:pPr>
-            <w:r>
-              <w:rPr>
-                <w:rFonts w:ascii="Helvetica" w:hAnsi="Helvetica"/>
-                <w:i/>
-                <w:iCs/>
-              </w:rPr>
-              <w:t xml:space="preserve">Il flusso riprende dal passo </w:t>
-            </w:r>
-            <w:r>
-              <w:rPr>
-                <w:rFonts w:ascii="Helvetica" w:hAnsi="Helvetica"/>
-                <w:i/>
-                <w:iCs/>
-              </w:rPr>
-              <w:t>2</w:t>
-            </w:r>
-          </w:p>
-        </w:tc>
-        <w:tc>
-          <w:tcPr>
-            <w:tcW w:w="4830" w:type="dxa"/>
-            <w:tcBorders>
-              <w:top w:val="single" w:sz="8" w:space="0" w:color="000000"/>
-              <w:left w:val="single" w:sz="8" w:space="0" w:color="000000"/>
-              <w:bottom w:val="single" w:sz="8" w:space="0" w:color="000000"/>
-              <w:right w:val="single" w:sz="8" w:space="0" w:color="000000"/>
-            </w:tcBorders>
-            <w:tcMar>
-              <w:top w:w="80" w:type="dxa"/>
-              <w:left w:w="80" w:type="dxa"/>
-              <w:bottom w:w="80" w:type="dxa"/>
-              <w:right w:w="80" w:type="dxa"/>
-            </w:tcMar>
-          </w:tcPr>
-          <w:p>
-            <w:pPr>
-              <w:pStyle w:val="Corpo"/>
-              <w:rPr>
-                <w:rFonts w:ascii="Helvetica" w:hAnsi="Helvetica"/>
-              </w:rPr>
-            </w:pPr>
-          </w:p>
-        </w:tc>
-      </w:tr>
-    </w:tbl>
-    <w:p>
-      <w:pPr>
-        <w:pStyle w:val="Intestazione"/>
-        <w:spacing w:after="0"/>
-        <w:rPr>
-          <w:rFonts w:ascii="Helvetica" w:hAnsi="Helvetica"/>
-        </w:rPr>
-      </w:pPr>
-      <w:r>
-        <w:rPr>
-          <w:rFonts w:ascii="Helvetica" w:hAnsi="Helvetica"/>
-        </w:rPr>
-        <w:t>Estensione 1e</w:t>
-      </w:r>
-    </w:p>
     <w:p>
       <w:pPr>
         <w:pStyle w:val="Corpo"/>
@@ -3964,7 +3518,6 @@
           <w:color w:val="CC0000"/>
           <w:u w:color="CC0000"/>
         </w:rPr>
-        <w:lastRenderedPageBreak/>
         <w:t>Eccezione 1a.1a</w:t>
       </w:r>
     </w:p>
@@ -4898,8 +4451,25 @@
       <w:pPr>
         <w:rPr>
           <w:rFonts w:ascii="Helvetica" w:hAnsi="Helvetica"/>
+          <w:b/>
+          <w:bCs/>
+          <w:sz w:val="36"/>
+          <w:szCs w:val="36"/>
         </w:rPr>
       </w:pPr>
+      <w:r>
+        <w:rPr>
+          <w:rFonts w:ascii="Helvetica" w:hAnsi="Helvetica"/>
+          <w:b/>
+          <w:bCs/>
+          <w:color w:val="CC0000"/>
+          <w:sz w:val="36"/>
+          <w:szCs w:val="36"/>
+          <w:u w:color="CC0000"/>
+        </w:rPr>
+        <w:lastRenderedPageBreak/>
+        <w:t>Eccezione 1c.1a</w:t>
+      </w:r>
     </w:p>
     <w:p>
       <w:pPr>
@@ -4911,20 +4481,12 @@
           <w:u w:color="CC0000"/>
         </w:rPr>
       </w:pPr>
-      <w:r>
-        <w:rPr>
-          <w:rFonts w:ascii="Helvetica" w:hAnsi="Helvetica"/>
-          <w:color w:val="CC0000"/>
-          <w:u w:color="CC0000"/>
-        </w:rPr>
-        <w:t>Eccezione 1c.1a</w:t>
-      </w:r>
     </w:p>
     <w:tbl>
       <w:tblPr>
         <w:tblStyle w:val="TableNormal"/>
+        <w:tblpPr w:leftFromText="141" w:rightFromText="141" w:horzAnchor="margin" w:tblpXSpec="center" w:tblpY="1143"/>
         <w:tblW w:w="10515" w:type="dxa"/>
-        <w:jc w:val="center"/>
         <w:tblBorders>
           <w:top w:val="single" w:sz="8" w:space="0" w:color="FFFFFF"/>
           <w:left w:val="single" w:sz="8" w:space="0" w:color="FFFFFF"/>
@@ -4945,7 +4507,6 @@
       <w:tr>
         <w:trPr>
           <w:trHeight w:val="360"/>
-          <w:jc w:val="center"/>
         </w:trPr>
         <w:tc>
           <w:tcPr>
@@ -5070,7 +4631,6 @@
       <w:tr>
         <w:trPr>
           <w:trHeight w:val="549"/>
-          <w:jc w:val="center"/>
         </w:trPr>
         <w:tc>
           <w:tcPr>
@@ -5196,7 +4756,6 @@
       <w:tr>
         <w:trPr>
           <w:trHeight w:val="549"/>
-          <w:jc w:val="center"/>
         </w:trPr>
         <w:tc>
           <w:tcPr>
@@ -5324,7 +4883,6 @@
       <w:tr>
         <w:trPr>
           <w:trHeight w:val="300"/>
-          <w:jc w:val="center"/>
         </w:trPr>
         <w:tc>
           <w:tcPr>
@@ -5418,6 +4976,21 @@
         </w:tc>
       </w:tr>
     </w:tbl>
+    <w:p>
+      <w:pPr>
+        <w:pStyle w:val="Intestazione"/>
+        <w:spacing w:after="0"/>
+        <w:rPr>
+          <w:rFonts w:ascii="Helvetica" w:hAnsi="Helvetica"/>
+        </w:rPr>
+      </w:pPr>
+      <w:r>
+        <w:rPr>
+          <w:rFonts w:ascii="Helvetica" w:hAnsi="Helvetica"/>
+        </w:rPr>
+        <w:t>Estensione 4a</w:t>
+      </w:r>
+    </w:p>
     <w:p>
       <w:pPr>
         <w:rPr>
@@ -5427,6 +5000,8 @@
     </w:p>
     <w:p>
       <w:pPr>
+        <w:pStyle w:val="Intestazione"/>
+        <w:spacing w:after="0"/>
         <w:rPr>
           <w:rFonts w:ascii="Helvetica" w:hAnsi="Helvetica"/>
         </w:rPr>
@@ -5444,13 +5019,12 @@
         <w:rPr>
           <w:rFonts w:ascii="Helvetica" w:hAnsi="Helvetica"/>
         </w:rPr>
-        <w:lastRenderedPageBreak/>
-        <w:t>Estensione 4a</w:t>
+        <w:t>Estensione 4b</w:t>
       </w:r>
     </w:p>
     <w:tbl>
       <w:tblPr>
-        <w:tblpPr w:leftFromText="141" w:rightFromText="141" w:vertAnchor="page" w:horzAnchor="margin" w:tblpXSpec="center" w:tblpY="2082"/>
+        <w:tblpPr w:leftFromText="141" w:rightFromText="141" w:vertAnchor="page" w:horzAnchor="margin" w:tblpXSpec="center" w:tblpY="7646"/>
         <w:tblOverlap w:val="never"/>
         <w:tblW w:w="10515" w:type="dxa"/>
         <w:tblBorders>
@@ -5930,31 +5504,9 @@
         </w:tc>
       </w:tr>
     </w:tbl>
-    <w:p>
-      <w:pPr>
-        <w:rPr>
-          <w:rFonts w:ascii="Helvetica" w:hAnsi="Helvetica"/>
-        </w:rPr>
-      </w:pPr>
-    </w:p>
-    <w:p>
-      <w:pPr>
-        <w:pStyle w:val="Intestazione"/>
-        <w:spacing w:after="0"/>
-        <w:rPr>
-          <w:rFonts w:ascii="Helvetica" w:hAnsi="Helvetica"/>
-        </w:rPr>
-      </w:pPr>
-      <w:r>
-        <w:rPr>
-          <w:rFonts w:ascii="Helvetica" w:hAnsi="Helvetica"/>
-        </w:rPr>
-        <w:t>Estensione 4b</w:t>
-      </w:r>
-    </w:p>
     <w:tbl>
       <w:tblPr>
-        <w:tblpPr w:leftFromText="141" w:rightFromText="141" w:vertAnchor="page" w:horzAnchor="margin" w:tblpXSpec="center" w:tblpY="7348"/>
+        <w:tblpPr w:leftFromText="141" w:rightFromText="141" w:vertAnchor="page" w:horzAnchor="margin" w:tblpXSpec="center" w:tblpY="13392"/>
         <w:tblOverlap w:val="never"/>
         <w:tblW w:w="10515" w:type="dxa"/>
         <w:tblBorders>
@@ -6163,42 +5715,7 @@
                 <w:rFonts w:ascii="Helvetica" w:hAnsi="Helvetica"/>
                 <w:color w:val="000000" w:themeColor="text1"/>
               </w:rPr>
-              <w:t>Richiede e assegna il personale</w:t>
-            </w:r>
-            <w:r>
-              <w:rPr>
-                <w:rFonts w:ascii="Helvetica" w:hAnsi="Helvetica"/>
-                <w:color w:val="000000" w:themeColor="text1"/>
-              </w:rPr>
-              <w:t xml:space="preserve"> a</w:t>
-            </w:r>
-            <w:r>
-              <w:rPr>
-                <w:rFonts w:ascii="Helvetica" w:hAnsi="Helvetica"/>
-                <w:color w:val="000000" w:themeColor="text1"/>
-              </w:rPr>
-              <w:t>i vari servizi</w:t>
-            </w:r>
-            <w:r>
-              <w:rPr>
-                <w:rFonts w:ascii="Helvetica" w:hAnsi="Helvetica"/>
-                <w:color w:val="000000" w:themeColor="text1"/>
-              </w:rPr>
-              <w:t xml:space="preserve"> indicando un ruolo generico</w:t>
-            </w:r>
-            <w:r>
-              <w:rPr>
-                <w:rFonts w:ascii="Helvetica" w:hAnsi="Helvetica"/>
-                <w:color w:val="000000" w:themeColor="text1"/>
-              </w:rPr>
-              <w:t xml:space="preserve">, </w:t>
-            </w:r>
-            <w:r>
-              <w:rPr>
-                <w:rFonts w:ascii="Helvetica" w:hAnsi="Helvetica"/>
-                <w:color w:val="000000" w:themeColor="text1"/>
-              </w:rPr>
-              <w:t>prima che lo chef abbia proposto il menù</w:t>
+              <w:t>Richiede e assegna il personale ai vari servizi indicando un ruolo generico, prima che lo chef abbia proposto il menù</w:t>
             </w:r>
           </w:p>
         </w:tc>
@@ -6273,6 +5790,7 @@
                 <w:bCs/>
                 <w:color w:val="000000" w:themeColor="text1"/>
               </w:rPr>
+              <w:lastRenderedPageBreak/>
               <w:t>4b.2</w:t>
             </w:r>
           </w:p>
@@ -6339,21 +5857,7 @@
                 <w:rFonts w:ascii="Helvetica" w:hAnsi="Helvetica"/>
                 <w:color w:val="000000" w:themeColor="text1"/>
               </w:rPr>
-              <w:t xml:space="preserve">Registra gli assegnamenti </w:t>
-            </w:r>
-            <w:r>
-              <w:rPr>
-                <w:rFonts w:ascii="Helvetica" w:hAnsi="Helvetica"/>
-                <w:color w:val="000000" w:themeColor="text1"/>
-              </w:rPr>
-              <w:t xml:space="preserve">contrassegnandoli come “In attesa di menù” e impegna il personale </w:t>
-            </w:r>
-            <w:r>
-              <w:rPr>
-                <w:rFonts w:ascii="Helvetica" w:hAnsi="Helvetica"/>
-                <w:color w:val="000000" w:themeColor="text1"/>
-              </w:rPr>
-              <w:t>per quelle date/ore</w:t>
+              <w:t>Registra gli assegnamenti contrassegnandoli come “In attesa di menù” e impegna il personale per quelle date/ore</w:t>
             </w:r>
           </w:p>
         </w:tc>
@@ -6479,7 +5983,7 @@
     </w:p>
     <w:tbl>
       <w:tblPr>
-        <w:tblpPr w:leftFromText="141" w:rightFromText="141" w:vertAnchor="page" w:horzAnchor="margin" w:tblpXSpec="center" w:tblpY="12667"/>
+        <w:tblpPr w:leftFromText="141" w:rightFromText="141" w:vertAnchor="page" w:horzAnchor="margin" w:tblpXSpec="center" w:tblpY="5167"/>
         <w:tblW w:w="10515" w:type="dxa"/>
         <w:tblBorders>
           <w:top w:val="single" w:sz="8" w:space="0" w:color="FFFFFF"/>
@@ -6677,19 +6181,7 @@
               <w:rPr>
                 <w:rFonts w:ascii="Helvetica" w:hAnsi="Helvetica"/>
               </w:rPr>
-              <w:t>Prima di approvare, propone modifiche a</w:t>
-            </w:r>
-            <w:r>
-              <w:rPr>
-                <w:rFonts w:ascii="Helvetica" w:hAnsi="Helvetica"/>
-              </w:rPr>
-              <w:t xml:space="preserve">i menù </w:t>
-            </w:r>
-            <w:r>
-              <w:rPr>
-                <w:rFonts w:ascii="Helvetica" w:hAnsi="Helvetica"/>
-              </w:rPr>
-              <w:t>suggerendo piatti da aggiungere o eliminare</w:t>
+              <w:t>Prima di approvare, propone modifiche ai menù suggerendo piatti da aggiungere o eliminare</w:t>
             </w:r>
           </w:p>
         </w:tc>
@@ -6720,19 +6212,7 @@
               <w:rPr>
                 <w:rFonts w:ascii="Helvetica" w:hAnsi="Helvetica"/>
               </w:rPr>
-              <w:t xml:space="preserve">Registra le proposte come annotazioni locali legate esclusivamente all’evento in questione, senza alterare i menù </w:t>
-            </w:r>
-            <w:r>
-              <w:rPr>
-                <w:rFonts w:ascii="Helvetica" w:hAnsi="Helvetica"/>
-              </w:rPr>
-              <w:t>originali nel</w:t>
-            </w:r>
-            <w:r>
-              <w:rPr>
-                <w:rFonts w:ascii="Helvetica" w:hAnsi="Helvetica"/>
-              </w:rPr>
-              <w:t xml:space="preserve"> ricettario</w:t>
+              <w:t>Registra le proposte come annotazioni locali legate esclusivamente all’evento in questione, senza alterare i menù originali nel ricettario</w:t>
             </w:r>
           </w:p>
         </w:tc>
@@ -6834,14 +6314,7 @@
               <w:rPr>
                 <w:rFonts w:ascii="Helvetica" w:hAnsi="Helvetica"/>
               </w:rPr>
-              <w:t xml:space="preserve">Rende visibili le modifiche allo chef responsabile e invia una notifica di </w:t>
-            </w:r>
-            <w:r>
-              <w:rPr>
-                <w:rFonts w:ascii="Helvetica" w:hAnsi="Helvetica"/>
-              </w:rPr>
-              <w:lastRenderedPageBreak/>
-              <w:t>“Revisione menù richiesta”</w:t>
+              <w:t>Rende visibili le modifiche allo chef responsabile e invia una notifica di “Revisione menù richiesta”</w:t>
             </w:r>
           </w:p>
         </w:tc>

--- a/rev/UC_Dett/UCDettagliato.docx
+++ b/rev/UC_Dett/UCDettagliato.docx
@@ -359,7 +359,7 @@
       </w:tr>
       <w:tr>
         <w:trPr>
-          <w:trHeight w:val="622"/>
+          <w:trHeight w:val="499"/>
         </w:trPr>
         <w:tc>
           <w:tcPr>
@@ -434,7 +434,7 @@
                 <w:sz w:val="24"/>
                 <w:szCs w:val="24"/>
               </w:rPr>
-              <w:t>Crea la scheda di un nuovo evento inserendo i dati del cliente, le date, il luogo, il numero previsto di partecipanti e le note particolari</w:t>
+              <w:t>Crea la scheda di un nuovo evento</w:t>
             </w:r>
           </w:p>
         </w:tc>
@@ -472,16 +472,7 @@
                 <w:sz w:val="24"/>
                 <w:szCs w:val="24"/>
               </w:rPr>
-              <w:t>Verifica i dati, controlla il preavviso, r</w:t>
-            </w:r>
-            <w:r>
-              <w:rPr>
-                <w:rFonts w:ascii="Helvetica" w:hAnsi="Helvetica"/>
-                <w:color w:val="000000" w:themeColor="text1"/>
-                <w:sz w:val="24"/>
-                <w:szCs w:val="24"/>
-              </w:rPr>
-              <w:t>egistra la scheda preliminare dell'evento</w:t>
+              <w:t>Crea una scheda evento bianca</w:t>
             </w:r>
           </w:p>
         </w:tc>
@@ -524,7 +515,6 @@
                 <w:color w:val="000000" w:themeColor="text1"/>
                 <w:sz w:val="24"/>
                 <w:szCs w:val="24"/>
-                <w:u w:color="000000"/>
               </w:rPr>
               <w:t>2</w:t>
             </w:r>
@@ -553,18 +543,70 @@
               <w:rPr>
                 <w:rFonts w:ascii="Helvetica" w:hAnsi="Helvetica"/>
                 <w:color w:val="000000" w:themeColor="text1"/>
-                <w:sz w:val="24"/>
-                <w:szCs w:val="24"/>
-              </w:rPr>
-            </w:pPr>
-            <w:r>
-              <w:rPr>
-                <w:rFonts w:ascii="Helvetica" w:hAnsi="Helvetica"/>
-                <w:color w:val="000000" w:themeColor="text1"/>
-                <w:sz w:val="24"/>
-                <w:szCs w:val="24"/>
-              </w:rPr>
-              <w:t>Definisce i servizi per ogni giornata (es. pranzo, coffee break) indicando per ciascuno la fascia oraria e la tipologia</w:t>
+              </w:rPr>
+            </w:pPr>
+            <w:r>
+              <w:rPr>
+                <w:rFonts w:ascii="Helvetica" w:hAnsi="Helvetica"/>
+                <w:color w:val="000000" w:themeColor="text1"/>
+                <w:sz w:val="24"/>
+                <w:szCs w:val="24"/>
+              </w:rPr>
+              <w:t>I</w:t>
+            </w:r>
+            <w:r>
+              <w:rPr>
+                <w:rFonts w:ascii="Helvetica" w:hAnsi="Helvetica"/>
+                <w:color w:val="000000" w:themeColor="text1"/>
+                <w:sz w:val="24"/>
+                <w:szCs w:val="24"/>
+              </w:rPr>
+              <w:t>nser</w:t>
+            </w:r>
+            <w:r>
+              <w:rPr>
+                <w:rFonts w:ascii="Helvetica" w:hAnsi="Helvetica"/>
+                <w:color w:val="000000" w:themeColor="text1"/>
+                <w:sz w:val="24"/>
+                <w:szCs w:val="24"/>
+              </w:rPr>
+              <w:t>isce</w:t>
+            </w:r>
+            <w:r>
+              <w:rPr>
+                <w:rFonts w:ascii="Helvetica" w:hAnsi="Helvetica"/>
+                <w:color w:val="000000" w:themeColor="text1"/>
+                <w:sz w:val="24"/>
+                <w:szCs w:val="24"/>
+              </w:rPr>
+              <w:t xml:space="preserve"> i dati del cliente, le date, il luogo, il numero previsto di partecipanti e le note particolari</w:t>
+            </w:r>
+            <w:r>
+              <w:rPr>
+                <w:rFonts w:ascii="Helvetica" w:hAnsi="Helvetica"/>
+                <w:color w:val="000000" w:themeColor="text1"/>
+                <w:sz w:val="24"/>
+                <w:szCs w:val="24"/>
+              </w:rPr>
+              <w:t>, eventualmente indicandolo come un</w:t>
+            </w:r>
+            <w:r>
+              <w:rPr>
+                <w:rFonts w:ascii="Helvetica" w:hAnsi="Helvetica"/>
+                <w:color w:val="000000" w:themeColor="text1"/>
+                <w:sz w:val="24"/>
+                <w:szCs w:val="24"/>
+              </w:rPr>
+              <w:t>a</w:t>
+            </w:r>
+            <w:r>
+              <w:rPr>
+                <w:rFonts w:ascii="Helvetica" w:hAnsi="Helvetica"/>
+                <w:color w:val="000000" w:themeColor="text1"/>
+                <w:sz w:val="24"/>
+                <w:szCs w:val="24"/>
+              </w:rPr>
+              <w:t xml:space="preserve"> ricorrenza.</w:t>
             </w:r>
           </w:p>
         </w:tc>
@@ -602,25 +644,16 @@
                 <w:sz w:val="24"/>
                 <w:szCs w:val="24"/>
               </w:rPr>
-              <w:t xml:space="preserve">Registra i servizi </w:t>
-            </w:r>
-            <w:r>
-              <w:rPr>
-                <w:rFonts w:ascii="Helvetica" w:hAnsi="Helvetica"/>
-                <w:color w:val="000000" w:themeColor="text1"/>
-                <w:sz w:val="24"/>
-                <w:szCs w:val="24"/>
-              </w:rPr>
-              <w:t>e li associa alla giornata de</w:t>
-            </w:r>
-            <w:r>
-              <w:rPr>
-                <w:rFonts w:ascii="Helvetica" w:hAnsi="Helvetica"/>
-                <w:color w:val="000000" w:themeColor="text1"/>
-                <w:sz w:val="24"/>
-                <w:szCs w:val="24"/>
-              </w:rPr>
-              <w:t>ll'evento</w:t>
+              <w:t>Ver</w:t>
+            </w:r>
+            <w:r>
+              <w:rPr>
+                <w:rFonts w:ascii="Helvetica" w:hAnsi="Helvetica"/>
+                <w:color w:val="000000" w:themeColor="text1"/>
+                <w:sz w:val="24"/>
+                <w:szCs w:val="24"/>
+              </w:rPr>
+              <w:t>ifica i dati e controlla il preavviso, registra la scheda preliminare dell’evento2</w:t>
             </w:r>
           </w:p>
         </w:tc>
@@ -653,6 +686,154 @@
               <w:rPr>
                 <w:rFonts w:ascii="Helvetica" w:hAnsi="Helvetica"/>
                 <w:color w:val="000000" w:themeColor="text1"/>
+                <w:sz w:val="24"/>
+                <w:szCs w:val="24"/>
+              </w:rPr>
+            </w:pPr>
+            <w:r>
+              <w:rPr>
+                <w:rFonts w:ascii="Helvetica" w:hAnsi="Helvetica"/>
+                <w:color w:val="000000" w:themeColor="text1"/>
+                <w:sz w:val="24"/>
+                <w:szCs w:val="24"/>
+                <w:u w:color="000000"/>
+              </w:rPr>
+              <w:t>3</w:t>
+            </w:r>
+          </w:p>
+        </w:tc>
+        <w:tc>
+          <w:tcPr>
+            <w:tcW w:w="5490" w:type="dxa"/>
+            <w:tcBorders>
+              <w:top w:val="single" w:sz="8" w:space="0" w:color="000000"/>
+              <w:left w:val="single" w:sz="8" w:space="0" w:color="000000"/>
+              <w:bottom w:val="single" w:sz="8" w:space="0" w:color="000000"/>
+              <w:right w:val="single" w:sz="8" w:space="0" w:color="000000"/>
+            </w:tcBorders>
+            <w:tcMar>
+              <w:top w:w="80" w:type="dxa"/>
+              <w:left w:w="80" w:type="dxa"/>
+              <w:bottom w:w="80" w:type="dxa"/>
+              <w:right w:w="80" w:type="dxa"/>
+            </w:tcMar>
+          </w:tcPr>
+          <w:p>
+            <w:pPr>
+              <w:pStyle w:val="Corpo"/>
+              <w:widowControl/>
+              <w:rPr>
+                <w:rFonts w:ascii="Helvetica" w:hAnsi="Helvetica"/>
+                <w:color w:val="000000" w:themeColor="text1"/>
+                <w:sz w:val="24"/>
+                <w:szCs w:val="24"/>
+              </w:rPr>
+            </w:pPr>
+            <w:r>
+              <w:rPr>
+                <w:rFonts w:ascii="Helvetica" w:hAnsi="Helvetica"/>
+                <w:color w:val="000000" w:themeColor="text1"/>
+                <w:sz w:val="24"/>
+                <w:szCs w:val="24"/>
+              </w:rPr>
+              <w:t>Opzionalmente d</w:t>
+            </w:r>
+            <w:r>
+              <w:rPr>
+                <w:rFonts w:ascii="Helvetica" w:hAnsi="Helvetica"/>
+                <w:color w:val="000000" w:themeColor="text1"/>
+                <w:sz w:val="24"/>
+                <w:szCs w:val="24"/>
+              </w:rPr>
+              <w:t>efinisce i servizi per ogni giornata (es. pranzo, coffee break) indicando per ciascuno la fascia oraria e la tipologia</w:t>
+            </w:r>
+          </w:p>
+        </w:tc>
+        <w:tc>
+          <w:tcPr>
+            <w:tcW w:w="4455" w:type="dxa"/>
+            <w:tcBorders>
+              <w:top w:val="single" w:sz="8" w:space="0" w:color="000000"/>
+              <w:left w:val="single" w:sz="8" w:space="0" w:color="000000"/>
+              <w:bottom w:val="single" w:sz="8" w:space="0" w:color="000000"/>
+              <w:right w:val="single" w:sz="8" w:space="0" w:color="000000"/>
+            </w:tcBorders>
+            <w:tcMar>
+              <w:top w:w="80" w:type="dxa"/>
+              <w:left w:w="80" w:type="dxa"/>
+              <w:bottom w:w="80" w:type="dxa"/>
+              <w:right w:w="80" w:type="dxa"/>
+            </w:tcMar>
+          </w:tcPr>
+          <w:p>
+            <w:pPr>
+              <w:pStyle w:val="Corpo"/>
+              <w:jc w:val="left"/>
+              <w:rPr>
+                <w:rFonts w:ascii="Helvetica" w:hAnsi="Helvetica"/>
+                <w:color w:val="000000" w:themeColor="text1"/>
+                <w:sz w:val="24"/>
+                <w:szCs w:val="24"/>
+              </w:rPr>
+            </w:pPr>
+            <w:r>
+              <w:rPr>
+                <w:rFonts w:ascii="Helvetica" w:hAnsi="Helvetica"/>
+                <w:color w:val="000000" w:themeColor="text1"/>
+                <w:sz w:val="24"/>
+                <w:szCs w:val="24"/>
+              </w:rPr>
+              <w:t xml:space="preserve">Registra i servizi </w:t>
+            </w:r>
+            <w:r>
+              <w:rPr>
+                <w:rFonts w:ascii="Helvetica" w:hAnsi="Helvetica"/>
+                <w:color w:val="000000" w:themeColor="text1"/>
+                <w:sz w:val="24"/>
+                <w:szCs w:val="24"/>
+              </w:rPr>
+              <w:t>e li associa alla giornata de</w:t>
+            </w:r>
+            <w:r>
+              <w:rPr>
+                <w:rFonts w:ascii="Helvetica" w:hAnsi="Helvetica"/>
+                <w:color w:val="000000" w:themeColor="text1"/>
+                <w:sz w:val="24"/>
+                <w:szCs w:val="24"/>
+              </w:rPr>
+              <w:t>ll'evento</w:t>
+            </w:r>
+          </w:p>
+        </w:tc>
+      </w:tr>
+      <w:tr>
+        <w:trPr>
+          <w:trHeight w:val="622"/>
+        </w:trPr>
+        <w:tc>
+          <w:tcPr>
+            <w:tcW w:w="570" w:type="dxa"/>
+            <w:tcBorders>
+              <w:top w:val="single" w:sz="8" w:space="0" w:color="000000"/>
+              <w:left w:val="single" w:sz="8" w:space="0" w:color="000000"/>
+              <w:bottom w:val="single" w:sz="8" w:space="0" w:color="000000"/>
+              <w:right w:val="single" w:sz="8" w:space="0" w:color="000000"/>
+            </w:tcBorders>
+            <w:tcMar>
+              <w:top w:w="80" w:type="dxa"/>
+              <w:left w:w="80" w:type="dxa"/>
+              <w:bottom w:w="80" w:type="dxa"/>
+              <w:right w:w="80" w:type="dxa"/>
+            </w:tcMar>
+          </w:tcPr>
+          <w:p>
+            <w:pPr>
+              <w:pStyle w:val="Intestazione3"/>
+              <w:spacing w:before="0"/>
+              <w:jc w:val="left"/>
+              <w:rPr>
+                <w:rFonts w:ascii="Helvetica" w:hAnsi="Helvetica"/>
+                <w:color w:val="000000" w:themeColor="text1"/>
                 <w:u w:color="000000"/>
               </w:rPr>
             </w:pPr>
@@ -774,7 +955,7 @@
                 <w:sz w:val="24"/>
                 <w:szCs w:val="24"/>
               </w:rPr>
-              <w:t>3</w:t>
+              <w:t>4</w:t>
             </w:r>
           </w:p>
         </w:tc>
@@ -812,7 +993,16 @@
                 <w:sz w:val="24"/>
                 <w:szCs w:val="24"/>
               </w:rPr>
-              <w:t>Assegna uno Chef responsabile all'intero evento</w:t>
+              <w:t>Opzionalmente a</w:t>
+            </w:r>
+            <w:r>
+              <w:rPr>
+                <w:rFonts w:ascii="Helvetica" w:hAnsi="Helvetica"/>
+                <w:color w:val="000000" w:themeColor="text1"/>
+                <w:sz w:val="24"/>
+                <w:szCs w:val="24"/>
+              </w:rPr>
+              <w:t>ssegna uno Chef responsabile all'intero evento</w:t>
             </w:r>
           </w:p>
         </w:tc>
@@ -894,7 +1084,7 @@
                 <w:sz w:val="24"/>
                 <w:szCs w:val="24"/>
               </w:rPr>
-              <w:t>4</w:t>
+              <w:t>5</w:t>
             </w:r>
           </w:p>
         </w:tc>
@@ -932,7 +1122,36 @@
                 <w:sz w:val="24"/>
                 <w:szCs w:val="24"/>
               </w:rPr>
-              <w:t>Pianifica il personale per ogni servizio/turno, richiede e assegna il personale di servizio (ed eventualmente dei cuochi) per i vari servizi, specificandone il ruolo</w:t>
+              <w:t xml:space="preserve">Opzionalmente richiede </w:t>
+            </w:r>
+            <w:proofErr w:type="gramStart"/>
+            <w:r>
+              <w:rPr>
+                <w:rFonts w:ascii="Helvetica" w:hAnsi="Helvetica"/>
+                <w:color w:val="000000" w:themeColor="text1"/>
+                <w:sz w:val="24"/>
+                <w:szCs w:val="24"/>
+              </w:rPr>
+              <w:t xml:space="preserve">e </w:t>
+            </w:r>
+            <w:r>
+              <w:rPr>
+                <w:rFonts w:ascii="Helvetica" w:hAnsi="Helvetica"/>
+                <w:color w:val="000000" w:themeColor="text1"/>
+                <w:sz w:val="24"/>
+                <w:szCs w:val="24"/>
+              </w:rPr>
+              <w:t xml:space="preserve"> assegna</w:t>
+            </w:r>
+            <w:proofErr w:type="gramEnd"/>
+            <w:r>
+              <w:rPr>
+                <w:rFonts w:ascii="Helvetica" w:hAnsi="Helvetica"/>
+                <w:color w:val="000000" w:themeColor="text1"/>
+                <w:sz w:val="24"/>
+                <w:szCs w:val="24"/>
+              </w:rPr>
+              <w:t xml:space="preserve"> il personale di servizio (ed eventualmente dei cuochi) per i vari servizi, specificandone il ruolo</w:t>
             </w:r>
           </w:p>
         </w:tc>
@@ -1014,7 +1233,7 @@
                 <w:sz w:val="24"/>
                 <w:szCs w:val="24"/>
               </w:rPr>
-              <w:t>5</w:t>
+              <w:t>6</w:t>
             </w:r>
           </w:p>
         </w:tc>
@@ -1052,7 +1271,7 @@
                 <w:sz w:val="24"/>
                 <w:szCs w:val="24"/>
               </w:rPr>
-              <w:t>Consulta il menù proposto dallo Chef per i vari servizi</w:t>
+              <w:t>Conferma l’evento.</w:t>
             </w:r>
           </w:p>
         </w:tc>
@@ -1090,115 +1309,8 @@
                 <w:sz w:val="24"/>
                 <w:szCs w:val="24"/>
               </w:rPr>
-              <w:t>Fornisce i menù proposti</w:t>
-            </w:r>
-            <w:r>
-              <w:rPr>
-                <w:rFonts w:ascii="Helvetica" w:hAnsi="Helvetica"/>
-                <w:color w:val="000000" w:themeColor="text1"/>
-                <w:sz w:val="24"/>
-                <w:szCs w:val="24"/>
-              </w:rPr>
-              <w:t xml:space="preserve"> dallo chef</w:t>
-            </w:r>
-          </w:p>
-        </w:tc>
-      </w:tr>
-      <w:tr>
-        <w:trPr>
-          <w:trHeight w:val="537"/>
-        </w:trPr>
-        <w:tc>
-          <w:tcPr>
-            <w:tcW w:w="570" w:type="dxa"/>
-            <w:tcBorders>
-              <w:top w:val="single" w:sz="8" w:space="0" w:color="000000"/>
-              <w:left w:val="single" w:sz="8" w:space="0" w:color="000000"/>
-              <w:bottom w:val="single" w:sz="8" w:space="0" w:color="000000"/>
-              <w:right w:val="single" w:sz="8" w:space="0" w:color="000000"/>
-            </w:tcBorders>
-            <w:tcMar>
-              <w:top w:w="80" w:type="dxa"/>
-              <w:left w:w="80" w:type="dxa"/>
-              <w:bottom w:w="80" w:type="dxa"/>
-              <w:right w:w="80" w:type="dxa"/>
-            </w:tcMar>
-          </w:tcPr>
-          <w:p>
-            <w:pPr>
-              <w:pStyle w:val="Intestazione3"/>
-              <w:spacing w:before="0"/>
-              <w:jc w:val="left"/>
-              <w:rPr>
-                <w:rFonts w:ascii="Helvetica" w:hAnsi="Helvetica"/>
-                <w:color w:val="000000" w:themeColor="text1"/>
-              </w:rPr>
-            </w:pPr>
-          </w:p>
-        </w:tc>
-        <w:tc>
-          <w:tcPr>
-            <w:tcW w:w="5490" w:type="dxa"/>
-            <w:tcBorders>
-              <w:top w:val="single" w:sz="8" w:space="0" w:color="000000"/>
-              <w:left w:val="single" w:sz="8" w:space="0" w:color="000000"/>
-              <w:bottom w:val="single" w:sz="8" w:space="0" w:color="000000"/>
-              <w:right w:val="single" w:sz="8" w:space="0" w:color="000000"/>
-            </w:tcBorders>
-            <w:tcMar>
-              <w:top w:w="80" w:type="dxa"/>
-              <w:left w:w="80" w:type="dxa"/>
-              <w:bottom w:w="80" w:type="dxa"/>
-              <w:right w:w="80" w:type="dxa"/>
-            </w:tcMar>
-          </w:tcPr>
-          <w:p>
-            <w:pPr>
-              <w:pStyle w:val="Corpo"/>
-              <w:widowControl/>
-              <w:rPr>
-                <w:rFonts w:ascii="Helvetica" w:hAnsi="Helvetica"/>
-                <w:color w:val="000000" w:themeColor="text1"/>
-              </w:rPr>
-            </w:pPr>
-            <w:r>
-              <w:rPr>
-                <w:rFonts w:ascii="Helvetica" w:hAnsi="Helvetica"/>
-                <w:i/>
-                <w:iCs/>
-                <w:color w:val="000000" w:themeColor="text1"/>
-                <w:sz w:val="24"/>
-                <w:szCs w:val="24"/>
-              </w:rPr>
-              <w:t>Eventualmente nel caso di un menù complesso ripete i passi 4 e 5 fino a completare i servizi dell’evento</w:t>
-            </w:r>
-          </w:p>
-        </w:tc>
-        <w:tc>
-          <w:tcPr>
-            <w:tcW w:w="4455" w:type="dxa"/>
-            <w:tcBorders>
-              <w:top w:val="single" w:sz="8" w:space="0" w:color="000000"/>
-              <w:left w:val="single" w:sz="8" w:space="0" w:color="000000"/>
-              <w:bottom w:val="single" w:sz="8" w:space="0" w:color="000000"/>
-              <w:right w:val="single" w:sz="8" w:space="0" w:color="000000"/>
-            </w:tcBorders>
-            <w:tcMar>
-              <w:top w:w="80" w:type="dxa"/>
-              <w:left w:w="80" w:type="dxa"/>
-              <w:bottom w:w="80" w:type="dxa"/>
-              <w:right w:w="80" w:type="dxa"/>
-            </w:tcMar>
-          </w:tcPr>
-          <w:p>
-            <w:pPr>
-              <w:pStyle w:val="Corpo"/>
-              <w:jc w:val="left"/>
-              <w:rPr>
-                <w:rFonts w:ascii="Helvetica" w:hAnsi="Helvetica"/>
-                <w:color w:val="000000" w:themeColor="text1"/>
-              </w:rPr>
-            </w:pPr>
+              <w:t>Imposta l’evento in fase preliminare</w:t>
+            </w:r>
           </w:p>
         </w:tc>
       </w:tr>
@@ -1224,247 +1336,6 @@
           </w:tcPr>
           <w:p>
             <w:pPr>
-              <w:pStyle w:val="Intestazione3"/>
-              <w:spacing w:before="0"/>
-              <w:jc w:val="left"/>
-              <w:rPr>
-                <w:rFonts w:ascii="Helvetica" w:hAnsi="Helvetica"/>
-                <w:color w:val="000000" w:themeColor="text1"/>
-                <w:sz w:val="24"/>
-                <w:szCs w:val="24"/>
-              </w:rPr>
-            </w:pPr>
-            <w:r>
-              <w:rPr>
-                <w:rFonts w:ascii="Helvetica" w:hAnsi="Helvetica"/>
-                <w:color w:val="000000" w:themeColor="text1"/>
-                <w:sz w:val="24"/>
-                <w:szCs w:val="24"/>
-              </w:rPr>
-              <w:t>6</w:t>
-            </w:r>
-          </w:p>
-        </w:tc>
-        <w:tc>
-          <w:tcPr>
-            <w:tcW w:w="5490" w:type="dxa"/>
-            <w:tcBorders>
-              <w:top w:val="single" w:sz="8" w:space="0" w:color="000000"/>
-              <w:left w:val="single" w:sz="8" w:space="0" w:color="000000"/>
-              <w:bottom w:val="single" w:sz="8" w:space="0" w:color="000000"/>
-              <w:right w:val="single" w:sz="8" w:space="0" w:color="000000"/>
-            </w:tcBorders>
-            <w:tcMar>
-              <w:top w:w="80" w:type="dxa"/>
-              <w:left w:w="80" w:type="dxa"/>
-              <w:bottom w:w="80" w:type="dxa"/>
-              <w:right w:w="80" w:type="dxa"/>
-            </w:tcMar>
-          </w:tcPr>
-          <w:p>
-            <w:pPr>
-              <w:pStyle w:val="Corpo"/>
-              <w:widowControl/>
-              <w:rPr>
-                <w:rFonts w:ascii="Helvetica" w:hAnsi="Helvetica"/>
-                <w:color w:val="000000" w:themeColor="text1"/>
-                <w:sz w:val="24"/>
-                <w:szCs w:val="24"/>
-              </w:rPr>
-            </w:pPr>
-            <w:r>
-              <w:rPr>
-                <w:rFonts w:ascii="Helvetica" w:hAnsi="Helvetica"/>
-                <w:color w:val="000000" w:themeColor="text1"/>
-                <w:sz w:val="24"/>
-                <w:szCs w:val="24"/>
-              </w:rPr>
-              <w:t>Approva il menù proposto dallo Chef eventualmente propone delle modifiche</w:t>
-            </w:r>
-          </w:p>
-        </w:tc>
-        <w:tc>
-          <w:tcPr>
-            <w:tcW w:w="4455" w:type="dxa"/>
-            <w:tcBorders>
-              <w:top w:val="single" w:sz="8" w:space="0" w:color="000000"/>
-              <w:left w:val="single" w:sz="8" w:space="0" w:color="000000"/>
-              <w:bottom w:val="single" w:sz="8" w:space="0" w:color="000000"/>
-              <w:right w:val="single" w:sz="8" w:space="0" w:color="000000"/>
-            </w:tcBorders>
-            <w:tcMar>
-              <w:top w:w="80" w:type="dxa"/>
-              <w:left w:w="80" w:type="dxa"/>
-              <w:bottom w:w="80" w:type="dxa"/>
-              <w:right w:w="80" w:type="dxa"/>
-            </w:tcMar>
-          </w:tcPr>
-          <w:p>
-            <w:pPr>
-              <w:pStyle w:val="Corpo"/>
-              <w:jc w:val="left"/>
-              <w:rPr>
-                <w:rFonts w:ascii="Helvetica" w:hAnsi="Helvetica"/>
-                <w:color w:val="000000" w:themeColor="text1"/>
-                <w:sz w:val="24"/>
-                <w:szCs w:val="24"/>
-              </w:rPr>
-            </w:pPr>
-            <w:r>
-              <w:rPr>
-                <w:rFonts w:ascii="Helvetica" w:hAnsi="Helvetica"/>
-                <w:color w:val="000000" w:themeColor="text1"/>
-                <w:sz w:val="24"/>
-                <w:szCs w:val="24"/>
-              </w:rPr>
-              <w:t>Registra l'approvazione e imposta lo stato dell'evento come "in corso"</w:t>
-            </w:r>
-          </w:p>
-        </w:tc>
-      </w:tr>
-      <w:tr>
-        <w:trPr>
-          <w:trHeight w:val="944"/>
-        </w:trPr>
-        <w:tc>
-          <w:tcPr>
-            <w:tcW w:w="570" w:type="dxa"/>
-            <w:tcBorders>
-              <w:top w:val="single" w:sz="8" w:space="0" w:color="000000"/>
-              <w:left w:val="single" w:sz="8" w:space="0" w:color="000000"/>
-              <w:bottom w:val="single" w:sz="8" w:space="0" w:color="000000"/>
-              <w:right w:val="single" w:sz="8" w:space="0" w:color="000000"/>
-            </w:tcBorders>
-            <w:tcMar>
-              <w:top w:w="80" w:type="dxa"/>
-              <w:left w:w="80" w:type="dxa"/>
-              <w:bottom w:w="80" w:type="dxa"/>
-              <w:right w:w="80" w:type="dxa"/>
-            </w:tcMar>
-          </w:tcPr>
-          <w:p>
-            <w:pPr>
-              <w:pStyle w:val="Intestazione3"/>
-              <w:spacing w:before="0"/>
-              <w:jc w:val="left"/>
-              <w:rPr>
-                <w:rFonts w:ascii="Helvetica" w:hAnsi="Helvetica"/>
-                <w:color w:val="000000" w:themeColor="text1"/>
-                <w:sz w:val="24"/>
-                <w:szCs w:val="24"/>
-              </w:rPr>
-            </w:pPr>
-            <w:r>
-              <w:rPr>
-                <w:rFonts w:ascii="Helvetica" w:hAnsi="Helvetica"/>
-                <w:color w:val="000000" w:themeColor="text1"/>
-                <w:sz w:val="24"/>
-                <w:szCs w:val="24"/>
-              </w:rPr>
-              <w:lastRenderedPageBreak/>
-              <w:t>7</w:t>
-            </w:r>
-          </w:p>
-        </w:tc>
-        <w:tc>
-          <w:tcPr>
-            <w:tcW w:w="5490" w:type="dxa"/>
-            <w:tcBorders>
-              <w:top w:val="single" w:sz="8" w:space="0" w:color="000000"/>
-              <w:left w:val="single" w:sz="8" w:space="0" w:color="000000"/>
-              <w:bottom w:val="single" w:sz="8" w:space="0" w:color="000000"/>
-              <w:right w:val="single" w:sz="8" w:space="0" w:color="000000"/>
-            </w:tcBorders>
-            <w:tcMar>
-              <w:top w:w="80" w:type="dxa"/>
-              <w:left w:w="80" w:type="dxa"/>
-              <w:bottom w:w="80" w:type="dxa"/>
-              <w:right w:w="80" w:type="dxa"/>
-            </w:tcMar>
-          </w:tcPr>
-          <w:p>
-            <w:pPr>
-              <w:pStyle w:val="Corpo"/>
-              <w:widowControl/>
-              <w:rPr>
-                <w:rFonts w:ascii="Helvetica" w:hAnsi="Helvetica"/>
-                <w:color w:val="000000" w:themeColor="text1"/>
-                <w:sz w:val="24"/>
-                <w:szCs w:val="24"/>
-              </w:rPr>
-            </w:pPr>
-            <w:r>
-              <w:rPr>
-                <w:rFonts w:ascii="Helvetica" w:hAnsi="Helvetica"/>
-                <w:color w:val="000000" w:themeColor="text1"/>
-                <w:sz w:val="24"/>
-                <w:szCs w:val="24"/>
-              </w:rPr>
-              <w:t>Al termine dell'evento, "chiude" la scheda inserendo note storiche (riuscita del menù, efficienza del personale, eventuali rimanenze per la cucina) e allegando documentazione</w:t>
-            </w:r>
-          </w:p>
-        </w:tc>
-        <w:tc>
-          <w:tcPr>
-            <w:tcW w:w="4455" w:type="dxa"/>
-            <w:tcBorders>
-              <w:top w:val="single" w:sz="8" w:space="0" w:color="000000"/>
-              <w:left w:val="single" w:sz="8" w:space="0" w:color="000000"/>
-              <w:bottom w:val="single" w:sz="8" w:space="0" w:color="000000"/>
-              <w:right w:val="single" w:sz="8" w:space="0" w:color="000000"/>
-            </w:tcBorders>
-            <w:tcMar>
-              <w:top w:w="80" w:type="dxa"/>
-              <w:left w:w="80" w:type="dxa"/>
-              <w:bottom w:w="80" w:type="dxa"/>
-              <w:right w:w="80" w:type="dxa"/>
-            </w:tcMar>
-          </w:tcPr>
-          <w:p>
-            <w:pPr>
-              <w:pStyle w:val="Corpo"/>
-              <w:jc w:val="left"/>
-              <w:rPr>
-                <w:rFonts w:ascii="Helvetica" w:hAnsi="Helvetica"/>
-                <w:color w:val="000000" w:themeColor="text1"/>
-                <w:sz w:val="24"/>
-                <w:szCs w:val="24"/>
-              </w:rPr>
-            </w:pPr>
-            <w:r>
-              <w:rPr>
-                <w:rFonts w:ascii="Helvetica" w:hAnsi="Helvetica"/>
-                <w:color w:val="000000" w:themeColor="text1"/>
-                <w:sz w:val="24"/>
-                <w:szCs w:val="24"/>
-              </w:rPr>
-              <w:t>Registra le informazioni e imposta l'evento come "chiuso"</w:t>
-            </w:r>
-          </w:p>
-        </w:tc>
-      </w:tr>
-      <w:tr>
-        <w:trPr>
-          <w:trHeight w:val="300"/>
-        </w:trPr>
-        <w:tc>
-          <w:tcPr>
-            <w:tcW w:w="570" w:type="dxa"/>
-            <w:tcBorders>
-              <w:top w:val="single" w:sz="8" w:space="0" w:color="000000"/>
-              <w:left w:val="single" w:sz="8" w:space="0" w:color="000000"/>
-              <w:bottom w:val="single" w:sz="8" w:space="0" w:color="000000"/>
-              <w:right w:val="single" w:sz="8" w:space="0" w:color="000000"/>
-            </w:tcBorders>
-            <w:tcMar>
-              <w:top w:w="80" w:type="dxa"/>
-              <w:left w:w="80" w:type="dxa"/>
-              <w:bottom w:w="80" w:type="dxa"/>
-              <w:right w:w="80" w:type="dxa"/>
-            </w:tcMar>
-          </w:tcPr>
-          <w:p>
-            <w:pPr>
               <w:rPr>
                 <w:rFonts w:ascii="Helvetica" w:hAnsi="Helvetica"/>
                 <w:color w:val="000000" w:themeColor="text1"/>
@@ -1544,6 +1415,15 @@
       </w:tr>
     </w:tbl>
     <w:p/>
+    <w:p>
+      <w:pPr>
+        <w:pStyle w:val="Intestazione"/>
+        <w:spacing w:after="0"/>
+        <w:rPr>
+          <w:rFonts w:ascii="Helvetica" w:hAnsi="Helvetica"/>
+        </w:rPr>
+      </w:pPr>
+    </w:p>
     <w:p>
       <w:pPr>
         <w:pStyle w:val="Intestazione"/>
@@ -1559,10 +1439,17 @@
         <w:t>Estensione 1a</w:t>
       </w:r>
     </w:p>
+    <w:p>
+      <w:pPr>
+        <w:rPr>
+          <w:rFonts w:ascii="Helvetica" w:hAnsi="Helvetica"/>
+        </w:rPr>
+      </w:pPr>
+    </w:p>
     <w:tbl>
       <w:tblPr>
         <w:tblStyle w:val="TableNormal"/>
-        <w:tblpPr w:leftFromText="141" w:rightFromText="141" w:vertAnchor="page" w:horzAnchor="margin" w:tblpXSpec="center" w:tblpY="5001"/>
+        <w:tblpPr w:leftFromText="141" w:rightFromText="141" w:vertAnchor="page" w:horzAnchor="margin" w:tblpXSpec="center" w:tblpY="3251"/>
         <w:tblW w:w="10515" w:type="dxa"/>
         <w:tblBorders>
           <w:top w:val="single" w:sz="8" w:space="0" w:color="FFFFFF"/>
@@ -1775,15 +1662,23 @@
                 <w:sz w:val="24"/>
                 <w:szCs w:val="24"/>
               </w:rPr>
-              <w:t>Annulla</w:t>
-            </w:r>
-            <w:r>
-              <w:rPr>
-                <w:rFonts w:ascii="Helvetica" w:hAnsi="Helvetica"/>
-                <w:sz w:val="24"/>
-                <w:szCs w:val="24"/>
-              </w:rPr>
-              <w:t xml:space="preserve"> l’evento o una singola istanza</w:t>
+              <w:t xml:space="preserve">Sceglie un </w:t>
+            </w:r>
+            <w:r>
+              <w:rPr>
+                <w:rFonts w:ascii="Helvetica" w:hAnsi="Helvetica"/>
+                <w:sz w:val="24"/>
+                <w:szCs w:val="24"/>
+              </w:rPr>
+              <w:t>evento</w:t>
+            </w:r>
+            <w:r>
+              <w:rPr>
+                <w:rFonts w:ascii="Helvetica" w:hAnsi="Helvetica"/>
+                <w:sz w:val="24"/>
+                <w:szCs w:val="24"/>
+              </w:rPr>
+              <w:t xml:space="preserve"> già esistente</w:t>
             </w:r>
           </w:p>
         </w:tc>
@@ -1819,155 +1714,7 @@
                 <w:sz w:val="24"/>
                 <w:szCs w:val="24"/>
               </w:rPr>
-              <w:t>Se l’evento è parte di una ricorrenza</w:t>
-            </w:r>
-            <w:r>
-              <w:rPr>
-                <w:rFonts w:ascii="Helvetica" w:hAnsi="Helvetica"/>
-                <w:sz w:val="24"/>
-                <w:szCs w:val="24"/>
-              </w:rPr>
-              <w:t xml:space="preserve">, chiede se annullare solo l’istanza </w:t>
-            </w:r>
-            <w:r>
-              <w:rPr>
-                <w:rFonts w:ascii="Helvetica" w:hAnsi="Helvetica"/>
-                <w:sz w:val="24"/>
-                <w:szCs w:val="24"/>
-              </w:rPr>
-              <w:t>o</w:t>
-            </w:r>
-            <w:r>
-              <w:rPr>
-                <w:rFonts w:ascii="Helvetica" w:hAnsi="Helvetica"/>
-                <w:sz w:val="24"/>
-                <w:szCs w:val="24"/>
-              </w:rPr>
-              <w:t xml:space="preserve"> tutte le future</w:t>
-            </w:r>
-          </w:p>
-        </w:tc>
-      </w:tr>
-      <w:tr>
-        <w:trPr>
-          <w:trHeight w:val="622"/>
-        </w:trPr>
-        <w:tc>
-          <w:tcPr>
-            <w:tcW w:w="1080" w:type="dxa"/>
-            <w:tcBorders>
-              <w:top w:val="single" w:sz="8" w:space="0" w:color="000000"/>
-              <w:left w:val="single" w:sz="8" w:space="0" w:color="000000"/>
-              <w:bottom w:val="single" w:sz="8" w:space="0" w:color="000000"/>
-              <w:right w:val="single" w:sz="8" w:space="0" w:color="000000"/>
-            </w:tcBorders>
-            <w:tcMar>
-              <w:top w:w="80" w:type="dxa"/>
-              <w:left w:w="80" w:type="dxa"/>
-              <w:bottom w:w="80" w:type="dxa"/>
-              <w:right w:w="80" w:type="dxa"/>
-            </w:tcMar>
-          </w:tcPr>
-          <w:p>
-            <w:pPr>
-              <w:pStyle w:val="Intestazione3"/>
-              <w:spacing w:before="0"/>
-              <w:jc w:val="left"/>
-              <w:rPr>
-                <w:rFonts w:ascii="Helvetica" w:hAnsi="Helvetica"/>
-                <w:color w:val="000000" w:themeColor="text1"/>
-                <w:sz w:val="24"/>
-                <w:szCs w:val="24"/>
-              </w:rPr>
-            </w:pPr>
-            <w:r>
-              <w:rPr>
-                <w:rFonts w:ascii="Helvetica" w:hAnsi="Helvetica"/>
-                <w:color w:val="000000" w:themeColor="text1"/>
-                <w:sz w:val="24"/>
-                <w:szCs w:val="24"/>
-              </w:rPr>
-              <w:t>1a.2</w:t>
-            </w:r>
-          </w:p>
-        </w:tc>
-        <w:tc>
-          <w:tcPr>
-            <w:tcW w:w="4605" w:type="dxa"/>
-            <w:tcBorders>
-              <w:top w:val="single" w:sz="8" w:space="0" w:color="000000"/>
-              <w:left w:val="single" w:sz="8" w:space="0" w:color="000000"/>
-              <w:bottom w:val="single" w:sz="8" w:space="0" w:color="000000"/>
-              <w:right w:val="single" w:sz="8" w:space="0" w:color="000000"/>
-            </w:tcBorders>
-            <w:tcMar>
-              <w:top w:w="80" w:type="dxa"/>
-              <w:left w:w="80" w:type="dxa"/>
-              <w:bottom w:w="80" w:type="dxa"/>
-              <w:right w:w="80" w:type="dxa"/>
-            </w:tcMar>
-          </w:tcPr>
-          <w:p>
-            <w:pPr>
-              <w:pStyle w:val="Corpo"/>
-              <w:spacing w:line="240" w:lineRule="auto"/>
-              <w:rPr>
-                <w:rFonts w:ascii="Helvetica" w:hAnsi="Helvetica"/>
-                <w:sz w:val="24"/>
-                <w:szCs w:val="24"/>
-              </w:rPr>
-            </w:pPr>
-            <w:r>
-              <w:rPr>
-                <w:rFonts w:ascii="Helvetica" w:hAnsi="Helvetica"/>
-                <w:sz w:val="24"/>
-                <w:szCs w:val="24"/>
-              </w:rPr>
-              <w:t>Conferma l’operazione</w:t>
-            </w:r>
-          </w:p>
-        </w:tc>
-        <w:tc>
-          <w:tcPr>
-            <w:tcW w:w="4830" w:type="dxa"/>
-            <w:tcBorders>
-              <w:top w:val="single" w:sz="8" w:space="0" w:color="000000"/>
-              <w:left w:val="single" w:sz="8" w:space="0" w:color="000000"/>
-              <w:bottom w:val="single" w:sz="8" w:space="0" w:color="000000"/>
-              <w:right w:val="single" w:sz="8" w:space="0" w:color="000000"/>
-            </w:tcBorders>
-            <w:tcMar>
-              <w:top w:w="80" w:type="dxa"/>
-              <w:left w:w="80" w:type="dxa"/>
-              <w:bottom w:w="80" w:type="dxa"/>
-              <w:right w:w="80" w:type="dxa"/>
-            </w:tcMar>
-          </w:tcPr>
-          <w:p>
-            <w:pPr>
-              <w:pStyle w:val="Corpo"/>
-              <w:jc w:val="left"/>
-              <w:rPr>
-                <w:rFonts w:ascii="Helvetica" w:hAnsi="Helvetica"/>
-                <w:sz w:val="24"/>
-                <w:szCs w:val="24"/>
-              </w:rPr>
-            </w:pPr>
-            <w:r>
-              <w:rPr>
-                <w:rFonts w:ascii="Helvetica" w:hAnsi="Helvetica"/>
-                <w:sz w:val="24"/>
-                <w:szCs w:val="24"/>
-              </w:rPr>
-              <w:t>Verifica che lo stato sia “Preliminare”</w:t>
-            </w:r>
-            <w:r>
-              <w:rPr>
-                <w:rFonts w:ascii="Helvetica" w:hAnsi="Helvetica"/>
-                <w:sz w:val="24"/>
-                <w:szCs w:val="24"/>
-              </w:rPr>
-              <w:t>, imposta lo stato a “Annullato” e libera lo chef</w:t>
+              <w:t>Fornisce la scheda dell’evento scelto</w:t>
             </w:r>
           </w:p>
         </w:tc>
@@ -2038,7 +1785,7 @@
                 <w:sz w:val="24"/>
                 <w:szCs w:val="24"/>
               </w:rPr>
-              <w:t>Termina il caso d’uso</w:t>
+              <w:t>Procede al passo 2</w:t>
             </w:r>
           </w:p>
         </w:tc>
@@ -2077,16 +1824,9 @@
         </w:rPr>
       </w:pPr>
     </w:p>
-    <w:p>
-      <w:pPr>
-        <w:rPr>
-          <w:rFonts w:ascii="Helvetica" w:hAnsi="Helvetica"/>
-        </w:rPr>
-      </w:pPr>
-    </w:p>
     <w:tbl>
       <w:tblPr>
-        <w:tblpPr w:leftFromText="141" w:rightFromText="141" w:vertAnchor="page" w:horzAnchor="margin" w:tblpXSpec="center" w:tblpY="9747"/>
+        <w:tblpPr w:leftFromText="141" w:rightFromText="141" w:vertAnchor="page" w:horzAnchor="margin" w:tblpXSpec="center" w:tblpY="7186"/>
         <w:tblW w:w="10515" w:type="dxa"/>
         <w:tblBorders>
           <w:top w:val="single" w:sz="8" w:space="0" w:color="FFFFFF"/>
@@ -2129,6 +1869,7 @@
           <w:p>
             <w:pPr>
               <w:pStyle w:val="Corpo"/>
+              <w:jc w:val="left"/>
               <w:rPr>
                 <w:rFonts w:ascii="Helvetica" w:hAnsi="Helvetica"/>
                 <w:b/>
@@ -2141,7 +1882,7 @@
                 <w:b/>
                 <w:bCs/>
               </w:rPr>
-              <w:t xml:space="preserve"># </w:t>
+              <w:t>#</w:t>
             </w:r>
           </w:p>
         </w:tc>
@@ -2165,6 +1906,7 @@
           <w:p>
             <w:pPr>
               <w:pStyle w:val="Corpo"/>
+              <w:jc w:val="left"/>
               <w:rPr>
                 <w:rFonts w:ascii="Helvetica" w:hAnsi="Helvetica"/>
                 <w:b/>
@@ -2201,6 +1943,7 @@
           <w:p>
             <w:pPr>
               <w:pStyle w:val="Corpo"/>
+              <w:jc w:val="left"/>
               <w:rPr>
                 <w:rFonts w:ascii="Helvetica" w:hAnsi="Helvetica"/>
                 <w:b/>
@@ -2253,7 +1996,7 @@
                 <w:b/>
                 <w:bCs/>
               </w:rPr>
-              <w:t>1b.1</w:t>
+              <w:t>2a.1</w:t>
             </w:r>
           </w:p>
         </w:tc>
@@ -2284,7 +2027,7 @@
               <w:rPr>
                 <w:rFonts w:ascii="Helvetica" w:hAnsi="Helvetica"/>
               </w:rPr>
-              <w:t xml:space="preserve">Elimina </w:t>
+              <w:t xml:space="preserve">Annulla </w:t>
             </w:r>
             <w:r>
               <w:rPr>
@@ -2321,7 +2064,19 @@
               <w:rPr>
                 <w:rFonts w:ascii="Helvetica" w:hAnsi="Helvetica"/>
               </w:rPr>
-              <w:t>Se l’evento è parte di una ricorrenza, chiede se eliminare solo l’istanza o tutte le future</w:t>
+              <w:t xml:space="preserve">Se l’evento è parte di una ricorrenza, chiede se </w:t>
+            </w:r>
+            <w:r>
+              <w:rPr>
+                <w:rFonts w:ascii="Helvetica" w:hAnsi="Helvetica"/>
+              </w:rPr>
+              <w:t>annullare</w:t>
+            </w:r>
+            <w:r>
+              <w:rPr>
+                <w:rFonts w:ascii="Helvetica" w:hAnsi="Helvetica"/>
+              </w:rPr>
+              <w:t xml:space="preserve"> solo l’istanza o tutte le future</w:t>
             </w:r>
           </w:p>
         </w:tc>
@@ -2361,7 +2116,23 @@
                 <w:b/>
                 <w:bCs/>
               </w:rPr>
-              <w:t>1b.2</w:t>
+              <w:t>2</w:t>
+            </w:r>
+            <w:r>
+              <w:rPr>
+                <w:rFonts w:ascii="Helvetica" w:hAnsi="Helvetica"/>
+                <w:b/>
+                <w:bCs/>
+              </w:rPr>
+              <w:t>a</w:t>
+            </w:r>
+            <w:r>
+              <w:rPr>
+                <w:rFonts w:ascii="Helvetica" w:hAnsi="Helvetica"/>
+                <w:b/>
+                <w:bCs/>
+              </w:rPr>
+              <w:t>.2</w:t>
             </w:r>
           </w:p>
         </w:tc>
@@ -2423,7 +2194,37 @@
               <w:rPr>
                 <w:rFonts w:ascii="Helvetica" w:hAnsi="Helvetica"/>
               </w:rPr>
-              <w:t>Verifica che l'evento non sia "In corso". Rimuove i dati dal sistema</w:t>
+              <w:t xml:space="preserve">Verifica che l'evento non sia </w:t>
+            </w:r>
+            <w:r>
+              <w:rPr>
+                <w:rFonts w:ascii="Helvetica" w:hAnsi="Helvetica"/>
+              </w:rPr>
+              <w:t xml:space="preserve">in stato </w:t>
+            </w:r>
+            <w:r>
+              <w:rPr>
+                <w:rFonts w:ascii="Helvetica" w:hAnsi="Helvetica"/>
+              </w:rPr>
+              <w:t>"</w:t>
+            </w:r>
+            <w:r>
+              <w:rPr>
+                <w:rFonts w:ascii="Helvetica" w:hAnsi="Helvetica"/>
+              </w:rPr>
+              <w:t>Preliminare</w:t>
+            </w:r>
+            <w:r>
+              <w:rPr>
+                <w:rFonts w:ascii="Helvetica" w:hAnsi="Helvetica"/>
+              </w:rPr>
+              <w:t>"</w:t>
+            </w:r>
+            <w:r>
+              <w:rPr>
+                <w:rFonts w:ascii="Helvetica" w:hAnsi="Helvetica"/>
+              </w:rPr>
+              <w:t>, imposta lo stato annullato e libera lo Chef.</w:t>
             </w:r>
           </w:p>
         </w:tc>
@@ -2533,27 +2334,24 @@
         <w:rPr>
           <w:rFonts w:ascii="Helvetica" w:hAnsi="Helvetica"/>
         </w:rPr>
-        <w:t>Estensione 1b</w:t>
+        <w:t xml:space="preserve">Estensione </w:t>
       </w:r>
-    </w:p>
-    <w:p>
-      <w:pPr>
-        <w:pStyle w:val="Intestazione"/>
-        <w:spacing w:after="0"/>
-        <w:rPr>
-          <w:rFonts w:ascii="Helvetica" w:hAnsi="Helvetica"/>
-        </w:rPr>
-      </w:pPr>
       <w:r>
         <w:rPr>
           <w:rFonts w:ascii="Helvetica" w:hAnsi="Helvetica"/>
         </w:rPr>
-        <w:t>Estensione 1c</w:t>
+        <w:t>2</w:t>
+      </w:r>
+      <w:r>
+        <w:rPr>
+          <w:rFonts w:ascii="Helvetica" w:hAnsi="Helvetica"/>
+        </w:rPr>
+        <w:t>a</w:t>
       </w:r>
     </w:p>
     <w:tbl>
       <w:tblPr>
-        <w:tblpPr w:leftFromText="141" w:rightFromText="141" w:vertAnchor="page" w:horzAnchor="margin" w:tblpXSpec="center" w:tblpY="13508"/>
+        <w:tblpPr w:leftFromText="141" w:rightFromText="141" w:vertAnchor="page" w:horzAnchor="margin" w:tblpXSpec="center" w:tblpY="11818"/>
         <w:tblW w:w="10515" w:type="dxa"/>
         <w:tblBorders>
           <w:top w:val="single" w:sz="8" w:space="0" w:color="FFFFFF"/>
@@ -2597,14 +2395,12 @@
             <w:pPr>
               <w:pStyle w:val="Corpo"/>
               <w:rPr>
-                <w:rFonts w:ascii="Helvetica" w:hAnsi="Helvetica"/>
                 <w:b/>
                 <w:bCs/>
               </w:rPr>
             </w:pPr>
             <w:r>
               <w:rPr>
-                <w:rFonts w:ascii="Helvetica" w:hAnsi="Helvetica"/>
                 <w:b/>
                 <w:bCs/>
               </w:rPr>
@@ -2633,14 +2429,12 @@
             <w:pPr>
               <w:pStyle w:val="Corpo"/>
               <w:rPr>
-                <w:rFonts w:ascii="Helvetica" w:hAnsi="Helvetica"/>
                 <w:b/>
                 <w:bCs/>
               </w:rPr>
             </w:pPr>
             <w:r>
               <w:rPr>
-                <w:rFonts w:ascii="Helvetica" w:hAnsi="Helvetica"/>
                 <w:b/>
                 <w:bCs/>
               </w:rPr>
@@ -2669,14 +2463,12 @@
             <w:pPr>
               <w:pStyle w:val="Corpo"/>
               <w:rPr>
-                <w:rFonts w:ascii="Helvetica" w:hAnsi="Helvetica"/>
                 <w:b/>
                 <w:bCs/>
               </w:rPr>
             </w:pPr>
             <w:r>
               <w:rPr>
-                <w:rFonts w:ascii="Helvetica" w:hAnsi="Helvetica"/>
                 <w:b/>
                 <w:bCs/>
               </w:rPr>
@@ -2709,18 +2501,23 @@
             <w:pPr>
               <w:pStyle w:val="Corpo"/>
               <w:rPr>
-                <w:rFonts w:ascii="Helvetica" w:hAnsi="Helvetica"/>
                 <w:b/>
                 <w:bCs/>
               </w:rPr>
             </w:pPr>
             <w:r>
               <w:rPr>
-                <w:rFonts w:ascii="Helvetica" w:hAnsi="Helvetica"/>
                 <w:b/>
                 <w:bCs/>
               </w:rPr>
-              <w:t>1c.1</w:t>
+              <w:t>2b</w:t>
+            </w:r>
+            <w:r>
+              <w:rPr>
+                <w:b/>
+                <w:bCs/>
+              </w:rPr>
+              <w:t>.1</w:t>
             </w:r>
           </w:p>
         </w:tc>
@@ -2743,15 +2540,9 @@
           <w:p>
             <w:pPr>
               <w:pStyle w:val="Corpo"/>
-              <w:rPr>
-                <w:rFonts w:ascii="Helvetica" w:hAnsi="Helvetica"/>
-              </w:rPr>
-            </w:pPr>
-            <w:r>
-              <w:rPr>
-                <w:rFonts w:ascii="Helvetica" w:hAnsi="Helvetica"/>
-              </w:rPr>
-              <w:t>Modifica i dati della scheda (luogo, date e partecipanti)</w:t>
+            </w:pPr>
+            <w:r>
+              <w:t xml:space="preserve">Elimina l’evento o una singola istanza </w:t>
             </w:r>
           </w:p>
         </w:tc>
@@ -2774,15 +2565,9 @@
           <w:p>
             <w:pPr>
               <w:pStyle w:val="Corpo"/>
-              <w:rPr>
-                <w:rFonts w:ascii="Helvetica" w:hAnsi="Helvetica"/>
-              </w:rPr>
-            </w:pPr>
-            <w:r>
-              <w:rPr>
-                <w:rFonts w:ascii="Helvetica" w:hAnsi="Helvetica"/>
-              </w:rPr>
-              <w:t>Verifica che la nuova data rispetti il preavviso</w:t>
+            </w:pPr>
+            <w:r>
+              <w:t>Se l’evento è parte di una ricorrenza, chiede se eliminare solo l’istanza o tutte le future</w:t>
             </w:r>
           </w:p>
         </w:tc>
@@ -2811,19 +2596,30 @@
             <w:pPr>
               <w:pStyle w:val="Corpo"/>
               <w:rPr>
-                <w:rFonts w:ascii="Helvetica" w:hAnsi="Helvetica"/>
                 <w:b/>
                 <w:bCs/>
               </w:rPr>
             </w:pPr>
             <w:r>
               <w:rPr>
-                <w:rFonts w:ascii="Helvetica" w:hAnsi="Helvetica"/>
                 <w:b/>
                 <w:bCs/>
               </w:rPr>
-              <w:lastRenderedPageBreak/>
-              <w:t>1c.2</w:t>
+              <w:t>2b</w:t>
+            </w:r>
+            <w:r>
+              <w:rPr>
+                <w:b/>
+                <w:bCs/>
+              </w:rPr>
+              <w:t>.</w:t>
+            </w:r>
+            <w:r>
+              <w:rPr>
+                <w:b/>
+                <w:bCs/>
+              </w:rPr>
+              <w:t>2</w:t>
             </w:r>
           </w:p>
         </w:tc>
@@ -2846,15 +2642,9 @@
           <w:p>
             <w:pPr>
               <w:pStyle w:val="Corpo"/>
-              <w:rPr>
-                <w:rFonts w:ascii="Helvetica" w:hAnsi="Helvetica"/>
-              </w:rPr>
-            </w:pPr>
-            <w:r>
-              <w:rPr>
-                <w:rFonts w:ascii="Helvetica" w:hAnsi="Helvetica"/>
-              </w:rPr>
-              <w:t>Conferma le modifiche</w:t>
+            </w:pPr>
+            <w:r>
+              <w:t>Conferma l’operazione</w:t>
             </w:r>
           </w:p>
         </w:tc>
@@ -2877,15 +2667,9 @@
           <w:p>
             <w:pPr>
               <w:pStyle w:val="Corpo"/>
-              <w:rPr>
-                <w:rFonts w:ascii="Helvetica" w:hAnsi="Helvetica"/>
-              </w:rPr>
-            </w:pPr>
-            <w:r>
-              <w:rPr>
-                <w:rFonts w:ascii="Helvetica" w:hAnsi="Helvetica"/>
-              </w:rPr>
-              <w:t>Aggiorna la scheda evento. Se l'evento è ricorrente, chiede se propagare la modifica</w:t>
+            </w:pPr>
+            <w:r>
+              <w:t>Verifica che l'evento non sia "In corso". Rimuove i dati dal sistema</w:t>
             </w:r>
           </w:p>
         </w:tc>
@@ -2914,7 +2698,6 @@
             <w:pPr>
               <w:pStyle w:val="Corpo"/>
               <w:rPr>
-                <w:rFonts w:ascii="Helvetica" w:hAnsi="Helvetica"/>
                 <w:b/>
                 <w:bCs/>
               </w:rPr>
@@ -2941,26 +2724,16 @@
             <w:pPr>
               <w:pStyle w:val="Corpo"/>
               <w:rPr>
-                <w:rFonts w:ascii="Helvetica" w:hAnsi="Helvetica"/>
                 <w:i/>
                 <w:iCs/>
               </w:rPr>
             </w:pPr>
             <w:r>
               <w:rPr>
-                <w:rFonts w:ascii="Helvetica" w:hAnsi="Helvetica"/>
                 <w:i/>
                 <w:iCs/>
               </w:rPr>
-              <w:t>Torna al passo 2</w:t>
-            </w:r>
-            <w:r>
-              <w:rPr>
-                <w:rFonts w:ascii="Helvetica" w:hAnsi="Helvetica"/>
-                <w:i/>
-                <w:iCs/>
-              </w:rPr>
-              <w:t xml:space="preserve"> altrimenti termina il caso d’uso</w:t>
+              <w:t>Termina il caso d’uso</w:t>
             </w:r>
           </w:p>
         </w:tc>
@@ -2983,9 +2756,6 @@
           <w:p>
             <w:pPr>
               <w:pStyle w:val="Corpo"/>
-              <w:rPr>
-                <w:rFonts w:ascii="Helvetica" w:hAnsi="Helvetica"/>
-              </w:rPr>
             </w:pPr>
           </w:p>
         </w:tc>
@@ -2993,9 +2763,44 @@
     </w:tbl>
     <w:p>
       <w:pPr>
+        <w:pStyle w:val="Intestazione"/>
+        <w:spacing w:after="0"/>
         <w:rPr>
           <w:rFonts w:ascii="Helvetica" w:hAnsi="Helvetica"/>
         </w:rPr>
+      </w:pPr>
+      <w:r>
+        <w:rPr>
+          <w:rFonts w:ascii="Helvetica" w:hAnsi="Helvetica"/>
+        </w:rPr>
+        <w:t>E</w:t>
+      </w:r>
+      <w:r>
+        <w:rPr>
+          <w:rFonts w:ascii="Helvetica" w:hAnsi="Helvetica"/>
+        </w:rPr>
+        <w:t xml:space="preserve">stensione </w:t>
+      </w:r>
+      <w:r>
+        <w:rPr>
+          <w:rFonts w:ascii="Helvetica" w:hAnsi="Helvetica"/>
+        </w:rPr>
+        <w:t>2b</w:t>
+      </w:r>
+    </w:p>
+    <w:p>
+      <w:pPr>
+        <w:pStyle w:val="Corpo"/>
+      </w:pPr>
+    </w:p>
+    <w:p>
+      <w:pPr>
+        <w:pStyle w:val="Corpo"/>
+      </w:pPr>
+    </w:p>
+    <w:p>
+      <w:pPr>
+        <w:pStyle w:val="Corpo"/>
       </w:pPr>
     </w:p>
     <w:p>
@@ -3010,13 +2815,20 @@
         <w:rPr>
           <w:rFonts w:ascii="Helvetica" w:hAnsi="Helvetica"/>
         </w:rPr>
-        <w:t>Estensione 1d</w:t>
+        <w:lastRenderedPageBreak/>
+        <w:t xml:space="preserve">Estensione </w:t>
+      </w:r>
+      <w:r>
+        <w:rPr>
+          <w:rFonts w:ascii="Helvetica" w:hAnsi="Helvetica"/>
+        </w:rPr>
+        <w:t>2c</w:t>
       </w:r>
     </w:p>
     <w:tbl>
       <w:tblPr>
         <w:tblStyle w:val="TableNormal"/>
-        <w:tblpPr w:leftFromText="141" w:rightFromText="141" w:vertAnchor="page" w:horzAnchor="margin" w:tblpXSpec="center" w:tblpY="4295"/>
+        <w:tblpPr w:leftFromText="141" w:rightFromText="141" w:vertAnchor="page" w:horzAnchor="margin" w:tblpXSpec="center" w:tblpY="2376"/>
         <w:tblW w:w="10515" w:type="dxa"/>
         <w:tblBorders>
           <w:top w:val="single" w:sz="8" w:space="0" w:color="FFFFFF"/>
@@ -3072,7 +2884,7 @@
                 <w:sz w:val="24"/>
                 <w:szCs w:val="24"/>
               </w:rPr>
-              <w:t xml:space="preserve"># </w:t>
+              <w:t>#</w:t>
             </w:r>
           </w:p>
         </w:tc>
@@ -3193,7 +3005,16 @@
                 <w:sz w:val="24"/>
                 <w:szCs w:val="24"/>
               </w:rPr>
-              <w:t>1d.1</w:t>
+              <w:t>2c</w:t>
+            </w:r>
+            <w:r>
+              <w:rPr>
+                <w:rFonts w:ascii="Helvetica" w:hAnsi="Helvetica"/>
+                <w:color w:val="000000" w:themeColor="text1"/>
+                <w:sz w:val="24"/>
+                <w:szCs w:val="24"/>
+              </w:rPr>
+              <w:t>.1</w:t>
             </w:r>
           </w:p>
         </w:tc>
@@ -3229,7 +3050,7 @@
                 <w:sz w:val="24"/>
                 <w:szCs w:val="24"/>
               </w:rPr>
-              <w:t>Indica che l’evento è ricorrente e inserisce frequenza e data fine/numero ripetizioni</w:t>
+              <w:t>Termina un evento chiudendo la scheda dell’evento e inserendo note storiche e allegandone la documentazione</w:t>
             </w:r>
           </w:p>
         </w:tc>
@@ -3265,126 +3086,7 @@
                 <w:sz w:val="24"/>
                 <w:szCs w:val="24"/>
               </w:rPr>
-              <w:t>Registra i parametri della ricorrenza</w:t>
-            </w:r>
-          </w:p>
-        </w:tc>
-      </w:tr>
-      <w:tr>
-        <w:trPr>
-          <w:trHeight w:val="622"/>
-        </w:trPr>
-        <w:tc>
-          <w:tcPr>
-            <w:tcW w:w="1080" w:type="dxa"/>
-            <w:tcBorders>
-              <w:top w:val="single" w:sz="8" w:space="0" w:color="000000"/>
-              <w:left w:val="single" w:sz="8" w:space="0" w:color="000000"/>
-              <w:bottom w:val="single" w:sz="8" w:space="0" w:color="000000"/>
-              <w:right w:val="single" w:sz="8" w:space="0" w:color="000000"/>
-            </w:tcBorders>
-            <w:tcMar>
-              <w:top w:w="80" w:type="dxa"/>
-              <w:left w:w="80" w:type="dxa"/>
-              <w:bottom w:w="80" w:type="dxa"/>
-              <w:right w:w="80" w:type="dxa"/>
-            </w:tcMar>
-          </w:tcPr>
-          <w:p>
-            <w:pPr>
-              <w:rPr>
-                <w:rFonts w:ascii="Helvetica" w:hAnsi="Helvetica"/>
-                <w:b/>
-                <w:bCs/>
-                <w:sz w:val="24"/>
-                <w:szCs w:val="24"/>
-              </w:rPr>
-            </w:pPr>
-            <w:r>
-              <w:rPr>
-                <w:rFonts w:ascii="Helvetica" w:hAnsi="Helvetica"/>
-                <w:b/>
-                <w:bCs/>
-                <w:sz w:val="24"/>
-                <w:szCs w:val="24"/>
-              </w:rPr>
-              <w:t>1d.2</w:t>
-            </w:r>
-          </w:p>
-        </w:tc>
-        <w:tc>
-          <w:tcPr>
-            <w:tcW w:w="4605" w:type="dxa"/>
-            <w:tcBorders>
-              <w:top w:val="single" w:sz="8" w:space="0" w:color="000000"/>
-              <w:left w:val="single" w:sz="8" w:space="0" w:color="000000"/>
-              <w:bottom w:val="single" w:sz="8" w:space="0" w:color="000000"/>
-              <w:right w:val="single" w:sz="8" w:space="0" w:color="000000"/>
-            </w:tcBorders>
-            <w:tcMar>
-              <w:top w:w="80" w:type="dxa"/>
-              <w:left w:w="80" w:type="dxa"/>
-              <w:bottom w:w="80" w:type="dxa"/>
-              <w:right w:w="80" w:type="dxa"/>
-            </w:tcMar>
-          </w:tcPr>
-          <w:p>
-            <w:pPr>
-              <w:rPr>
-                <w:rFonts w:ascii="Helvetica" w:hAnsi="Helvetica"/>
-                <w:sz w:val="24"/>
-                <w:szCs w:val="24"/>
-              </w:rPr>
-            </w:pPr>
-            <w:r>
-              <w:rPr>
-                <w:rFonts w:ascii="Helvetica" w:hAnsi="Helvetica"/>
-                <w:sz w:val="24"/>
-                <w:szCs w:val="24"/>
-              </w:rPr>
-              <w:t>Conferma i dati</w:t>
-            </w:r>
-          </w:p>
-        </w:tc>
-        <w:tc>
-          <w:tcPr>
-            <w:tcW w:w="4830" w:type="dxa"/>
-            <w:tcBorders>
-              <w:top w:val="single" w:sz="8" w:space="0" w:color="000000"/>
-              <w:left w:val="single" w:sz="8" w:space="0" w:color="000000"/>
-              <w:bottom w:val="single" w:sz="8" w:space="0" w:color="000000"/>
-              <w:right w:val="single" w:sz="8" w:space="0" w:color="000000"/>
-            </w:tcBorders>
-            <w:tcMar>
-              <w:top w:w="80" w:type="dxa"/>
-              <w:left w:w="80" w:type="dxa"/>
-              <w:bottom w:w="80" w:type="dxa"/>
-              <w:right w:w="80" w:type="dxa"/>
-            </w:tcMar>
-          </w:tcPr>
-          <w:p>
-            <w:pPr>
-              <w:rPr>
-                <w:rFonts w:ascii="Helvetica" w:hAnsi="Helvetica"/>
-                <w:sz w:val="24"/>
-                <w:szCs w:val="24"/>
-              </w:rPr>
-            </w:pPr>
-            <w:r>
-              <w:rPr>
-                <w:rFonts w:ascii="Helvetica" w:hAnsi="Helvetica"/>
-                <w:sz w:val="24"/>
-                <w:szCs w:val="24"/>
-              </w:rPr>
-              <w:t xml:space="preserve">Genera </w:t>
-            </w:r>
-            <w:r>
-              <w:rPr>
-                <w:rFonts w:ascii="Helvetica" w:hAnsi="Helvetica"/>
-                <w:sz w:val="24"/>
-                <w:szCs w:val="24"/>
-              </w:rPr>
-              <w:t>automaticamente tutte le istanze nel calendario</w:t>
+              <w:t>Registra le informazioni e registra l’evento come chiuso</w:t>
             </w:r>
           </w:p>
         </w:tc>
@@ -3455,7 +3157,7 @@
                 <w:sz w:val="24"/>
                 <w:szCs w:val="24"/>
               </w:rPr>
-              <w:t>Il flusso riprende dal passo 3</w:t>
+              <w:t>Termina il caso d’uso</w:t>
             </w:r>
           </w:p>
         </w:tc>
@@ -3487,13 +3189,6 @@
         </w:tc>
       </w:tr>
     </w:tbl>
-    <w:p>
-      <w:pPr>
-        <w:rPr>
-          <w:rFonts w:ascii="Helvetica" w:hAnsi="Helvetica"/>
-        </w:rPr>
-      </w:pPr>
-    </w:p>
     <w:p>
       <w:pPr>
         <w:pStyle w:val="Corpo"/>
@@ -3518,7 +3213,23 @@
           <w:color w:val="CC0000"/>
           <w:u w:color="CC0000"/>
         </w:rPr>
-        <w:t>Eccezione 1a.1a</w:t>
+        <w:t xml:space="preserve">Eccezione </w:t>
+      </w:r>
+      <w:r>
+        <w:rPr>
+          <w:rFonts w:ascii="Helvetica" w:hAnsi="Helvetica"/>
+          <w:color w:val="CC0000"/>
+          <w:u w:color="CC0000"/>
+        </w:rPr>
+        <w:t>2</w:t>
+      </w:r>
+      <w:r>
+        <w:rPr>
+          <w:rFonts w:ascii="Helvetica" w:hAnsi="Helvetica"/>
+          <w:color w:val="CC0000"/>
+          <w:u w:color="CC0000"/>
+        </w:rPr>
+        <w:t>a.1a</w:t>
       </w:r>
     </w:p>
     <w:tbl>
@@ -3708,7 +3419,17 @@
                 <w:szCs w:val="24"/>
                 <w:u w:color="CC0000"/>
               </w:rPr>
-              <w:t>1a.1a.1</w:t>
+              <w:t>2</w:t>
+            </w:r>
+            <w:r>
+              <w:rPr>
+                <w:rFonts w:ascii="Helvetica" w:hAnsi="Helvetica"/>
+                <w:color w:val="CC0000"/>
+                <w:sz w:val="24"/>
+                <w:szCs w:val="24"/>
+                <w:u w:color="CC0000"/>
+              </w:rPr>
+              <w:t>a.1a.1</w:t>
             </w:r>
           </w:p>
         </w:tc>
@@ -3744,7 +3465,23 @@
                 <w:sz w:val="24"/>
                 <w:szCs w:val="24"/>
               </w:rPr>
-              <w:t>Conferma l’annullamento dell’evento/istanza</w:t>
+              <w:t>Conferma</w:t>
+            </w:r>
+            <w:r>
+              <w:rPr>
+                <w:rFonts w:ascii="Helvetica" w:hAnsi="Helvetica"/>
+                <w:sz w:val="24"/>
+                <w:szCs w:val="24"/>
+              </w:rPr>
+              <w:t xml:space="preserve"> </w:t>
+            </w:r>
+            <w:r>
+              <w:rPr>
+                <w:rFonts w:ascii="Helvetica" w:hAnsi="Helvetica"/>
+                <w:sz w:val="24"/>
+                <w:szCs w:val="24"/>
+              </w:rPr>
+              <w:t>l’annullamento dell’evento/istanza</w:t>
             </w:r>
             <w:r>
               <w:rPr>
@@ -3844,7 +3581,17 @@
                 <w:szCs w:val="24"/>
                 <w:u w:color="CC0000"/>
               </w:rPr>
-              <w:t>1a.1a.2</w:t>
+              <w:t>2</w:t>
+            </w:r>
+            <w:r>
+              <w:rPr>
+                <w:rFonts w:ascii="Helvetica" w:hAnsi="Helvetica"/>
+                <w:color w:val="CC0000"/>
+                <w:sz w:val="24"/>
+                <w:szCs w:val="24"/>
+                <w:u w:color="CC0000"/>
+              </w:rPr>
+              <w:t>a.1a.2</w:t>
             </w:r>
           </w:p>
         </w:tc>
@@ -4068,20 +3815,47 @@
           <w:u w:color="CC0000"/>
         </w:rPr>
       </w:pPr>
+    </w:p>
+    <w:p>
+      <w:pPr>
+        <w:pStyle w:val="Intestazione"/>
+        <w:spacing w:after="0"/>
+        <w:rPr>
+          <w:rFonts w:ascii="Helvetica" w:hAnsi="Helvetica"/>
+          <w:color w:val="CC0000"/>
+          <w:u w:color="CC0000"/>
+        </w:rPr>
+      </w:pPr>
       <w:r>
         <w:rPr>
           <w:rFonts w:ascii="Helvetica" w:hAnsi="Helvetica"/>
           <w:color w:val="CC0000"/>
           <w:u w:color="CC0000"/>
         </w:rPr>
-        <w:t>Eccezione 1b.1a</w:t>
+        <w:t xml:space="preserve">Eccezione </w:t>
+      </w:r>
+      <w:r>
+        <w:rPr>
+          <w:rFonts w:ascii="Helvetica" w:hAnsi="Helvetica"/>
+          <w:color w:val="CC0000"/>
+          <w:u w:color="CC0000"/>
+        </w:rPr>
+        <w:t>2</w:t>
+      </w:r>
+      <w:r>
+        <w:rPr>
+          <w:rFonts w:ascii="Helvetica" w:hAnsi="Helvetica"/>
+          <w:color w:val="CC0000"/>
+          <w:u w:color="CC0000"/>
+        </w:rPr>
+        <w:t>b.1a</w:t>
       </w:r>
     </w:p>
     <w:tbl>
       <w:tblPr>
         <w:tblStyle w:val="TableNormal"/>
+        <w:tblpPr w:leftFromText="141" w:rightFromText="141" w:vertAnchor="page" w:horzAnchor="margin" w:tblpXSpec="center" w:tblpY="10793"/>
         <w:tblW w:w="10515" w:type="dxa"/>
-        <w:jc w:val="center"/>
         <w:tblBorders>
           <w:top w:val="single" w:sz="8" w:space="0" w:color="FFFFFF"/>
           <w:left w:val="single" w:sz="8" w:space="0" w:color="FFFFFF"/>
@@ -4102,7 +3876,6 @@
       <w:tr>
         <w:trPr>
           <w:trHeight w:val="360"/>
-          <w:jc w:val="center"/>
         </w:trPr>
         <w:tc>
           <w:tcPr>
@@ -4227,7 +4000,6 @@
       <w:tr>
         <w:trPr>
           <w:trHeight w:val="549"/>
-          <w:jc w:val="center"/>
         </w:trPr>
         <w:tc>
           <w:tcPr>
@@ -4264,7 +4036,17 @@
                 <w:szCs w:val="24"/>
                 <w:u w:color="CC0000"/>
               </w:rPr>
-              <w:t>1b.1a.1</w:t>
+              <w:t>2</w:t>
+            </w:r>
+            <w:r>
+              <w:rPr>
+                <w:rFonts w:ascii="Helvetica" w:hAnsi="Helvetica"/>
+                <w:color w:val="CC0000"/>
+                <w:sz w:val="24"/>
+                <w:szCs w:val="24"/>
+                <w:u w:color="CC0000"/>
+              </w:rPr>
+              <w:t>b.1a.1</w:t>
             </w:r>
           </w:p>
         </w:tc>
@@ -4300,15 +4082,7 @@
                 <w:sz w:val="24"/>
                 <w:szCs w:val="24"/>
               </w:rPr>
-              <w:t xml:space="preserve">Tenta di eliminare un evento/istanza </w:t>
-            </w:r>
-            <w:r>
-              <w:rPr>
-                <w:rFonts w:ascii="Helvetica" w:hAnsi="Helvetica"/>
-                <w:sz w:val="24"/>
-                <w:szCs w:val="24"/>
-              </w:rPr>
-              <w:t>già “In corso”</w:t>
+              <w:t>Tenta di eliminare un evento/istanza già “In corso”</w:t>
             </w:r>
           </w:p>
         </w:tc>
@@ -4353,7 +4127,6 @@
       <w:tr>
         <w:trPr>
           <w:trHeight w:val="300"/>
-          <w:jc w:val="center"/>
         </w:trPr>
         <w:tc>
           <w:tcPr>
@@ -4447,6 +4220,58 @@
         </w:tc>
       </w:tr>
     </w:tbl>
+    <w:p>
+      <w:pPr>
+        <w:rPr>
+          <w:rFonts w:ascii="Helvetica" w:hAnsi="Helvetica"/>
+          <w:b/>
+          <w:bCs/>
+          <w:color w:val="CC0000"/>
+          <w:sz w:val="36"/>
+          <w:szCs w:val="36"/>
+          <w:u w:color="CC0000"/>
+        </w:rPr>
+      </w:pPr>
+    </w:p>
+    <w:p>
+      <w:pPr>
+        <w:rPr>
+          <w:rFonts w:ascii="Helvetica" w:hAnsi="Helvetica"/>
+          <w:b/>
+          <w:bCs/>
+          <w:color w:val="CC0000"/>
+          <w:sz w:val="36"/>
+          <w:szCs w:val="36"/>
+          <w:u w:color="CC0000"/>
+        </w:rPr>
+      </w:pPr>
+    </w:p>
+    <w:p>
+      <w:pPr>
+        <w:rPr>
+          <w:rFonts w:ascii="Helvetica" w:hAnsi="Helvetica"/>
+          <w:b/>
+          <w:bCs/>
+          <w:color w:val="CC0000"/>
+          <w:sz w:val="36"/>
+          <w:szCs w:val="36"/>
+          <w:u w:color="CC0000"/>
+        </w:rPr>
+      </w:pPr>
+    </w:p>
+    <w:p>
+      <w:pPr>
+        <w:rPr>
+          <w:rFonts w:ascii="Helvetica" w:hAnsi="Helvetica"/>
+          <w:b/>
+          <w:bCs/>
+          <w:color w:val="CC0000"/>
+          <w:sz w:val="36"/>
+          <w:szCs w:val="36"/>
+          <w:u w:color="CC0000"/>
+        </w:rPr>
+      </w:pPr>
+    </w:p>
     <w:p>
       <w:pPr>
         <w:rPr>
@@ -4468,7 +4293,78 @@
           <w:u w:color="CC0000"/>
         </w:rPr>
         <w:lastRenderedPageBreak/>
-        <w:t>Eccezione 1c.1a</w:t>
+        <w:t xml:space="preserve">Eccezione </w:t>
+      </w:r>
+      <w:r>
+        <w:rPr>
+          <w:rFonts w:ascii="Helvetica" w:hAnsi="Helvetica"/>
+          <w:b/>
+          <w:bCs/>
+          <w:color w:val="CC0000"/>
+          <w:sz w:val="36"/>
+          <w:szCs w:val="36"/>
+          <w:u w:color="CC0000"/>
+        </w:rPr>
+        <w:t>2</w:t>
+      </w:r>
+      <w:r>
+        <w:rPr>
+          <w:rFonts w:ascii="Helvetica" w:hAnsi="Helvetica"/>
+          <w:b/>
+          <w:bCs/>
+          <w:color w:val="CC0000"/>
+          <w:sz w:val="36"/>
+          <w:szCs w:val="36"/>
+          <w:u w:color="CC0000"/>
+        </w:rPr>
+        <w:t>.1a</w:t>
+      </w:r>
+    </w:p>
+    <w:p>
+      <w:pPr>
+        <w:rPr>
+          <w:rFonts w:ascii="Helvetica" w:hAnsi="Helvetica"/>
+          <w:b/>
+          <w:bCs/>
+          <w:color w:val="CC0000"/>
+          <w:sz w:val="36"/>
+          <w:szCs w:val="36"/>
+          <w:u w:color="CC0000"/>
+        </w:rPr>
+      </w:pPr>
+    </w:p>
+    <w:p>
+      <w:pPr>
+        <w:rPr>
+          <w:rFonts w:ascii="Helvetica" w:hAnsi="Helvetica"/>
+          <w:b/>
+          <w:bCs/>
+          <w:color w:val="CC0000"/>
+          <w:sz w:val="36"/>
+          <w:szCs w:val="36"/>
+          <w:u w:color="CC0000"/>
+        </w:rPr>
+      </w:pPr>
+    </w:p>
+    <w:p>
+      <w:pPr>
+        <w:pStyle w:val="Intestazione"/>
+        <w:spacing w:after="0"/>
+        <w:rPr>
+          <w:rFonts w:ascii="Helvetica" w:hAnsi="Helvetica"/>
+        </w:rPr>
+      </w:pPr>
+      <w:r>
+        <w:rPr>
+          <w:rFonts w:ascii="Helvetica" w:hAnsi="Helvetica"/>
+        </w:rPr>
+        <w:t xml:space="preserve">Estensione </w:t>
+      </w:r>
+      <w:r>
+        <w:rPr>
+          <w:rFonts w:ascii="Helvetica" w:hAnsi="Helvetica"/>
+        </w:rPr>
+        <w:t>4a</w:t>
       </w:r>
     </w:p>
     <w:p>
@@ -4667,7 +4563,17 @@
                 <w:szCs w:val="24"/>
                 <w:u w:color="CC0000"/>
               </w:rPr>
-              <w:t>1c.1a.1</w:t>
+              <w:t>2</w:t>
+            </w:r>
+            <w:r>
+              <w:rPr>
+                <w:rFonts w:ascii="Helvetica" w:hAnsi="Helvetica"/>
+                <w:color w:val="CC0000"/>
+                <w:sz w:val="24"/>
+                <w:szCs w:val="24"/>
+                <w:u w:color="CC0000"/>
+              </w:rPr>
+              <w:t>.1a.1</w:t>
             </w:r>
           </w:p>
         </w:tc>
@@ -4794,7 +4700,17 @@
                 <w:szCs w:val="24"/>
                 <w:u w:color="CC0000"/>
               </w:rPr>
-              <w:t>1c.1a.2</w:t>
+              <w:t>2</w:t>
+            </w:r>
+            <w:r>
+              <w:rPr>
+                <w:rFonts w:ascii="Helvetica" w:hAnsi="Helvetica"/>
+                <w:color w:val="CC0000"/>
+                <w:sz w:val="24"/>
+                <w:szCs w:val="24"/>
+                <w:u w:color="CC0000"/>
+              </w:rPr>
+              <w:t>.1a.2</w:t>
             </w:r>
           </w:p>
         </w:tc>
@@ -4944,7 +4860,17 @@
                 <w:sz w:val="24"/>
                 <w:szCs w:val="24"/>
               </w:rPr>
-              <w:t>Il flusso riprende dal passo 2</w:t>
+              <w:t xml:space="preserve">Il flusso riprende dal passo </w:t>
+            </w:r>
+            <w:r>
+              <w:rPr>
+                <w:rFonts w:ascii="Helvetica" w:hAnsi="Helvetica"/>
+                <w:i/>
+                <w:iCs/>
+                <w:sz w:val="24"/>
+                <w:szCs w:val="24"/>
+              </w:rPr>
+              <w:t>3</w:t>
             </w:r>
           </w:p>
         </w:tc>
@@ -4976,21 +4902,6 @@
         </w:tc>
       </w:tr>
     </w:tbl>
-    <w:p>
-      <w:pPr>
-        <w:pStyle w:val="Intestazione"/>
-        <w:spacing w:after="0"/>
-        <w:rPr>
-          <w:rFonts w:ascii="Helvetica" w:hAnsi="Helvetica"/>
-        </w:rPr>
-      </w:pPr>
-      <w:r>
-        <w:rPr>
-          <w:rFonts w:ascii="Helvetica" w:hAnsi="Helvetica"/>
-        </w:rPr>
-        <w:t>Estensione 4a</w:t>
-      </w:r>
-    </w:p>
     <w:p>
       <w:pPr>
         <w:rPr>
@@ -5007,25 +4918,9 @@
         </w:rPr>
       </w:pPr>
     </w:p>
-    <w:p>
-      <w:pPr>
-        <w:pStyle w:val="Intestazione"/>
-        <w:spacing w:after="0"/>
-        <w:rPr>
-          <w:rFonts w:ascii="Helvetica" w:hAnsi="Helvetica"/>
-        </w:rPr>
-      </w:pPr>
-      <w:r>
-        <w:rPr>
-          <w:rFonts w:ascii="Helvetica" w:hAnsi="Helvetica"/>
-        </w:rPr>
-        <w:t>Estensione 4b</w:t>
-      </w:r>
-    </w:p>
     <w:tbl>
       <w:tblPr>
-        <w:tblpPr w:leftFromText="141" w:rightFromText="141" w:vertAnchor="page" w:horzAnchor="margin" w:tblpXSpec="center" w:tblpY="7646"/>
-        <w:tblOverlap w:val="never"/>
+        <w:tblpPr w:leftFromText="141" w:rightFromText="141" w:vertAnchor="page" w:horzAnchor="margin" w:tblpXSpec="center" w:tblpY="7587"/>
         <w:tblW w:w="10515" w:type="dxa"/>
         <w:tblBorders>
           <w:top w:val="single" w:sz="8" w:space="0" w:color="FFFFFF"/>
@@ -5072,7 +4967,6 @@
                 <w:rFonts w:ascii="Helvetica" w:hAnsi="Helvetica"/>
                 <w:b/>
                 <w:bCs/>
-                <w:color w:val="000000" w:themeColor="text1"/>
               </w:rPr>
             </w:pPr>
             <w:r>
@@ -5080,7 +4974,6 @@
                 <w:rFonts w:ascii="Helvetica" w:hAnsi="Helvetica"/>
                 <w:b/>
                 <w:bCs/>
-                <w:color w:val="000000" w:themeColor="text1"/>
               </w:rPr>
               <w:t xml:space="preserve"># </w:t>
             </w:r>
@@ -5110,7 +5003,6 @@
                 <w:rFonts w:ascii="Helvetica" w:hAnsi="Helvetica"/>
                 <w:b/>
                 <w:bCs/>
-                <w:color w:val="000000" w:themeColor="text1"/>
               </w:rPr>
             </w:pPr>
             <w:r>
@@ -5118,7 +5010,6 @@
                 <w:rFonts w:ascii="Helvetica" w:hAnsi="Helvetica"/>
                 <w:b/>
                 <w:bCs/>
-                <w:color w:val="000000" w:themeColor="text1"/>
               </w:rPr>
               <w:t>Attore</w:t>
             </w:r>
@@ -5148,7 +5039,6 @@
                 <w:rFonts w:ascii="Helvetica" w:hAnsi="Helvetica"/>
                 <w:b/>
                 <w:bCs/>
-                <w:color w:val="000000" w:themeColor="text1"/>
               </w:rPr>
             </w:pPr>
             <w:r>
@@ -5156,7 +5046,6 @@
                 <w:rFonts w:ascii="Helvetica" w:hAnsi="Helvetica"/>
                 <w:b/>
                 <w:bCs/>
-                <w:color w:val="000000" w:themeColor="text1"/>
               </w:rPr>
               <w:t>Sistema</w:t>
             </w:r>
@@ -5190,7 +5079,6 @@
                 <w:rFonts w:ascii="Helvetica" w:hAnsi="Helvetica"/>
                 <w:b/>
                 <w:bCs/>
-                <w:color w:val="000000" w:themeColor="text1"/>
               </w:rPr>
             </w:pPr>
             <w:r>
@@ -5198,9 +5086,16 @@
                 <w:rFonts w:ascii="Helvetica" w:hAnsi="Helvetica"/>
                 <w:b/>
                 <w:bCs/>
-                <w:color w:val="000000" w:themeColor="text1"/>
-              </w:rPr>
-              <w:t>4a.1</w:t>
+              </w:rPr>
+              <w:t>4a</w:t>
+            </w:r>
+            <w:r>
+              <w:rPr>
+                <w:rFonts w:ascii="Helvetica" w:hAnsi="Helvetica"/>
+                <w:b/>
+                <w:bCs/>
+              </w:rPr>
+              <w:t>.1</w:t>
             </w:r>
           </w:p>
         </w:tc>
@@ -5225,22 +5120,13 @@
               <w:pStyle w:val="Corpo"/>
               <w:rPr>
                 <w:rFonts w:ascii="Helvetica" w:hAnsi="Helvetica"/>
-                <w:color w:val="000000" w:themeColor="text1"/>
-              </w:rPr>
-            </w:pPr>
-            <w:r>
-              <w:rPr>
-                <w:rFonts w:ascii="Helvetica" w:hAnsi="Helvetica"/>
-                <w:color w:val="000000" w:themeColor="text1"/>
-              </w:rPr>
-              <w:t xml:space="preserve">Seleziona uno o più membri del personale </w:t>
-            </w:r>
-            <w:r>
-              <w:rPr>
-                <w:rFonts w:ascii="Helvetica" w:hAnsi="Helvetica"/>
-                <w:color w:val="000000" w:themeColor="text1"/>
-              </w:rPr>
-              <w:t xml:space="preserve">precedentemente assegnati a un turno per liberarli </w:t>
+              </w:rPr>
+            </w:pPr>
+            <w:r>
+              <w:rPr>
+                <w:rFonts w:ascii="Helvetica" w:hAnsi="Helvetica"/>
+              </w:rPr>
+              <w:t>Consulta i menù proposti dallo chef per i vari servizi</w:t>
             </w:r>
           </w:p>
         </w:tc>
@@ -5265,22 +5151,13 @@
               <w:pStyle w:val="Corpo"/>
               <w:rPr>
                 <w:rFonts w:ascii="Helvetica" w:hAnsi="Helvetica"/>
-                <w:color w:val="000000" w:themeColor="text1"/>
-              </w:rPr>
-            </w:pPr>
-            <w:r>
-              <w:rPr>
-                <w:rFonts w:ascii="Helvetica" w:hAnsi="Helvetica"/>
-                <w:color w:val="000000" w:themeColor="text1"/>
-              </w:rPr>
-              <w:t>Rimuove l'assegnamento del personale</w:t>
-            </w:r>
-            <w:r>
-              <w:rPr>
-                <w:rFonts w:ascii="Helvetica" w:hAnsi="Helvetica"/>
-                <w:color w:val="000000" w:themeColor="text1"/>
-              </w:rPr>
-              <w:t xml:space="preserve"> dal turno specifico </w:t>
+              </w:rPr>
+            </w:pPr>
+            <w:r>
+              <w:rPr>
+                <w:rFonts w:ascii="Helvetica" w:hAnsi="Helvetica"/>
+              </w:rPr>
+              <w:t>Fornisce i menù proposti dallo Chef</w:t>
             </w:r>
           </w:p>
         </w:tc>
@@ -5312,7 +5189,6 @@
                 <w:rFonts w:ascii="Helvetica" w:hAnsi="Helvetica"/>
                 <w:b/>
                 <w:bCs/>
-                <w:color w:val="000000" w:themeColor="text1"/>
               </w:rPr>
             </w:pPr>
             <w:r>
@@ -5320,9 +5196,16 @@
                 <w:rFonts w:ascii="Helvetica" w:hAnsi="Helvetica"/>
                 <w:b/>
                 <w:bCs/>
-                <w:color w:val="000000" w:themeColor="text1"/>
-              </w:rPr>
-              <w:t>4a.2</w:t>
+              </w:rPr>
+              <w:t>4a</w:t>
+            </w:r>
+            <w:r>
+              <w:rPr>
+                <w:rFonts w:ascii="Helvetica" w:hAnsi="Helvetica"/>
+                <w:b/>
+                <w:bCs/>
+              </w:rPr>
+              <w:t>.2</w:t>
             </w:r>
           </w:p>
         </w:tc>
@@ -5347,15 +5230,13 @@
               <w:pStyle w:val="Corpo"/>
               <w:rPr>
                 <w:rFonts w:ascii="Helvetica" w:hAnsi="Helvetica"/>
-                <w:color w:val="000000" w:themeColor="text1"/>
-              </w:rPr>
-            </w:pPr>
-            <w:r>
-              <w:rPr>
-                <w:rFonts w:ascii="Helvetica" w:hAnsi="Helvetica"/>
-                <w:color w:val="000000" w:themeColor="text1"/>
-              </w:rPr>
-              <w:t>Conferma l'operazione</w:t>
+              </w:rPr>
+            </w:pPr>
+            <w:r>
+              <w:rPr>
+                <w:rFonts w:ascii="Helvetica" w:hAnsi="Helvetica"/>
+              </w:rPr>
+              <w:t>Approva il menù, eventualmente proponendo delle modifiche</w:t>
             </w:r>
           </w:p>
         </w:tc>
@@ -5380,36 +5261,20 @@
               <w:pStyle w:val="Corpo"/>
               <w:rPr>
                 <w:rFonts w:ascii="Helvetica" w:hAnsi="Helvetica"/>
-                <w:color w:val="000000" w:themeColor="text1"/>
-              </w:rPr>
-            </w:pPr>
-            <w:r>
-              <w:rPr>
-                <w:rFonts w:ascii="Helvetica" w:hAnsi="Helvetica"/>
-                <w:color w:val="000000" w:themeColor="text1"/>
-              </w:rPr>
-              <w:t xml:space="preserve">Aggiorna lo stato del personale </w:t>
-            </w:r>
-            <w:r>
-              <w:rPr>
-                <w:rFonts w:ascii="Helvetica" w:hAnsi="Helvetica"/>
-                <w:color w:val="000000" w:themeColor="text1"/>
-              </w:rPr>
-              <w:t xml:space="preserve">come “Disponibile”, aggiorna il calendario degli impegni e invia una notifica </w:t>
-            </w:r>
-            <w:r>
-              <w:rPr>
-                <w:rFonts w:ascii="Helvetica" w:hAnsi="Helvetica"/>
-                <w:color w:val="000000" w:themeColor="text1"/>
-              </w:rPr>
-              <w:t>di annullamento turno ai diretti interessati</w:t>
+              </w:rPr>
+            </w:pPr>
+            <w:r>
+              <w:rPr>
+                <w:rFonts w:ascii="Helvetica" w:hAnsi="Helvetica"/>
+              </w:rPr>
+              <w:t>Registra l’approvazione e imposta lo stato dell’evento come “In corso”</w:t>
             </w:r>
           </w:p>
         </w:tc>
       </w:tr>
       <w:tr>
         <w:trPr>
-          <w:trHeight w:val="314"/>
+          <w:trHeight w:val="312"/>
         </w:trPr>
         <w:tc>
           <w:tcPr>
@@ -5434,7 +5299,6 @@
                 <w:rFonts w:ascii="Helvetica" w:hAnsi="Helvetica"/>
                 <w:b/>
                 <w:bCs/>
-                <w:color w:val="000000" w:themeColor="text1"/>
               </w:rPr>
             </w:pPr>
           </w:p>
@@ -5462,7 +5326,6 @@
                 <w:rFonts w:ascii="Helvetica" w:hAnsi="Helvetica"/>
                 <w:i/>
                 <w:iCs/>
-                <w:color w:val="000000" w:themeColor="text1"/>
               </w:rPr>
             </w:pPr>
             <w:r>
@@ -5470,464 +5333,16 @@
                 <w:rFonts w:ascii="Helvetica" w:hAnsi="Helvetica"/>
                 <w:i/>
                 <w:iCs/>
-                <w:color w:val="000000" w:themeColor="text1"/>
-              </w:rPr>
-              <w:t>Procede al passo 5</w:t>
-            </w:r>
-          </w:p>
-        </w:tc>
-        <w:tc>
-          <w:tcPr>
-            <w:tcW w:w="4830" w:type="dxa"/>
-            <w:tcBorders>
-              <w:top w:val="single" w:sz="8" w:space="0" w:color="000000"/>
-              <w:left w:val="single" w:sz="8" w:space="0" w:color="000000"/>
-              <w:bottom w:val="single" w:sz="8" w:space="0" w:color="000000"/>
-              <w:right w:val="single" w:sz="8" w:space="0" w:color="000000"/>
-            </w:tcBorders>
-            <w:tcMar>
-              <w:top w:w="80" w:type="dxa"/>
-              <w:left w:w="80" w:type="dxa"/>
-              <w:bottom w:w="80" w:type="dxa"/>
-              <w:right w:w="80" w:type="dxa"/>
-            </w:tcMar>
-          </w:tcPr>
-          <w:p>
-            <w:pPr>
-              <w:pStyle w:val="Corpo"/>
-              <w:rPr>
-                <w:rFonts w:ascii="Helvetica" w:hAnsi="Helvetica"/>
-                <w:color w:val="000000" w:themeColor="text1"/>
-              </w:rPr>
-            </w:pPr>
-          </w:p>
-        </w:tc>
-      </w:tr>
-    </w:tbl>
-    <w:tbl>
-      <w:tblPr>
-        <w:tblpPr w:leftFromText="141" w:rightFromText="141" w:vertAnchor="page" w:horzAnchor="margin" w:tblpXSpec="center" w:tblpY="13392"/>
-        <w:tblOverlap w:val="never"/>
-        <w:tblW w:w="10515" w:type="dxa"/>
-        <w:tblBorders>
-          <w:top w:val="single" w:sz="8" w:space="0" w:color="FFFFFF"/>
-          <w:left w:val="single" w:sz="8" w:space="0" w:color="FFFFFF"/>
-          <w:bottom w:val="single" w:sz="8" w:space="0" w:color="FFFFFF"/>
-          <w:right w:val="single" w:sz="8" w:space="0" w:color="FFFFFF"/>
-          <w:insideH w:val="single" w:sz="8" w:space="0" w:color="FFFFFF"/>
-          <w:insideV w:val="single" w:sz="8" w:space="0" w:color="FFFFFF"/>
-        </w:tblBorders>
-        <w:shd w:val="clear" w:color="auto" w:fill="CED7E7"/>
-        <w:tblLayout w:type="fixed"/>
-        <w:tblLook w:val="04A0" w:firstRow="1" w:lastRow="0" w:firstColumn="1" w:lastColumn="0" w:noHBand="0" w:noVBand="1"/>
-      </w:tblPr>
-      <w:tblGrid>
-        <w:gridCol w:w="1080"/>
-        <w:gridCol w:w="4605"/>
-        <w:gridCol w:w="4830"/>
-      </w:tblGrid>
-      <w:tr>
-        <w:trPr>
-          <w:trHeight w:val="360"/>
-        </w:trPr>
-        <w:tc>
-          <w:tcPr>
-            <w:tcW w:w="1080" w:type="dxa"/>
-            <w:tcBorders>
-              <w:top w:val="single" w:sz="8" w:space="0" w:color="000000"/>
-              <w:left w:val="single" w:sz="8" w:space="0" w:color="000000"/>
-              <w:bottom w:val="single" w:sz="8" w:space="0" w:color="000000"/>
-              <w:right w:val="single" w:sz="8" w:space="0" w:color="000000"/>
-            </w:tcBorders>
-            <w:shd w:val="clear" w:color="auto" w:fill="C5F5E7"/>
-            <w:tcMar>
-              <w:top w:w="80" w:type="dxa"/>
-              <w:left w:w="80" w:type="dxa"/>
-              <w:bottom w:w="80" w:type="dxa"/>
-              <w:right w:w="80" w:type="dxa"/>
-            </w:tcMar>
-          </w:tcPr>
-          <w:p>
-            <w:pPr>
-              <w:pStyle w:val="Corpo"/>
-              <w:rPr>
-                <w:rFonts w:ascii="Helvetica" w:hAnsi="Helvetica"/>
-                <w:b/>
-                <w:bCs/>
-                <w:color w:val="000000" w:themeColor="text1"/>
-              </w:rPr>
-            </w:pPr>
-            <w:r>
-              <w:rPr>
-                <w:rFonts w:ascii="Helvetica" w:hAnsi="Helvetica"/>
-                <w:b/>
-                <w:bCs/>
-                <w:color w:val="000000" w:themeColor="text1"/>
-              </w:rPr>
-              <w:t xml:space="preserve"># </w:t>
-            </w:r>
-          </w:p>
-        </w:tc>
-        <w:tc>
-          <w:tcPr>
-            <w:tcW w:w="4605" w:type="dxa"/>
-            <w:tcBorders>
-              <w:top w:val="single" w:sz="8" w:space="0" w:color="000000"/>
-              <w:left w:val="single" w:sz="8" w:space="0" w:color="000000"/>
-              <w:bottom w:val="single" w:sz="8" w:space="0" w:color="000000"/>
-              <w:right w:val="single" w:sz="8" w:space="0" w:color="000000"/>
-            </w:tcBorders>
-            <w:shd w:val="clear" w:color="auto" w:fill="C5F5E7"/>
-            <w:tcMar>
-              <w:top w:w="80" w:type="dxa"/>
-              <w:left w:w="180" w:type="dxa"/>
-              <w:bottom w:w="80" w:type="dxa"/>
-              <w:right w:w="80" w:type="dxa"/>
-            </w:tcMar>
-          </w:tcPr>
-          <w:p>
-            <w:pPr>
-              <w:pStyle w:val="Corpo"/>
-              <w:rPr>
-                <w:rFonts w:ascii="Helvetica" w:hAnsi="Helvetica"/>
-                <w:b/>
-                <w:bCs/>
-                <w:color w:val="000000" w:themeColor="text1"/>
-              </w:rPr>
-            </w:pPr>
-            <w:r>
-              <w:rPr>
-                <w:rFonts w:ascii="Helvetica" w:hAnsi="Helvetica"/>
-                <w:b/>
-                <w:bCs/>
-                <w:color w:val="000000" w:themeColor="text1"/>
-              </w:rPr>
-              <w:t>Attore</w:t>
-            </w:r>
-          </w:p>
-        </w:tc>
-        <w:tc>
-          <w:tcPr>
-            <w:tcW w:w="4830" w:type="dxa"/>
-            <w:tcBorders>
-              <w:top w:val="single" w:sz="8" w:space="0" w:color="000000"/>
-              <w:left w:val="single" w:sz="8" w:space="0" w:color="000000"/>
-              <w:bottom w:val="single" w:sz="8" w:space="0" w:color="000000"/>
-              <w:right w:val="single" w:sz="8" w:space="0" w:color="000000"/>
-            </w:tcBorders>
-            <w:shd w:val="clear" w:color="auto" w:fill="C5F5E7"/>
-            <w:tcMar>
-              <w:top w:w="80" w:type="dxa"/>
-              <w:left w:w="180" w:type="dxa"/>
-              <w:bottom w:w="80" w:type="dxa"/>
-              <w:right w:w="80" w:type="dxa"/>
-            </w:tcMar>
-          </w:tcPr>
-          <w:p>
-            <w:pPr>
-              <w:pStyle w:val="Corpo"/>
-              <w:rPr>
-                <w:rFonts w:ascii="Helvetica" w:hAnsi="Helvetica"/>
-                <w:b/>
-                <w:bCs/>
-                <w:color w:val="000000" w:themeColor="text1"/>
-              </w:rPr>
-            </w:pPr>
-            <w:r>
-              <w:rPr>
-                <w:rFonts w:ascii="Helvetica" w:hAnsi="Helvetica"/>
-                <w:b/>
-                <w:bCs/>
-                <w:color w:val="000000" w:themeColor="text1"/>
-              </w:rPr>
-              <w:t>Sistema</w:t>
-            </w:r>
-          </w:p>
-        </w:tc>
-      </w:tr>
-      <w:tr>
-        <w:trPr>
-          <w:trHeight w:val="622"/>
-        </w:trPr>
-        <w:tc>
-          <w:tcPr>
-            <w:tcW w:w="1080" w:type="dxa"/>
-            <w:tcBorders>
-              <w:top w:val="single" w:sz="8" w:space="0" w:color="000000"/>
-              <w:left w:val="single" w:sz="8" w:space="0" w:color="000000"/>
-              <w:bottom w:val="single" w:sz="8" w:space="0" w:color="000000"/>
-              <w:right w:val="single" w:sz="8" w:space="0" w:color="000000"/>
-            </w:tcBorders>
-            <w:tcMar>
-              <w:top w:w="80" w:type="dxa"/>
-              <w:left w:w="80" w:type="dxa"/>
-              <w:bottom w:w="80" w:type="dxa"/>
-              <w:right w:w="80" w:type="dxa"/>
-            </w:tcMar>
-          </w:tcPr>
-          <w:p>
-            <w:pPr>
-              <w:pStyle w:val="Corpo"/>
-              <w:rPr>
-                <w:rFonts w:ascii="Helvetica" w:hAnsi="Helvetica"/>
-                <w:b/>
-                <w:bCs/>
-                <w:color w:val="000000" w:themeColor="text1"/>
-              </w:rPr>
-            </w:pPr>
-            <w:r>
-              <w:rPr>
-                <w:rFonts w:ascii="Helvetica" w:hAnsi="Helvetica"/>
-                <w:b/>
-                <w:bCs/>
-                <w:color w:val="000000" w:themeColor="text1"/>
-              </w:rPr>
-              <w:t>4b.1</w:t>
-            </w:r>
-          </w:p>
-        </w:tc>
-        <w:tc>
-          <w:tcPr>
-            <w:tcW w:w="4605" w:type="dxa"/>
-            <w:tcBorders>
-              <w:top w:val="single" w:sz="8" w:space="0" w:color="000000"/>
-              <w:left w:val="single" w:sz="8" w:space="0" w:color="000000"/>
-              <w:bottom w:val="single" w:sz="8" w:space="0" w:color="000000"/>
-              <w:right w:val="single" w:sz="8" w:space="0" w:color="000000"/>
-            </w:tcBorders>
-            <w:tcMar>
-              <w:top w:w="80" w:type="dxa"/>
-              <w:left w:w="80" w:type="dxa"/>
-              <w:bottom w:w="80" w:type="dxa"/>
-              <w:right w:w="80" w:type="dxa"/>
-            </w:tcMar>
-          </w:tcPr>
-          <w:p>
-            <w:pPr>
-              <w:pStyle w:val="Corpo"/>
-              <w:rPr>
-                <w:rFonts w:ascii="Helvetica" w:hAnsi="Helvetica"/>
-                <w:color w:val="000000" w:themeColor="text1"/>
-              </w:rPr>
-            </w:pPr>
-            <w:r>
-              <w:rPr>
-                <w:rFonts w:ascii="Helvetica" w:hAnsi="Helvetica"/>
-                <w:color w:val="000000" w:themeColor="text1"/>
-              </w:rPr>
-              <w:t>Richiede e assegna il personale ai vari servizi indicando un ruolo generico, prima che lo chef abbia proposto il menù</w:t>
-            </w:r>
-          </w:p>
-        </w:tc>
-        <w:tc>
-          <w:tcPr>
-            <w:tcW w:w="4830" w:type="dxa"/>
-            <w:tcBorders>
-              <w:top w:val="single" w:sz="8" w:space="0" w:color="000000"/>
-              <w:left w:val="single" w:sz="8" w:space="0" w:color="000000"/>
-              <w:bottom w:val="single" w:sz="8" w:space="0" w:color="000000"/>
-              <w:right w:val="single" w:sz="8" w:space="0" w:color="000000"/>
-            </w:tcBorders>
-            <w:tcMar>
-              <w:top w:w="80" w:type="dxa"/>
-              <w:left w:w="80" w:type="dxa"/>
-              <w:bottom w:w="80" w:type="dxa"/>
-              <w:right w:w="80" w:type="dxa"/>
-            </w:tcMar>
-          </w:tcPr>
-          <w:p>
-            <w:pPr>
-              <w:pStyle w:val="Corpo"/>
-              <w:rPr>
-                <w:rFonts w:ascii="Helvetica" w:hAnsi="Helvetica"/>
-                <w:color w:val="000000" w:themeColor="text1"/>
-              </w:rPr>
-            </w:pPr>
-            <w:r>
-              <w:rPr>
-                <w:rFonts w:ascii="Helvetica" w:hAnsi="Helvetica"/>
-                <w:color w:val="000000" w:themeColor="text1"/>
-              </w:rPr>
-              <w:t>Avvisa l’organizzatore che l’assegnamento è preliminare e i ruoli andranno confermati o raffinati in seguito</w:t>
-            </w:r>
-          </w:p>
-        </w:tc>
-      </w:tr>
-      <w:tr>
-        <w:trPr>
-          <w:trHeight w:val="622"/>
-        </w:trPr>
-        <w:tc>
-          <w:tcPr>
-            <w:tcW w:w="1080" w:type="dxa"/>
-            <w:tcBorders>
-              <w:top w:val="single" w:sz="8" w:space="0" w:color="000000"/>
-              <w:left w:val="single" w:sz="8" w:space="0" w:color="000000"/>
-              <w:bottom w:val="single" w:sz="8" w:space="0" w:color="000000"/>
-              <w:right w:val="single" w:sz="8" w:space="0" w:color="000000"/>
-            </w:tcBorders>
-            <w:tcMar>
-              <w:top w:w="80" w:type="dxa"/>
-              <w:left w:w="80" w:type="dxa"/>
-              <w:bottom w:w="80" w:type="dxa"/>
-              <w:right w:w="80" w:type="dxa"/>
-            </w:tcMar>
-          </w:tcPr>
-          <w:p>
-            <w:pPr>
-              <w:pStyle w:val="Corpo"/>
-              <w:rPr>
-                <w:rFonts w:ascii="Helvetica" w:hAnsi="Helvetica"/>
-                <w:b/>
-                <w:bCs/>
-                <w:color w:val="000000" w:themeColor="text1"/>
-              </w:rPr>
-            </w:pPr>
-            <w:r>
-              <w:rPr>
-                <w:rFonts w:ascii="Helvetica" w:hAnsi="Helvetica"/>
-                <w:b/>
-                <w:bCs/>
-                <w:color w:val="000000" w:themeColor="text1"/>
-              </w:rPr>
-              <w:lastRenderedPageBreak/>
-              <w:t>4b.2</w:t>
-            </w:r>
-          </w:p>
-        </w:tc>
-        <w:tc>
-          <w:tcPr>
-            <w:tcW w:w="4605" w:type="dxa"/>
-            <w:tcBorders>
-              <w:top w:val="single" w:sz="8" w:space="0" w:color="000000"/>
-              <w:left w:val="single" w:sz="8" w:space="0" w:color="000000"/>
-              <w:bottom w:val="single" w:sz="8" w:space="0" w:color="000000"/>
-              <w:right w:val="single" w:sz="8" w:space="0" w:color="000000"/>
-            </w:tcBorders>
-            <w:tcMar>
-              <w:top w:w="80" w:type="dxa"/>
-              <w:left w:w="80" w:type="dxa"/>
-              <w:bottom w:w="80" w:type="dxa"/>
-              <w:right w:w="80" w:type="dxa"/>
-            </w:tcMar>
-          </w:tcPr>
-          <w:p>
-            <w:pPr>
-              <w:pStyle w:val="Corpo"/>
-              <w:rPr>
-                <w:rFonts w:ascii="Helvetica" w:hAnsi="Helvetica"/>
-                <w:color w:val="000000" w:themeColor="text1"/>
-              </w:rPr>
-            </w:pPr>
-            <w:r>
-              <w:rPr>
-                <w:rFonts w:ascii="Helvetica" w:hAnsi="Helvetica"/>
-                <w:color w:val="000000" w:themeColor="text1"/>
-              </w:rPr>
-              <w:t>Conferma l'operazione</w:t>
-            </w:r>
-          </w:p>
-        </w:tc>
-        <w:tc>
-          <w:tcPr>
-            <w:tcW w:w="4830" w:type="dxa"/>
-            <w:tcBorders>
-              <w:top w:val="single" w:sz="8" w:space="0" w:color="000000"/>
-              <w:left w:val="single" w:sz="8" w:space="0" w:color="000000"/>
-              <w:bottom w:val="single" w:sz="8" w:space="0" w:color="000000"/>
-              <w:right w:val="single" w:sz="8" w:space="0" w:color="000000"/>
-            </w:tcBorders>
-            <w:tcMar>
-              <w:top w:w="80" w:type="dxa"/>
-              <w:left w:w="80" w:type="dxa"/>
-              <w:bottom w:w="80" w:type="dxa"/>
-              <w:right w:w="80" w:type="dxa"/>
-            </w:tcMar>
-          </w:tcPr>
-          <w:p>
-            <w:pPr>
-              <w:pStyle w:val="Corpo"/>
-              <w:rPr>
-                <w:rFonts w:ascii="Helvetica" w:hAnsi="Helvetica"/>
-                <w:color w:val="000000" w:themeColor="text1"/>
-              </w:rPr>
-            </w:pPr>
-            <w:r>
-              <w:rPr>
-                <w:rFonts w:ascii="Helvetica" w:hAnsi="Helvetica"/>
-                <w:color w:val="000000" w:themeColor="text1"/>
-              </w:rPr>
-              <w:t>Registra gli assegnamenti contrassegnandoli come “In attesa di menù” e impegna il personale per quelle date/ore</w:t>
-            </w:r>
-          </w:p>
-        </w:tc>
-      </w:tr>
-      <w:tr>
-        <w:trPr>
-          <w:trHeight w:val="314"/>
-        </w:trPr>
-        <w:tc>
-          <w:tcPr>
-            <w:tcW w:w="1080" w:type="dxa"/>
-            <w:tcBorders>
-              <w:top w:val="single" w:sz="8" w:space="0" w:color="000000"/>
-              <w:left w:val="single" w:sz="8" w:space="0" w:color="000000"/>
-              <w:bottom w:val="single" w:sz="8" w:space="0" w:color="000000"/>
-              <w:right w:val="single" w:sz="8" w:space="0" w:color="000000"/>
-            </w:tcBorders>
-            <w:tcMar>
-              <w:top w:w="80" w:type="dxa"/>
-              <w:left w:w="80" w:type="dxa"/>
-              <w:bottom w:w="80" w:type="dxa"/>
-              <w:right w:w="80" w:type="dxa"/>
-            </w:tcMar>
-          </w:tcPr>
-          <w:p>
-            <w:pPr>
-              <w:pStyle w:val="Corpo"/>
-              <w:rPr>
-                <w:rFonts w:ascii="Helvetica" w:hAnsi="Helvetica"/>
-                <w:b/>
-                <w:bCs/>
-                <w:color w:val="000000" w:themeColor="text1"/>
-              </w:rPr>
-            </w:pPr>
-          </w:p>
-        </w:tc>
-        <w:tc>
-          <w:tcPr>
-            <w:tcW w:w="4605" w:type="dxa"/>
-            <w:tcBorders>
-              <w:top w:val="single" w:sz="8" w:space="0" w:color="000000"/>
-              <w:left w:val="single" w:sz="8" w:space="0" w:color="000000"/>
-              <w:bottom w:val="single" w:sz="8" w:space="0" w:color="000000"/>
-              <w:right w:val="single" w:sz="8" w:space="0" w:color="000000"/>
-            </w:tcBorders>
-            <w:tcMar>
-              <w:top w:w="80" w:type="dxa"/>
-              <w:left w:w="80" w:type="dxa"/>
-              <w:bottom w:w="80" w:type="dxa"/>
-              <w:right w:w="80" w:type="dxa"/>
-            </w:tcMar>
-          </w:tcPr>
-          <w:p>
-            <w:pPr>
-              <w:pStyle w:val="Corpo"/>
+              </w:rPr>
+              <w:t>Il flusso riprende dal passo 5</w:t>
+            </w:r>
+            <w:r>
               <w:rPr>
                 <w:rFonts w:ascii="Helvetica" w:hAnsi="Helvetica"/>
                 <w:i/>
                 <w:iCs/>
-                <w:color w:val="000000" w:themeColor="text1"/>
-              </w:rPr>
-            </w:pPr>
-            <w:r>
-              <w:rPr>
-                <w:rFonts w:ascii="Helvetica" w:hAnsi="Helvetica"/>
-                <w:i/>
-                <w:iCs/>
-                <w:color w:val="000000" w:themeColor="text1"/>
-              </w:rPr>
-              <w:t>Procede al passo 5</w:t>
+              </w:rPr>
+              <w:t xml:space="preserve"> al passo 5</w:t>
             </w:r>
           </w:p>
         </w:tc>
@@ -5952,7 +5367,6 @@
               <w:pStyle w:val="Corpo"/>
               <w:rPr>
                 <w:rFonts w:ascii="Helvetica" w:hAnsi="Helvetica"/>
-                <w:color w:val="000000" w:themeColor="text1"/>
               </w:rPr>
             </w:pPr>
           </w:p>
@@ -5966,452 +5380,6 @@
         </w:rPr>
       </w:pPr>
     </w:p>
-    <w:p>
-      <w:pPr>
-        <w:pStyle w:val="Intestazione"/>
-        <w:spacing w:after="0"/>
-        <w:rPr>
-          <w:rFonts w:ascii="Helvetica" w:hAnsi="Helvetica"/>
-        </w:rPr>
-      </w:pPr>
-      <w:r>
-        <w:rPr>
-          <w:rFonts w:ascii="Helvetica" w:hAnsi="Helvetica"/>
-        </w:rPr>
-        <w:t>Estensione 6a</w:t>
-      </w:r>
-    </w:p>
-    <w:tbl>
-      <w:tblPr>
-        <w:tblpPr w:leftFromText="141" w:rightFromText="141" w:vertAnchor="page" w:horzAnchor="margin" w:tblpXSpec="center" w:tblpY="5167"/>
-        <w:tblW w:w="10515" w:type="dxa"/>
-        <w:tblBorders>
-          <w:top w:val="single" w:sz="8" w:space="0" w:color="FFFFFF"/>
-          <w:left w:val="single" w:sz="8" w:space="0" w:color="FFFFFF"/>
-          <w:bottom w:val="single" w:sz="8" w:space="0" w:color="FFFFFF"/>
-          <w:right w:val="single" w:sz="8" w:space="0" w:color="FFFFFF"/>
-          <w:insideH w:val="single" w:sz="8" w:space="0" w:color="FFFFFF"/>
-          <w:insideV w:val="single" w:sz="8" w:space="0" w:color="FFFFFF"/>
-        </w:tblBorders>
-        <w:shd w:val="clear" w:color="auto" w:fill="CED7E7"/>
-        <w:tblLayout w:type="fixed"/>
-        <w:tblLook w:val="04A0" w:firstRow="1" w:lastRow="0" w:firstColumn="1" w:lastColumn="0" w:noHBand="0" w:noVBand="1"/>
-      </w:tblPr>
-      <w:tblGrid>
-        <w:gridCol w:w="1080"/>
-        <w:gridCol w:w="4605"/>
-        <w:gridCol w:w="4830"/>
-      </w:tblGrid>
-      <w:tr>
-        <w:trPr>
-          <w:trHeight w:val="360"/>
-        </w:trPr>
-        <w:tc>
-          <w:tcPr>
-            <w:tcW w:w="1080" w:type="dxa"/>
-            <w:tcBorders>
-              <w:top w:val="single" w:sz="8" w:space="0" w:color="000000"/>
-              <w:left w:val="single" w:sz="8" w:space="0" w:color="000000"/>
-              <w:bottom w:val="single" w:sz="8" w:space="0" w:color="000000"/>
-              <w:right w:val="single" w:sz="8" w:space="0" w:color="000000"/>
-            </w:tcBorders>
-            <w:shd w:val="clear" w:color="auto" w:fill="C5F5E7"/>
-            <w:tcMar>
-              <w:top w:w="80" w:type="dxa"/>
-              <w:left w:w="80" w:type="dxa"/>
-              <w:bottom w:w="80" w:type="dxa"/>
-              <w:right w:w="80" w:type="dxa"/>
-            </w:tcMar>
-          </w:tcPr>
-          <w:p>
-            <w:pPr>
-              <w:pStyle w:val="Corpo"/>
-              <w:rPr>
-                <w:rFonts w:ascii="Helvetica" w:hAnsi="Helvetica"/>
-                <w:b/>
-                <w:bCs/>
-              </w:rPr>
-            </w:pPr>
-            <w:r>
-              <w:rPr>
-                <w:rFonts w:ascii="Helvetica" w:hAnsi="Helvetica"/>
-                <w:b/>
-                <w:bCs/>
-              </w:rPr>
-              <w:t xml:space="preserve"># </w:t>
-            </w:r>
-          </w:p>
-        </w:tc>
-        <w:tc>
-          <w:tcPr>
-            <w:tcW w:w="4605" w:type="dxa"/>
-            <w:tcBorders>
-              <w:top w:val="single" w:sz="8" w:space="0" w:color="000000"/>
-              <w:left w:val="single" w:sz="8" w:space="0" w:color="000000"/>
-              <w:bottom w:val="single" w:sz="8" w:space="0" w:color="000000"/>
-              <w:right w:val="single" w:sz="8" w:space="0" w:color="000000"/>
-            </w:tcBorders>
-            <w:shd w:val="clear" w:color="auto" w:fill="C5F5E7"/>
-            <w:tcMar>
-              <w:top w:w="80" w:type="dxa"/>
-              <w:left w:w="180" w:type="dxa"/>
-              <w:bottom w:w="80" w:type="dxa"/>
-              <w:right w:w="80" w:type="dxa"/>
-            </w:tcMar>
-          </w:tcPr>
-          <w:p>
-            <w:pPr>
-              <w:pStyle w:val="Corpo"/>
-              <w:rPr>
-                <w:rFonts w:ascii="Helvetica" w:hAnsi="Helvetica"/>
-                <w:b/>
-                <w:bCs/>
-              </w:rPr>
-            </w:pPr>
-            <w:r>
-              <w:rPr>
-                <w:rFonts w:ascii="Helvetica" w:hAnsi="Helvetica"/>
-                <w:b/>
-                <w:bCs/>
-              </w:rPr>
-              <w:t>Attore</w:t>
-            </w:r>
-          </w:p>
-        </w:tc>
-        <w:tc>
-          <w:tcPr>
-            <w:tcW w:w="4830" w:type="dxa"/>
-            <w:tcBorders>
-              <w:top w:val="single" w:sz="8" w:space="0" w:color="000000"/>
-              <w:left w:val="single" w:sz="8" w:space="0" w:color="000000"/>
-              <w:bottom w:val="single" w:sz="8" w:space="0" w:color="000000"/>
-              <w:right w:val="single" w:sz="8" w:space="0" w:color="000000"/>
-            </w:tcBorders>
-            <w:shd w:val="clear" w:color="auto" w:fill="C5F5E7"/>
-            <w:tcMar>
-              <w:top w:w="80" w:type="dxa"/>
-              <w:left w:w="180" w:type="dxa"/>
-              <w:bottom w:w="80" w:type="dxa"/>
-              <w:right w:w="80" w:type="dxa"/>
-            </w:tcMar>
-          </w:tcPr>
-          <w:p>
-            <w:pPr>
-              <w:pStyle w:val="Corpo"/>
-              <w:rPr>
-                <w:rFonts w:ascii="Helvetica" w:hAnsi="Helvetica"/>
-                <w:b/>
-                <w:bCs/>
-              </w:rPr>
-            </w:pPr>
-            <w:r>
-              <w:rPr>
-                <w:rFonts w:ascii="Helvetica" w:hAnsi="Helvetica"/>
-                <w:b/>
-                <w:bCs/>
-              </w:rPr>
-              <w:t>Sistema</w:t>
-            </w:r>
-          </w:p>
-        </w:tc>
-      </w:tr>
-      <w:tr>
-        <w:trPr>
-          <w:trHeight w:val="622"/>
-        </w:trPr>
-        <w:tc>
-          <w:tcPr>
-            <w:tcW w:w="1080" w:type="dxa"/>
-            <w:tcBorders>
-              <w:top w:val="single" w:sz="8" w:space="0" w:color="000000"/>
-              <w:left w:val="single" w:sz="8" w:space="0" w:color="000000"/>
-              <w:bottom w:val="single" w:sz="8" w:space="0" w:color="000000"/>
-              <w:right w:val="single" w:sz="8" w:space="0" w:color="000000"/>
-            </w:tcBorders>
-            <w:tcMar>
-              <w:top w:w="80" w:type="dxa"/>
-              <w:left w:w="80" w:type="dxa"/>
-              <w:bottom w:w="80" w:type="dxa"/>
-              <w:right w:w="80" w:type="dxa"/>
-            </w:tcMar>
-          </w:tcPr>
-          <w:p>
-            <w:pPr>
-              <w:pStyle w:val="Corpo"/>
-              <w:rPr>
-                <w:rFonts w:ascii="Helvetica" w:hAnsi="Helvetica"/>
-                <w:b/>
-                <w:bCs/>
-              </w:rPr>
-            </w:pPr>
-            <w:r>
-              <w:rPr>
-                <w:rFonts w:ascii="Helvetica" w:hAnsi="Helvetica"/>
-                <w:b/>
-                <w:bCs/>
-              </w:rPr>
-              <w:t>6a.1</w:t>
-            </w:r>
-          </w:p>
-        </w:tc>
-        <w:tc>
-          <w:tcPr>
-            <w:tcW w:w="4605" w:type="dxa"/>
-            <w:tcBorders>
-              <w:top w:val="single" w:sz="8" w:space="0" w:color="000000"/>
-              <w:left w:val="single" w:sz="8" w:space="0" w:color="000000"/>
-              <w:bottom w:val="single" w:sz="8" w:space="0" w:color="000000"/>
-              <w:right w:val="single" w:sz="8" w:space="0" w:color="000000"/>
-            </w:tcBorders>
-            <w:tcMar>
-              <w:top w:w="80" w:type="dxa"/>
-              <w:left w:w="80" w:type="dxa"/>
-              <w:bottom w:w="80" w:type="dxa"/>
-              <w:right w:w="80" w:type="dxa"/>
-            </w:tcMar>
-          </w:tcPr>
-          <w:p>
-            <w:pPr>
-              <w:pStyle w:val="Corpo"/>
-              <w:rPr>
-                <w:rFonts w:ascii="Helvetica" w:hAnsi="Helvetica"/>
-              </w:rPr>
-            </w:pPr>
-            <w:r>
-              <w:rPr>
-                <w:rFonts w:ascii="Helvetica" w:hAnsi="Helvetica"/>
-              </w:rPr>
-              <w:t>Prima di approvare, propone modifiche ai menù suggerendo piatti da aggiungere o eliminare</w:t>
-            </w:r>
-          </w:p>
-        </w:tc>
-        <w:tc>
-          <w:tcPr>
-            <w:tcW w:w="4830" w:type="dxa"/>
-            <w:tcBorders>
-              <w:top w:val="single" w:sz="8" w:space="0" w:color="000000"/>
-              <w:left w:val="single" w:sz="8" w:space="0" w:color="000000"/>
-              <w:bottom w:val="single" w:sz="8" w:space="0" w:color="000000"/>
-              <w:right w:val="single" w:sz="8" w:space="0" w:color="000000"/>
-            </w:tcBorders>
-            <w:tcMar>
-              <w:top w:w="80" w:type="dxa"/>
-              <w:left w:w="80" w:type="dxa"/>
-              <w:bottom w:w="80" w:type="dxa"/>
-              <w:right w:w="80" w:type="dxa"/>
-            </w:tcMar>
-          </w:tcPr>
-          <w:p>
-            <w:pPr>
-              <w:pStyle w:val="Corpo"/>
-              <w:rPr>
-                <w:rFonts w:ascii="Helvetica" w:hAnsi="Helvetica"/>
-              </w:rPr>
-            </w:pPr>
-            <w:r>
-              <w:rPr>
-                <w:rFonts w:ascii="Helvetica" w:hAnsi="Helvetica"/>
-              </w:rPr>
-              <w:t>Registra le proposte come annotazioni locali legate esclusivamente all’evento in questione, senza alterare i menù originali nel ricettario</w:t>
-            </w:r>
-          </w:p>
-        </w:tc>
-      </w:tr>
-      <w:tr>
-        <w:trPr>
-          <w:trHeight w:val="622"/>
-        </w:trPr>
-        <w:tc>
-          <w:tcPr>
-            <w:tcW w:w="1080" w:type="dxa"/>
-            <w:tcBorders>
-              <w:top w:val="single" w:sz="8" w:space="0" w:color="000000"/>
-              <w:left w:val="single" w:sz="8" w:space="0" w:color="000000"/>
-              <w:bottom w:val="single" w:sz="8" w:space="0" w:color="000000"/>
-              <w:right w:val="single" w:sz="8" w:space="0" w:color="000000"/>
-            </w:tcBorders>
-            <w:tcMar>
-              <w:top w:w="80" w:type="dxa"/>
-              <w:left w:w="80" w:type="dxa"/>
-              <w:bottom w:w="80" w:type="dxa"/>
-              <w:right w:w="80" w:type="dxa"/>
-            </w:tcMar>
-          </w:tcPr>
-          <w:p>
-            <w:pPr>
-              <w:pStyle w:val="Corpo"/>
-              <w:rPr>
-                <w:rFonts w:ascii="Helvetica" w:hAnsi="Helvetica"/>
-                <w:b/>
-                <w:bCs/>
-              </w:rPr>
-            </w:pPr>
-            <w:r>
-              <w:rPr>
-                <w:rFonts w:ascii="Helvetica" w:hAnsi="Helvetica"/>
-                <w:b/>
-                <w:bCs/>
-              </w:rPr>
-              <w:t>6a.2</w:t>
-            </w:r>
-          </w:p>
-        </w:tc>
-        <w:tc>
-          <w:tcPr>
-            <w:tcW w:w="4605" w:type="dxa"/>
-            <w:tcBorders>
-              <w:top w:val="single" w:sz="8" w:space="0" w:color="000000"/>
-              <w:left w:val="single" w:sz="8" w:space="0" w:color="000000"/>
-              <w:bottom w:val="single" w:sz="8" w:space="0" w:color="000000"/>
-              <w:right w:val="single" w:sz="8" w:space="0" w:color="000000"/>
-            </w:tcBorders>
-            <w:tcMar>
-              <w:top w:w="80" w:type="dxa"/>
-              <w:left w:w="80" w:type="dxa"/>
-              <w:bottom w:w="80" w:type="dxa"/>
-              <w:right w:w="80" w:type="dxa"/>
-            </w:tcMar>
-          </w:tcPr>
-          <w:p>
-            <w:pPr>
-              <w:pStyle w:val="Corpo"/>
-              <w:rPr>
-                <w:rFonts w:ascii="Helvetica" w:hAnsi="Helvetica"/>
-              </w:rPr>
-            </w:pPr>
-            <w:r>
-              <w:rPr>
-                <w:rFonts w:ascii="Helvetica" w:hAnsi="Helvetica"/>
-              </w:rPr>
-              <w:t>Conferma l’invio delle proposte allo chef</w:t>
-            </w:r>
-          </w:p>
-        </w:tc>
-        <w:tc>
-          <w:tcPr>
-            <w:tcW w:w="4830" w:type="dxa"/>
-            <w:tcBorders>
-              <w:top w:val="single" w:sz="8" w:space="0" w:color="000000"/>
-              <w:left w:val="single" w:sz="8" w:space="0" w:color="000000"/>
-              <w:bottom w:val="single" w:sz="8" w:space="0" w:color="000000"/>
-              <w:right w:val="single" w:sz="8" w:space="0" w:color="000000"/>
-            </w:tcBorders>
-            <w:tcMar>
-              <w:top w:w="80" w:type="dxa"/>
-              <w:left w:w="80" w:type="dxa"/>
-              <w:bottom w:w="80" w:type="dxa"/>
-              <w:right w:w="80" w:type="dxa"/>
-            </w:tcMar>
-          </w:tcPr>
-          <w:p>
-            <w:pPr>
-              <w:pStyle w:val="Corpo"/>
-              <w:rPr>
-                <w:rFonts w:ascii="Helvetica" w:hAnsi="Helvetica"/>
-              </w:rPr>
-            </w:pPr>
-            <w:r>
-              <w:rPr>
-                <w:rFonts w:ascii="Helvetica" w:hAnsi="Helvetica"/>
-              </w:rPr>
-              <w:t>Rende visibili le modifiche allo chef responsabile e invia una notifica di “Revisione menù richiesta”</w:t>
-            </w:r>
-          </w:p>
-        </w:tc>
-      </w:tr>
-      <w:tr>
-        <w:trPr>
-          <w:trHeight w:val="223"/>
-        </w:trPr>
-        <w:tc>
-          <w:tcPr>
-            <w:tcW w:w="1080" w:type="dxa"/>
-            <w:tcBorders>
-              <w:top w:val="single" w:sz="8" w:space="0" w:color="000000"/>
-              <w:left w:val="single" w:sz="8" w:space="0" w:color="000000"/>
-              <w:bottom w:val="single" w:sz="8" w:space="0" w:color="000000"/>
-              <w:right w:val="single" w:sz="8" w:space="0" w:color="000000"/>
-            </w:tcBorders>
-            <w:tcMar>
-              <w:top w:w="80" w:type="dxa"/>
-              <w:left w:w="80" w:type="dxa"/>
-              <w:bottom w:w="80" w:type="dxa"/>
-              <w:right w:w="80" w:type="dxa"/>
-            </w:tcMar>
-          </w:tcPr>
-          <w:p>
-            <w:pPr>
-              <w:pStyle w:val="Corpo"/>
-              <w:rPr>
-                <w:rFonts w:ascii="Helvetica" w:hAnsi="Helvetica"/>
-                <w:b/>
-                <w:bCs/>
-              </w:rPr>
-            </w:pPr>
-          </w:p>
-        </w:tc>
-        <w:tc>
-          <w:tcPr>
-            <w:tcW w:w="4605" w:type="dxa"/>
-            <w:tcBorders>
-              <w:top w:val="single" w:sz="8" w:space="0" w:color="000000"/>
-              <w:left w:val="single" w:sz="8" w:space="0" w:color="000000"/>
-              <w:bottom w:val="single" w:sz="8" w:space="0" w:color="000000"/>
-              <w:right w:val="single" w:sz="8" w:space="0" w:color="000000"/>
-            </w:tcBorders>
-            <w:tcMar>
-              <w:top w:w="80" w:type="dxa"/>
-              <w:left w:w="80" w:type="dxa"/>
-              <w:bottom w:w="80" w:type="dxa"/>
-              <w:right w:w="80" w:type="dxa"/>
-            </w:tcMar>
-          </w:tcPr>
-          <w:p>
-            <w:pPr>
-              <w:pStyle w:val="Corpo"/>
-              <w:rPr>
-                <w:rFonts w:ascii="Helvetica" w:hAnsi="Helvetica"/>
-                <w:i/>
-                <w:iCs/>
-              </w:rPr>
-            </w:pPr>
-            <w:r>
-              <w:rPr>
-                <w:rFonts w:ascii="Helvetica" w:hAnsi="Helvetica"/>
-                <w:i/>
-                <w:iCs/>
-              </w:rPr>
-              <w:t xml:space="preserve">Il flusso riprende dal passo 5 o procede al passo 7 </w:t>
-            </w:r>
-          </w:p>
-        </w:tc>
-        <w:tc>
-          <w:tcPr>
-            <w:tcW w:w="4830" w:type="dxa"/>
-            <w:tcBorders>
-              <w:top w:val="single" w:sz="8" w:space="0" w:color="000000"/>
-              <w:left w:val="single" w:sz="8" w:space="0" w:color="000000"/>
-              <w:bottom w:val="single" w:sz="8" w:space="0" w:color="000000"/>
-              <w:right w:val="single" w:sz="8" w:space="0" w:color="000000"/>
-            </w:tcBorders>
-            <w:tcMar>
-              <w:top w:w="80" w:type="dxa"/>
-              <w:left w:w="80" w:type="dxa"/>
-              <w:bottom w:w="80" w:type="dxa"/>
-              <w:right w:w="80" w:type="dxa"/>
-            </w:tcMar>
-          </w:tcPr>
-          <w:p>
-            <w:pPr>
-              <w:pStyle w:val="Corpo"/>
-              <w:rPr>
-                <w:rFonts w:ascii="Helvetica" w:hAnsi="Helvetica"/>
-              </w:rPr>
-            </w:pPr>
-          </w:p>
-        </w:tc>
-      </w:tr>
-    </w:tbl>
     <w:p/>
     <w:sectPr>
       <w:pgSz w:w="11906" w:h="16838"/>
@@ -7096,6 +6064,7 @@
   <w:style w:type="paragraph" w:default="1" w:styleId="Normale">
     <w:name w:val="Normal"/>
     <w:qFormat/>
+    <w:rsid w:val="006C464C"/>
   </w:style>
   <w:style w:type="paragraph" w:styleId="Titolo1">
     <w:name w:val="heading 1"/>

--- a/rev/UC_Dett/UCDettagliato.docx
+++ b/rev/UC_Dett/UCDettagliato.docx
@@ -436,6 +436,15 @@
               </w:rPr>
               <w:t>Crea la scheda di un nuovo evento</w:t>
             </w:r>
+            <w:r>
+              <w:rPr>
+                <w:rFonts w:ascii="Helvetica" w:hAnsi="Helvetica"/>
+                <w:color w:val="000000" w:themeColor="text1"/>
+                <w:sz w:val="24"/>
+                <w:szCs w:val="24"/>
+              </w:rPr>
+              <w:t xml:space="preserve"> opzionalmente inserendo un Titolo</w:t>
+            </w:r>
           </w:p>
         </w:tc>
         <w:tc>
@@ -588,25 +597,7 @@
                 <w:sz w:val="24"/>
                 <w:szCs w:val="24"/>
               </w:rPr>
-              <w:t>, eventualmente indicandolo come un</w:t>
-            </w:r>
-            <w:r>
-              <w:rPr>
-                <w:rFonts w:ascii="Helvetica" w:hAnsi="Helvetica"/>
-                <w:color w:val="000000" w:themeColor="text1"/>
-                <w:sz w:val="24"/>
-                <w:szCs w:val="24"/>
-              </w:rPr>
-              <w:t>a</w:t>
-            </w:r>
-            <w:r>
-              <w:rPr>
-                <w:rFonts w:ascii="Helvetica" w:hAnsi="Helvetica"/>
-                <w:color w:val="000000" w:themeColor="text1"/>
-                <w:sz w:val="24"/>
-                <w:szCs w:val="24"/>
-              </w:rPr>
-              <w:t xml:space="preserve"> ricorrenza.</w:t>
+              <w:t>, eventualmente indicandolo come una ricorrenza.</w:t>
             </w:r>
           </w:p>
         </w:tc>
@@ -653,7 +644,7 @@
                 <w:sz w:val="24"/>
                 <w:szCs w:val="24"/>
               </w:rPr>
-              <w:t>ifica i dati e controlla il preavviso, registra la scheda preliminare dell’evento2</w:t>
+              <w:t>ifica i dati e controlla il preavviso, registra la scheda preliminare dell’evento</w:t>
             </w:r>
           </w:p>
         </w:tc>
@@ -745,7 +736,25 @@
                 <w:sz w:val="24"/>
                 <w:szCs w:val="24"/>
               </w:rPr>
-              <w:t>efinisce i servizi per ogni giornata (es. pranzo, coffee break) indicando per ciascuno la fascia oraria e la tipologia</w:t>
+              <w:t xml:space="preserve">efinisce i servizi per ogni </w:t>
+            </w:r>
+            <w:r>
+              <w:rPr>
+                <w:rFonts w:ascii="Helvetica" w:hAnsi="Helvetica"/>
+                <w:color w:val="000000" w:themeColor="text1"/>
+                <w:sz w:val="24"/>
+                <w:szCs w:val="24"/>
+              </w:rPr>
+              <w:t>evento</w:t>
+            </w:r>
+            <w:r>
+              <w:rPr>
+                <w:rFonts w:ascii="Helvetica" w:hAnsi="Helvetica"/>
+                <w:color w:val="000000" w:themeColor="text1"/>
+                <w:sz w:val="24"/>
+                <w:szCs w:val="24"/>
+              </w:rPr>
+              <w:t xml:space="preserve"> (es. pranzo, coffee break) indicando per ciascuno la fascia oraria e la tipologia</w:t>
             </w:r>
           </w:p>
         </w:tc>
@@ -873,7 +882,29 @@
                 <w:sz w:val="24"/>
                 <w:szCs w:val="24"/>
               </w:rPr>
-              <w:t xml:space="preserve">Eventualmente ripete il passo 2 </w:t>
+              <w:t xml:space="preserve">Eventualmente ripete il passo </w:t>
+            </w:r>
+            <w:r>
+              <w:rPr>
+                <w:rFonts w:ascii="Helvetica" w:hAnsi="Helvetica"/>
+                <w:i/>
+                <w:iCs/>
+                <w:color w:val="000000" w:themeColor="text1"/>
+                <w:sz w:val="24"/>
+                <w:szCs w:val="24"/>
+              </w:rPr>
+              <w:t>3</w:t>
+            </w:r>
+            <w:r>
+              <w:rPr>
+                <w:rFonts w:ascii="Helvetica" w:hAnsi="Helvetica"/>
+                <w:i/>
+                <w:iCs/>
+                <w:color w:val="000000" w:themeColor="text1"/>
+                <w:sz w:val="24"/>
+                <w:szCs w:val="24"/>
+              </w:rPr>
+              <w:t xml:space="preserve"> </w:t>
             </w:r>
             <w:r>
               <w:rPr>
@@ -1122,36 +1153,16 @@
                 <w:sz w:val="24"/>
                 <w:szCs w:val="24"/>
               </w:rPr>
-              <w:t xml:space="preserve">Opzionalmente richiede </w:t>
-            </w:r>
-            <w:proofErr w:type="gramStart"/>
-            <w:r>
-              <w:rPr>
-                <w:rFonts w:ascii="Helvetica" w:hAnsi="Helvetica"/>
-                <w:color w:val="000000" w:themeColor="text1"/>
-                <w:sz w:val="24"/>
-                <w:szCs w:val="24"/>
-              </w:rPr>
-              <w:t xml:space="preserve">e </w:t>
-            </w:r>
-            <w:r>
-              <w:rPr>
-                <w:rFonts w:ascii="Helvetica" w:hAnsi="Helvetica"/>
-                <w:color w:val="000000" w:themeColor="text1"/>
-                <w:sz w:val="24"/>
-                <w:szCs w:val="24"/>
-              </w:rPr>
-              <w:t xml:space="preserve"> assegna</w:t>
-            </w:r>
-            <w:proofErr w:type="gramEnd"/>
-            <w:r>
-              <w:rPr>
-                <w:rFonts w:ascii="Helvetica" w:hAnsi="Helvetica"/>
-                <w:color w:val="000000" w:themeColor="text1"/>
-                <w:sz w:val="24"/>
-                <w:szCs w:val="24"/>
-              </w:rPr>
-              <w:t xml:space="preserve"> il personale di servizio (ed eventualmente dei cuochi) per i vari servizi, specificandone il ruolo</w:t>
+              <w:t xml:space="preserve">Opzionalmente richiede e </w:t>
+            </w:r>
+            <w:r>
+              <w:rPr>
+                <w:rFonts w:ascii="Helvetica" w:hAnsi="Helvetica"/>
+                <w:color w:val="000000" w:themeColor="text1"/>
+                <w:sz w:val="24"/>
+                <w:szCs w:val="24"/>
+              </w:rPr>
+              <w:t>assegna il personale di servizio (ed eventualmente dei cuochi) per i vari servizi, specificandone il ruolo</w:t>
             </w:r>
           </w:p>
         </w:tc>
@@ -1191,6 +1202,126 @@
               </w:rPr>
               <w:t>Registra gli assegnamenti e aggiorna l'impegno del personale</w:t>
             </w:r>
+          </w:p>
+        </w:tc>
+      </w:tr>
+      <w:tr>
+        <w:trPr>
+          <w:trHeight w:val="798"/>
+        </w:trPr>
+        <w:tc>
+          <w:tcPr>
+            <w:tcW w:w="570" w:type="dxa"/>
+            <w:tcBorders>
+              <w:top w:val="single" w:sz="8" w:space="0" w:color="000000"/>
+              <w:left w:val="single" w:sz="8" w:space="0" w:color="000000"/>
+              <w:bottom w:val="single" w:sz="8" w:space="0" w:color="000000"/>
+              <w:right w:val="single" w:sz="8" w:space="0" w:color="000000"/>
+            </w:tcBorders>
+            <w:tcMar>
+              <w:top w:w="80" w:type="dxa"/>
+              <w:left w:w="80" w:type="dxa"/>
+              <w:bottom w:w="80" w:type="dxa"/>
+              <w:right w:w="80" w:type="dxa"/>
+            </w:tcMar>
+          </w:tcPr>
+          <w:p>
+            <w:pPr>
+              <w:pStyle w:val="Intestazione3"/>
+              <w:spacing w:before="0"/>
+              <w:jc w:val="left"/>
+              <w:rPr>
+                <w:rFonts w:ascii="Helvetica" w:hAnsi="Helvetica"/>
+                <w:color w:val="000000" w:themeColor="text1"/>
+              </w:rPr>
+            </w:pPr>
+          </w:p>
+        </w:tc>
+        <w:tc>
+          <w:tcPr>
+            <w:tcW w:w="5490" w:type="dxa"/>
+            <w:tcBorders>
+              <w:top w:val="single" w:sz="8" w:space="0" w:color="000000"/>
+              <w:left w:val="single" w:sz="8" w:space="0" w:color="000000"/>
+              <w:bottom w:val="single" w:sz="8" w:space="0" w:color="000000"/>
+              <w:right w:val="single" w:sz="8" w:space="0" w:color="000000"/>
+            </w:tcBorders>
+            <w:tcMar>
+              <w:top w:w="80" w:type="dxa"/>
+              <w:left w:w="80" w:type="dxa"/>
+              <w:bottom w:w="80" w:type="dxa"/>
+              <w:right w:w="80" w:type="dxa"/>
+            </w:tcMar>
+          </w:tcPr>
+          <w:p>
+            <w:pPr>
+              <w:pStyle w:val="Corpo"/>
+              <w:widowControl/>
+              <w:rPr>
+                <w:rFonts w:ascii="Helvetica" w:hAnsi="Helvetica"/>
+                <w:color w:val="000000" w:themeColor="text1"/>
+              </w:rPr>
+            </w:pPr>
+            <w:r>
+              <w:rPr>
+                <w:rFonts w:ascii="Helvetica" w:hAnsi="Helvetica"/>
+                <w:i/>
+                <w:iCs/>
+                <w:color w:val="000000" w:themeColor="text1"/>
+                <w:sz w:val="24"/>
+                <w:szCs w:val="24"/>
+              </w:rPr>
+              <w:t xml:space="preserve">Eventualmente ripete il passo </w:t>
+            </w:r>
+            <w:r>
+              <w:rPr>
+                <w:rFonts w:ascii="Helvetica" w:hAnsi="Helvetica"/>
+                <w:i/>
+                <w:iCs/>
+                <w:color w:val="000000" w:themeColor="text1"/>
+                <w:sz w:val="24"/>
+                <w:szCs w:val="24"/>
+              </w:rPr>
+              <w:t>5</w:t>
+            </w:r>
+            <w:r>
+              <w:rPr>
+                <w:rFonts w:ascii="Helvetica" w:hAnsi="Helvetica"/>
+                <w:i/>
+                <w:iCs/>
+                <w:color w:val="000000" w:themeColor="text1"/>
+                <w:sz w:val="24"/>
+                <w:szCs w:val="24"/>
+              </w:rPr>
+              <w:t xml:space="preserve"> per ogni servizio richiesto dall’evento</w:t>
+            </w:r>
+          </w:p>
+        </w:tc>
+        <w:tc>
+          <w:tcPr>
+            <w:tcW w:w="4455" w:type="dxa"/>
+            <w:tcBorders>
+              <w:top w:val="single" w:sz="8" w:space="0" w:color="000000"/>
+              <w:left w:val="single" w:sz="8" w:space="0" w:color="000000"/>
+              <w:bottom w:val="single" w:sz="8" w:space="0" w:color="000000"/>
+              <w:right w:val="single" w:sz="8" w:space="0" w:color="000000"/>
+            </w:tcBorders>
+            <w:tcMar>
+              <w:top w:w="80" w:type="dxa"/>
+              <w:left w:w="80" w:type="dxa"/>
+              <w:bottom w:w="80" w:type="dxa"/>
+              <w:right w:w="80" w:type="dxa"/>
+            </w:tcMar>
+          </w:tcPr>
+          <w:p>
+            <w:pPr>
+              <w:pStyle w:val="Corpo"/>
+              <w:jc w:val="left"/>
+              <w:rPr>
+                <w:rFonts w:ascii="Helvetica" w:hAnsi="Helvetica"/>
+                <w:color w:val="000000" w:themeColor="text1"/>
+              </w:rPr>
+            </w:pPr>
           </w:p>
         </w:tc>
       </w:tr>
@@ -5197,15 +5328,7 @@
                 <w:b/>
                 <w:bCs/>
               </w:rPr>
-              <w:t>4a</w:t>
-            </w:r>
-            <w:r>
-              <w:rPr>
-                <w:rFonts w:ascii="Helvetica" w:hAnsi="Helvetica"/>
-                <w:b/>
-                <w:bCs/>
-              </w:rPr>
-              <w:t>.2</w:t>
+              <w:t>4a.2</w:t>
             </w:r>
           </w:p>
         </w:tc>
@@ -5334,15 +5457,7 @@
                 <w:i/>
                 <w:iCs/>
               </w:rPr>
-              <w:t>Il flusso riprende dal passo 5</w:t>
-            </w:r>
-            <w:r>
-              <w:rPr>
-                <w:rFonts w:ascii="Helvetica" w:hAnsi="Helvetica"/>
-                <w:i/>
-                <w:iCs/>
-              </w:rPr>
-              <w:t xml:space="preserve"> al passo 5</w:t>
+              <w:t>Il flusso riprende al passo 5</w:t>
             </w:r>
           </w:p>
         </w:tc>

--- a/rev/UC_Dett/UCDettagliato.docx
+++ b/rev/UC_Dett/UCDettagliato.docx
@@ -561,7 +561,7 @@
                 <w:sz w:val="24"/>
                 <w:szCs w:val="24"/>
               </w:rPr>
-              <w:t>I</w:t>
+              <w:t>Opzionalmente i</w:t>
             </w:r>
             <w:r>
               <w:rPr>
@@ -4423,7 +4423,6 @@
           <w:szCs w:val="36"/>
           <w:u w:color="CC0000"/>
         </w:rPr>
-        <w:lastRenderedPageBreak/>
         <w:t xml:space="preserve">Eccezione </w:t>
       </w:r>
       <w:r>

--- a/rev/UC_Dett/UCDettagliato.docx
+++ b/rev/UC_Dett/UCDettagliato.docx
@@ -4409,6 +4409,516 @@
           <w:rFonts w:ascii="Helvetica" w:hAnsi="Helvetica"/>
           <w:b/>
           <w:bCs/>
+          <w:color w:val="CC0000"/>
+          <w:sz w:val="36"/>
+          <w:szCs w:val="36"/>
+          <w:u w:color="CC0000"/>
+        </w:rPr>
+      </w:pPr>
+    </w:p>
+    <w:p>
+      <w:pPr>
+        <w:rPr>
+          <w:rFonts w:ascii="Helvetica" w:hAnsi="Helvetica"/>
+          <w:b/>
+          <w:bCs/>
+          <w:sz w:val="36"/>
+          <w:szCs w:val="36"/>
+        </w:rPr>
+      </w:pPr>
+      <w:r>
+        <w:rPr>
+          <w:rFonts w:ascii="Helvetica" w:hAnsi="Helvetica"/>
+          <w:b/>
+          <w:bCs/>
+          <w:color w:val="CC0000"/>
+          <w:sz w:val="36"/>
+          <w:szCs w:val="36"/>
+          <w:u w:color="CC0000"/>
+        </w:rPr>
+        <w:lastRenderedPageBreak/>
+        <w:t xml:space="preserve">Eccezione </w:t>
+      </w:r>
+      <w:r>
+        <w:rPr>
+          <w:rFonts w:ascii="Helvetica" w:hAnsi="Helvetica"/>
+          <w:b/>
+          <w:bCs/>
+          <w:color w:val="CC0000"/>
+          <w:sz w:val="36"/>
+          <w:szCs w:val="36"/>
+          <w:u w:color="CC0000"/>
+        </w:rPr>
+        <w:t>2</w:t>
+      </w:r>
+      <w:r>
+        <w:rPr>
+          <w:rFonts w:ascii="Helvetica" w:hAnsi="Helvetica"/>
+          <w:b/>
+          <w:bCs/>
+          <w:color w:val="CC0000"/>
+          <w:sz w:val="36"/>
+          <w:szCs w:val="36"/>
+          <w:u w:color="CC0000"/>
+        </w:rPr>
+        <w:t>c</w:t>
+      </w:r>
+      <w:r>
+        <w:rPr>
+          <w:rFonts w:ascii="Helvetica" w:hAnsi="Helvetica"/>
+          <w:b/>
+          <w:bCs/>
+          <w:color w:val="CC0000"/>
+          <w:sz w:val="36"/>
+          <w:szCs w:val="36"/>
+          <w:u w:color="CC0000"/>
+        </w:rPr>
+        <w:t>.1a</w:t>
+      </w:r>
+    </w:p>
+    <w:tbl>
+      <w:tblPr>
+        <w:tblStyle w:val="TableNormal"/>
+        <w:tblpPr w:leftFromText="141" w:rightFromText="141" w:vertAnchor="page" w:horzAnchor="margin" w:tblpXSpec="center" w:tblpY="2461"/>
+        <w:tblW w:w="10515" w:type="dxa"/>
+        <w:tblBorders>
+          <w:top w:val="single" w:sz="8" w:space="0" w:color="FFFFFF"/>
+          <w:left w:val="single" w:sz="8" w:space="0" w:color="FFFFFF"/>
+          <w:bottom w:val="single" w:sz="8" w:space="0" w:color="FFFFFF"/>
+          <w:right w:val="single" w:sz="8" w:space="0" w:color="FFFFFF"/>
+          <w:insideH w:val="single" w:sz="8" w:space="0" w:color="FFFFFF"/>
+          <w:insideV w:val="single" w:sz="8" w:space="0" w:color="FFFFFF"/>
+        </w:tblBorders>
+        <w:shd w:val="clear" w:color="auto" w:fill="CED7E7"/>
+        <w:tblLayout w:type="fixed"/>
+        <w:tblLook w:val="04A0" w:firstRow="1" w:lastRow="0" w:firstColumn="1" w:lastColumn="0" w:noHBand="0" w:noVBand="1"/>
+      </w:tblPr>
+      <w:tblGrid>
+        <w:gridCol w:w="1080"/>
+        <w:gridCol w:w="4605"/>
+        <w:gridCol w:w="4830"/>
+      </w:tblGrid>
+      <w:tr>
+        <w:trPr>
+          <w:trHeight w:val="360"/>
+        </w:trPr>
+        <w:tc>
+          <w:tcPr>
+            <w:tcW w:w="1080" w:type="dxa"/>
+            <w:tcBorders>
+              <w:top w:val="single" w:sz="8" w:space="0" w:color="000000"/>
+              <w:left w:val="single" w:sz="8" w:space="0" w:color="000000"/>
+              <w:bottom w:val="single" w:sz="8" w:space="0" w:color="000000"/>
+              <w:right w:val="single" w:sz="8" w:space="0" w:color="000000"/>
+            </w:tcBorders>
+            <w:shd w:val="clear" w:color="auto" w:fill="C5F5E7"/>
+            <w:tcMar>
+              <w:top w:w="80" w:type="dxa"/>
+              <w:left w:w="80" w:type="dxa"/>
+              <w:bottom w:w="80" w:type="dxa"/>
+              <w:right w:w="80" w:type="dxa"/>
+            </w:tcMar>
+          </w:tcPr>
+          <w:p>
+            <w:pPr>
+              <w:pStyle w:val="Intestazione2"/>
+              <w:spacing w:before="0" w:after="0"/>
+              <w:rPr>
+                <w:rFonts w:ascii="Helvetica" w:hAnsi="Helvetica"/>
+                <w:sz w:val="24"/>
+                <w:szCs w:val="24"/>
+              </w:rPr>
+            </w:pPr>
+            <w:r>
+              <w:rPr>
+                <w:rFonts w:ascii="Helvetica" w:hAnsi="Helvetica"/>
+                <w:sz w:val="24"/>
+                <w:szCs w:val="24"/>
+              </w:rPr>
+              <w:t xml:space="preserve"># </w:t>
+            </w:r>
+          </w:p>
+        </w:tc>
+        <w:tc>
+          <w:tcPr>
+            <w:tcW w:w="4605" w:type="dxa"/>
+            <w:tcBorders>
+              <w:top w:val="single" w:sz="8" w:space="0" w:color="000000"/>
+              <w:left w:val="single" w:sz="8" w:space="0" w:color="000000"/>
+              <w:bottom w:val="single" w:sz="8" w:space="0" w:color="000000"/>
+              <w:right w:val="single" w:sz="8" w:space="0" w:color="000000"/>
+            </w:tcBorders>
+            <w:shd w:val="clear" w:color="auto" w:fill="C5F5E7"/>
+            <w:tcMar>
+              <w:top w:w="80" w:type="dxa"/>
+              <w:left w:w="180" w:type="dxa"/>
+              <w:bottom w:w="80" w:type="dxa"/>
+              <w:right w:w="80" w:type="dxa"/>
+            </w:tcMar>
+          </w:tcPr>
+          <w:p>
+            <w:pPr>
+              <w:pStyle w:val="Intestazione2"/>
+              <w:spacing w:before="0" w:after="0"/>
+              <w:ind w:left="100"/>
+              <w:jc w:val="center"/>
+              <w:rPr>
+                <w:rFonts w:ascii="Helvetica" w:hAnsi="Helvetica"/>
+                <w:color w:val="000000" w:themeColor="text1"/>
+                <w:sz w:val="24"/>
+                <w:szCs w:val="24"/>
+              </w:rPr>
+            </w:pPr>
+            <w:r>
+              <w:rPr>
+                <w:rFonts w:ascii="Helvetica" w:hAnsi="Helvetica"/>
+                <w:color w:val="000000" w:themeColor="text1"/>
+                <w:sz w:val="24"/>
+                <w:szCs w:val="24"/>
+              </w:rPr>
+              <w:t>Attore</w:t>
+            </w:r>
+          </w:p>
+        </w:tc>
+        <w:tc>
+          <w:tcPr>
+            <w:tcW w:w="4830" w:type="dxa"/>
+            <w:tcBorders>
+              <w:top w:val="single" w:sz="8" w:space="0" w:color="000000"/>
+              <w:left w:val="single" w:sz="8" w:space="0" w:color="000000"/>
+              <w:bottom w:val="single" w:sz="8" w:space="0" w:color="000000"/>
+              <w:right w:val="single" w:sz="8" w:space="0" w:color="000000"/>
+            </w:tcBorders>
+            <w:shd w:val="clear" w:color="auto" w:fill="C5F5E7"/>
+            <w:tcMar>
+              <w:top w:w="80" w:type="dxa"/>
+              <w:left w:w="180" w:type="dxa"/>
+              <w:bottom w:w="80" w:type="dxa"/>
+              <w:right w:w="80" w:type="dxa"/>
+            </w:tcMar>
+          </w:tcPr>
+          <w:p>
+            <w:pPr>
+              <w:pStyle w:val="Intestazione2"/>
+              <w:spacing w:before="0" w:after="0"/>
+              <w:ind w:left="100"/>
+              <w:jc w:val="center"/>
+              <w:rPr>
+                <w:rFonts w:ascii="Helvetica" w:hAnsi="Helvetica"/>
+                <w:color w:val="000000" w:themeColor="text1"/>
+                <w:sz w:val="24"/>
+                <w:szCs w:val="24"/>
+              </w:rPr>
+            </w:pPr>
+            <w:r>
+              <w:rPr>
+                <w:rFonts w:ascii="Helvetica" w:hAnsi="Helvetica"/>
+                <w:color w:val="000000" w:themeColor="text1"/>
+                <w:sz w:val="24"/>
+                <w:szCs w:val="24"/>
+              </w:rPr>
+              <w:t>Sistema</w:t>
+            </w:r>
+          </w:p>
+        </w:tc>
+      </w:tr>
+      <w:tr>
+        <w:trPr>
+          <w:trHeight w:val="549"/>
+        </w:trPr>
+        <w:tc>
+          <w:tcPr>
+            <w:tcW w:w="1080" w:type="dxa"/>
+            <w:tcBorders>
+              <w:top w:val="single" w:sz="8" w:space="0" w:color="000000"/>
+              <w:left w:val="single" w:sz="8" w:space="0" w:color="000000"/>
+              <w:bottom w:val="single" w:sz="8" w:space="0" w:color="000000"/>
+              <w:right w:val="single" w:sz="8" w:space="0" w:color="000000"/>
+            </w:tcBorders>
+            <w:tcMar>
+              <w:top w:w="80" w:type="dxa"/>
+              <w:left w:w="80" w:type="dxa"/>
+              <w:bottom w:w="80" w:type="dxa"/>
+              <w:right w:w="80" w:type="dxa"/>
+            </w:tcMar>
+          </w:tcPr>
+          <w:p>
+            <w:pPr>
+              <w:pStyle w:val="Intestazione3"/>
+              <w:spacing w:before="0"/>
+              <w:jc w:val="left"/>
+              <w:rPr>
+                <w:rFonts w:ascii="Helvetica" w:hAnsi="Helvetica"/>
+                <w:sz w:val="24"/>
+                <w:szCs w:val="24"/>
+              </w:rPr>
+            </w:pPr>
+            <w:r>
+              <w:rPr>
+                <w:rFonts w:ascii="Helvetica" w:hAnsi="Helvetica"/>
+                <w:color w:val="CC0000"/>
+                <w:sz w:val="24"/>
+                <w:szCs w:val="24"/>
+                <w:u w:color="CC0000"/>
+              </w:rPr>
+              <w:t>2</w:t>
+            </w:r>
+            <w:r>
+              <w:rPr>
+                <w:rFonts w:ascii="Helvetica" w:hAnsi="Helvetica"/>
+                <w:color w:val="CC0000"/>
+                <w:sz w:val="24"/>
+                <w:szCs w:val="24"/>
+                <w:u w:color="CC0000"/>
+              </w:rPr>
+              <w:t>c</w:t>
+            </w:r>
+            <w:r>
+              <w:rPr>
+                <w:rFonts w:ascii="Helvetica" w:hAnsi="Helvetica"/>
+                <w:color w:val="CC0000"/>
+                <w:sz w:val="24"/>
+                <w:szCs w:val="24"/>
+                <w:u w:color="CC0000"/>
+              </w:rPr>
+              <w:t>.1a.1</w:t>
+            </w:r>
+          </w:p>
+        </w:tc>
+        <w:tc>
+          <w:tcPr>
+            <w:tcW w:w="4605" w:type="dxa"/>
+            <w:tcBorders>
+              <w:top w:val="single" w:sz="8" w:space="0" w:color="000000"/>
+              <w:left w:val="single" w:sz="8" w:space="0" w:color="000000"/>
+              <w:bottom w:val="single" w:sz="8" w:space="0" w:color="000000"/>
+              <w:right w:val="single" w:sz="8" w:space="0" w:color="000000"/>
+            </w:tcBorders>
+            <w:tcMar>
+              <w:top w:w="80" w:type="dxa"/>
+              <w:left w:w="80" w:type="dxa"/>
+              <w:bottom w:w="80" w:type="dxa"/>
+              <w:right w:w="80" w:type="dxa"/>
+            </w:tcMar>
+          </w:tcPr>
+          <w:p>
+            <w:pPr>
+              <w:pStyle w:val="Corpo"/>
+              <w:spacing w:line="240" w:lineRule="auto"/>
+              <w:rPr>
+                <w:rFonts w:ascii="Helvetica" w:hAnsi="Helvetica"/>
+                <w:sz w:val="24"/>
+                <w:szCs w:val="24"/>
+              </w:rPr>
+            </w:pPr>
+            <w:r>
+              <w:rPr>
+                <w:rFonts w:ascii="Helvetica" w:hAnsi="Helvetica"/>
+                <w:sz w:val="24"/>
+                <w:szCs w:val="24"/>
+              </w:rPr>
+              <w:t xml:space="preserve">Tenta di </w:t>
+            </w:r>
+            <w:r>
+              <w:rPr>
+                <w:rFonts w:ascii="Helvetica" w:hAnsi="Helvetica"/>
+                <w:sz w:val="24"/>
+                <w:szCs w:val="24"/>
+              </w:rPr>
+              <w:t>terminare</w:t>
+            </w:r>
+            <w:r>
+              <w:rPr>
+                <w:rFonts w:ascii="Helvetica" w:hAnsi="Helvetica"/>
+                <w:sz w:val="24"/>
+                <w:szCs w:val="24"/>
+              </w:rPr>
+              <w:t xml:space="preserve"> un evento/istanza </w:t>
+            </w:r>
+            <w:r>
+              <w:rPr>
+                <w:rFonts w:ascii="Helvetica" w:hAnsi="Helvetica"/>
+                <w:sz w:val="24"/>
+                <w:szCs w:val="24"/>
+              </w:rPr>
+              <w:t>in fase preliminare</w:t>
+            </w:r>
+          </w:p>
+        </w:tc>
+        <w:tc>
+          <w:tcPr>
+            <w:tcW w:w="4830" w:type="dxa"/>
+            <w:tcBorders>
+              <w:top w:val="single" w:sz="8" w:space="0" w:color="000000"/>
+              <w:left w:val="single" w:sz="8" w:space="0" w:color="000000"/>
+              <w:bottom w:val="single" w:sz="8" w:space="0" w:color="000000"/>
+              <w:right w:val="single" w:sz="8" w:space="0" w:color="000000"/>
+            </w:tcBorders>
+            <w:shd w:val="clear" w:color="auto" w:fill="F4CCCC"/>
+            <w:tcMar>
+              <w:top w:w="80" w:type="dxa"/>
+              <w:left w:w="80" w:type="dxa"/>
+              <w:bottom w:w="80" w:type="dxa"/>
+              <w:right w:w="80" w:type="dxa"/>
+            </w:tcMar>
+          </w:tcPr>
+          <w:p>
+            <w:pPr>
+              <w:pStyle w:val="Corpo"/>
+              <w:jc w:val="left"/>
+              <w:rPr>
+                <w:rFonts w:ascii="Helvetica" w:hAnsi="Helvetica"/>
+                <w:sz w:val="24"/>
+                <w:szCs w:val="24"/>
+              </w:rPr>
+            </w:pPr>
+            <w:r>
+              <w:rPr>
+                <w:rFonts w:ascii="Helvetica" w:hAnsi="Helvetica"/>
+                <w:sz w:val="24"/>
+                <w:szCs w:val="24"/>
+              </w:rPr>
+              <w:t xml:space="preserve">Informa che </w:t>
+            </w:r>
+            <w:r>
+              <w:rPr>
+                <w:rFonts w:ascii="Helvetica" w:hAnsi="Helvetica"/>
+                <w:sz w:val="24"/>
+                <w:szCs w:val="24"/>
+              </w:rPr>
+              <w:t>la terminazione è impossibile per un evento in fase preliminare.</w:t>
+            </w:r>
+          </w:p>
+        </w:tc>
+      </w:tr>
+      <w:tr>
+        <w:trPr>
+          <w:trHeight w:val="300"/>
+        </w:trPr>
+        <w:tc>
+          <w:tcPr>
+            <w:tcW w:w="1080" w:type="dxa"/>
+            <w:tcBorders>
+              <w:top w:val="single" w:sz="8" w:space="0" w:color="000000"/>
+              <w:left w:val="single" w:sz="8" w:space="0" w:color="000000"/>
+              <w:bottom w:val="single" w:sz="8" w:space="0" w:color="000000"/>
+              <w:right w:val="single" w:sz="8" w:space="0" w:color="000000"/>
+            </w:tcBorders>
+            <w:tcMar>
+              <w:top w:w="80" w:type="dxa"/>
+              <w:left w:w="80" w:type="dxa"/>
+              <w:bottom w:w="80" w:type="dxa"/>
+              <w:right w:w="80" w:type="dxa"/>
+            </w:tcMar>
+          </w:tcPr>
+          <w:p>
+            <w:pPr>
+              <w:rPr>
+                <w:rFonts w:ascii="Helvetica" w:hAnsi="Helvetica"/>
+                <w:sz w:val="24"/>
+                <w:szCs w:val="24"/>
+              </w:rPr>
+            </w:pPr>
+          </w:p>
+        </w:tc>
+        <w:tc>
+          <w:tcPr>
+            <w:tcW w:w="4605" w:type="dxa"/>
+            <w:tcBorders>
+              <w:top w:val="single" w:sz="8" w:space="0" w:color="000000"/>
+              <w:left w:val="single" w:sz="8" w:space="0" w:color="000000"/>
+              <w:bottom w:val="single" w:sz="8" w:space="0" w:color="000000"/>
+              <w:right w:val="single" w:sz="8" w:space="0" w:color="000000"/>
+            </w:tcBorders>
+            <w:tcMar>
+              <w:top w:w="80" w:type="dxa"/>
+              <w:left w:w="80" w:type="dxa"/>
+              <w:bottom w:w="80" w:type="dxa"/>
+              <w:right w:w="80" w:type="dxa"/>
+            </w:tcMar>
+          </w:tcPr>
+          <w:p>
+            <w:pPr>
+              <w:pStyle w:val="Corpo"/>
+              <w:spacing w:line="240" w:lineRule="auto"/>
+              <w:rPr>
+                <w:rFonts w:ascii="Helvetica" w:hAnsi="Helvetica"/>
+                <w:sz w:val="24"/>
+                <w:szCs w:val="24"/>
+              </w:rPr>
+            </w:pPr>
+            <w:r>
+              <w:rPr>
+                <w:rFonts w:ascii="Helvetica" w:hAnsi="Helvetica"/>
+                <w:i/>
+                <w:iCs/>
+                <w:sz w:val="24"/>
+                <w:szCs w:val="24"/>
+              </w:rPr>
+              <w:t>Il flusso riprende dal punto in cui era o termina</w:t>
+            </w:r>
+          </w:p>
+        </w:tc>
+        <w:tc>
+          <w:tcPr>
+            <w:tcW w:w="4830" w:type="dxa"/>
+            <w:tcBorders>
+              <w:top w:val="single" w:sz="8" w:space="0" w:color="000000"/>
+              <w:left w:val="single" w:sz="8" w:space="0" w:color="000000"/>
+              <w:bottom w:val="single" w:sz="8" w:space="0" w:color="000000"/>
+              <w:right w:val="single" w:sz="8" w:space="0" w:color="000000"/>
+            </w:tcBorders>
+            <w:tcMar>
+              <w:top w:w="80" w:type="dxa"/>
+              <w:left w:w="80" w:type="dxa"/>
+              <w:bottom w:w="80" w:type="dxa"/>
+              <w:right w:w="80" w:type="dxa"/>
+            </w:tcMar>
+          </w:tcPr>
+          <w:p>
+            <w:pPr>
+              <w:rPr>
+                <w:rFonts w:ascii="Helvetica" w:hAnsi="Helvetica"/>
+                <w:sz w:val="24"/>
+                <w:szCs w:val="24"/>
+              </w:rPr>
+            </w:pPr>
+          </w:p>
+        </w:tc>
+      </w:tr>
+    </w:tbl>
+    <w:p>
+      <w:pPr>
+        <w:rPr>
+          <w:rFonts w:ascii="Helvetica" w:hAnsi="Helvetica"/>
+          <w:b/>
+          <w:bCs/>
+          <w:color w:val="CC0000"/>
+          <w:sz w:val="36"/>
+          <w:szCs w:val="36"/>
+          <w:u w:color="CC0000"/>
+        </w:rPr>
+      </w:pPr>
+    </w:p>
+    <w:p>
+      <w:pPr>
+        <w:rPr>
+          <w:rFonts w:ascii="Helvetica" w:hAnsi="Helvetica"/>
+          <w:b/>
+          <w:bCs/>
+          <w:color w:val="CC0000"/>
+          <w:sz w:val="36"/>
+          <w:szCs w:val="36"/>
+          <w:u w:color="CC0000"/>
+        </w:rPr>
+      </w:pPr>
+    </w:p>
+    <w:p>
+      <w:pPr>
+        <w:rPr>
+          <w:rFonts w:ascii="Helvetica" w:hAnsi="Helvetica"/>
+          <w:b/>
+          <w:bCs/>
           <w:sz w:val="36"/>
           <w:szCs w:val="36"/>
         </w:rPr>
@@ -4476,6 +4986,514 @@
         </w:rPr>
       </w:pPr>
     </w:p>
+    <w:tbl>
+      <w:tblPr>
+        <w:tblStyle w:val="TableNormal"/>
+        <w:tblpPr w:leftFromText="141" w:rightFromText="141" w:vertAnchor="page" w:horzAnchor="margin" w:tblpXSpec="center" w:tblpY="7216"/>
+        <w:tblW w:w="10515" w:type="dxa"/>
+        <w:tblBorders>
+          <w:top w:val="single" w:sz="8" w:space="0" w:color="FFFFFF"/>
+          <w:left w:val="single" w:sz="8" w:space="0" w:color="FFFFFF"/>
+          <w:bottom w:val="single" w:sz="8" w:space="0" w:color="FFFFFF"/>
+          <w:right w:val="single" w:sz="8" w:space="0" w:color="FFFFFF"/>
+          <w:insideH w:val="single" w:sz="8" w:space="0" w:color="FFFFFF"/>
+          <w:insideV w:val="single" w:sz="8" w:space="0" w:color="FFFFFF"/>
+        </w:tblBorders>
+        <w:shd w:val="clear" w:color="auto" w:fill="CED7E7"/>
+        <w:tblLayout w:type="fixed"/>
+        <w:tblLook w:val="04A0" w:firstRow="1" w:lastRow="0" w:firstColumn="1" w:lastColumn="0" w:noHBand="0" w:noVBand="1"/>
+      </w:tblPr>
+      <w:tblGrid>
+        <w:gridCol w:w="1080"/>
+        <w:gridCol w:w="4605"/>
+        <w:gridCol w:w="4830"/>
+      </w:tblGrid>
+      <w:tr>
+        <w:trPr>
+          <w:trHeight w:val="360"/>
+        </w:trPr>
+        <w:tc>
+          <w:tcPr>
+            <w:tcW w:w="1080" w:type="dxa"/>
+            <w:tcBorders>
+              <w:top w:val="single" w:sz="8" w:space="0" w:color="000000"/>
+              <w:left w:val="single" w:sz="8" w:space="0" w:color="000000"/>
+              <w:bottom w:val="single" w:sz="8" w:space="0" w:color="000000"/>
+              <w:right w:val="single" w:sz="8" w:space="0" w:color="000000"/>
+            </w:tcBorders>
+            <w:shd w:val="clear" w:color="auto" w:fill="C5F5E7"/>
+            <w:tcMar>
+              <w:top w:w="80" w:type="dxa"/>
+              <w:left w:w="80" w:type="dxa"/>
+              <w:bottom w:w="80" w:type="dxa"/>
+              <w:right w:w="80" w:type="dxa"/>
+            </w:tcMar>
+          </w:tcPr>
+          <w:p>
+            <w:pPr>
+              <w:pStyle w:val="Intestazione2"/>
+              <w:spacing w:before="0" w:after="0"/>
+              <w:rPr>
+                <w:rFonts w:ascii="Helvetica" w:hAnsi="Helvetica"/>
+                <w:sz w:val="24"/>
+                <w:szCs w:val="24"/>
+              </w:rPr>
+            </w:pPr>
+            <w:r>
+              <w:rPr>
+                <w:rFonts w:ascii="Helvetica" w:hAnsi="Helvetica"/>
+                <w:sz w:val="24"/>
+                <w:szCs w:val="24"/>
+              </w:rPr>
+              <w:t xml:space="preserve"># </w:t>
+            </w:r>
+          </w:p>
+        </w:tc>
+        <w:tc>
+          <w:tcPr>
+            <w:tcW w:w="4605" w:type="dxa"/>
+            <w:tcBorders>
+              <w:top w:val="single" w:sz="8" w:space="0" w:color="000000"/>
+              <w:left w:val="single" w:sz="8" w:space="0" w:color="000000"/>
+              <w:bottom w:val="single" w:sz="8" w:space="0" w:color="000000"/>
+              <w:right w:val="single" w:sz="8" w:space="0" w:color="000000"/>
+            </w:tcBorders>
+            <w:shd w:val="clear" w:color="auto" w:fill="C5F5E7"/>
+            <w:tcMar>
+              <w:top w:w="80" w:type="dxa"/>
+              <w:left w:w="180" w:type="dxa"/>
+              <w:bottom w:w="80" w:type="dxa"/>
+              <w:right w:w="80" w:type="dxa"/>
+            </w:tcMar>
+          </w:tcPr>
+          <w:p>
+            <w:pPr>
+              <w:pStyle w:val="Intestazione2"/>
+              <w:spacing w:before="0" w:after="0"/>
+              <w:ind w:left="100"/>
+              <w:jc w:val="center"/>
+              <w:rPr>
+                <w:rFonts w:ascii="Helvetica" w:hAnsi="Helvetica"/>
+                <w:color w:val="000000" w:themeColor="text1"/>
+                <w:sz w:val="24"/>
+                <w:szCs w:val="24"/>
+              </w:rPr>
+            </w:pPr>
+            <w:r>
+              <w:rPr>
+                <w:rFonts w:ascii="Helvetica" w:hAnsi="Helvetica"/>
+                <w:color w:val="000000" w:themeColor="text1"/>
+                <w:sz w:val="24"/>
+                <w:szCs w:val="24"/>
+              </w:rPr>
+              <w:t>Attore</w:t>
+            </w:r>
+          </w:p>
+        </w:tc>
+        <w:tc>
+          <w:tcPr>
+            <w:tcW w:w="4830" w:type="dxa"/>
+            <w:tcBorders>
+              <w:top w:val="single" w:sz="8" w:space="0" w:color="000000"/>
+              <w:left w:val="single" w:sz="8" w:space="0" w:color="000000"/>
+              <w:bottom w:val="single" w:sz="8" w:space="0" w:color="000000"/>
+              <w:right w:val="single" w:sz="8" w:space="0" w:color="000000"/>
+            </w:tcBorders>
+            <w:shd w:val="clear" w:color="auto" w:fill="C5F5E7"/>
+            <w:tcMar>
+              <w:top w:w="80" w:type="dxa"/>
+              <w:left w:w="180" w:type="dxa"/>
+              <w:bottom w:w="80" w:type="dxa"/>
+              <w:right w:w="80" w:type="dxa"/>
+            </w:tcMar>
+          </w:tcPr>
+          <w:p>
+            <w:pPr>
+              <w:pStyle w:val="Intestazione2"/>
+              <w:spacing w:before="0" w:after="0"/>
+              <w:ind w:left="100"/>
+              <w:jc w:val="center"/>
+              <w:rPr>
+                <w:rFonts w:ascii="Helvetica" w:hAnsi="Helvetica"/>
+                <w:color w:val="000000" w:themeColor="text1"/>
+                <w:sz w:val="24"/>
+                <w:szCs w:val="24"/>
+              </w:rPr>
+            </w:pPr>
+            <w:r>
+              <w:rPr>
+                <w:rFonts w:ascii="Helvetica" w:hAnsi="Helvetica"/>
+                <w:color w:val="000000" w:themeColor="text1"/>
+                <w:sz w:val="24"/>
+                <w:szCs w:val="24"/>
+              </w:rPr>
+              <w:t>Sistema</w:t>
+            </w:r>
+          </w:p>
+        </w:tc>
+      </w:tr>
+      <w:tr>
+        <w:trPr>
+          <w:trHeight w:val="549"/>
+        </w:trPr>
+        <w:tc>
+          <w:tcPr>
+            <w:tcW w:w="1080" w:type="dxa"/>
+            <w:tcBorders>
+              <w:top w:val="single" w:sz="8" w:space="0" w:color="000000"/>
+              <w:left w:val="single" w:sz="8" w:space="0" w:color="000000"/>
+              <w:bottom w:val="single" w:sz="8" w:space="0" w:color="000000"/>
+              <w:right w:val="single" w:sz="8" w:space="0" w:color="000000"/>
+            </w:tcBorders>
+            <w:tcMar>
+              <w:top w:w="80" w:type="dxa"/>
+              <w:left w:w="80" w:type="dxa"/>
+              <w:bottom w:w="80" w:type="dxa"/>
+              <w:right w:w="80" w:type="dxa"/>
+            </w:tcMar>
+          </w:tcPr>
+          <w:p>
+            <w:pPr>
+              <w:pStyle w:val="Intestazione3"/>
+              <w:spacing w:before="0"/>
+              <w:jc w:val="left"/>
+              <w:rPr>
+                <w:rFonts w:ascii="Helvetica" w:hAnsi="Helvetica"/>
+                <w:sz w:val="24"/>
+                <w:szCs w:val="24"/>
+              </w:rPr>
+            </w:pPr>
+            <w:r>
+              <w:rPr>
+                <w:rFonts w:ascii="Helvetica" w:hAnsi="Helvetica"/>
+                <w:color w:val="CC0000"/>
+                <w:sz w:val="24"/>
+                <w:szCs w:val="24"/>
+                <w:u w:color="CC0000"/>
+              </w:rPr>
+              <w:t>2</w:t>
+            </w:r>
+            <w:r>
+              <w:rPr>
+                <w:rFonts w:ascii="Helvetica" w:hAnsi="Helvetica"/>
+                <w:color w:val="CC0000"/>
+                <w:sz w:val="24"/>
+                <w:szCs w:val="24"/>
+                <w:u w:color="CC0000"/>
+              </w:rPr>
+              <w:t>.1a.1</w:t>
+            </w:r>
+          </w:p>
+        </w:tc>
+        <w:tc>
+          <w:tcPr>
+            <w:tcW w:w="4605" w:type="dxa"/>
+            <w:tcBorders>
+              <w:top w:val="single" w:sz="8" w:space="0" w:color="000000"/>
+              <w:left w:val="single" w:sz="8" w:space="0" w:color="000000"/>
+              <w:bottom w:val="single" w:sz="8" w:space="0" w:color="000000"/>
+              <w:right w:val="single" w:sz="8" w:space="0" w:color="000000"/>
+            </w:tcBorders>
+            <w:tcMar>
+              <w:top w:w="80" w:type="dxa"/>
+              <w:left w:w="80" w:type="dxa"/>
+              <w:bottom w:w="80" w:type="dxa"/>
+              <w:right w:w="80" w:type="dxa"/>
+            </w:tcMar>
+          </w:tcPr>
+          <w:p>
+            <w:pPr>
+              <w:pStyle w:val="Corpo"/>
+              <w:spacing w:line="240" w:lineRule="auto"/>
+              <w:rPr>
+                <w:rFonts w:ascii="Helvetica" w:hAnsi="Helvetica"/>
+                <w:sz w:val="24"/>
+                <w:szCs w:val="24"/>
+              </w:rPr>
+            </w:pPr>
+            <w:r>
+              <w:rPr>
+                <w:rFonts w:ascii="Helvetica" w:hAnsi="Helvetica"/>
+                <w:sz w:val="24"/>
+                <w:szCs w:val="24"/>
+              </w:rPr>
+              <w:t>Modifica il numero di partecipanti o tenta di aggiungere servizi a evento “In corso”</w:t>
+            </w:r>
+          </w:p>
+        </w:tc>
+        <w:tc>
+          <w:tcPr>
+            <w:tcW w:w="4830" w:type="dxa"/>
+            <w:tcBorders>
+              <w:top w:val="single" w:sz="8" w:space="0" w:color="000000"/>
+              <w:left w:val="single" w:sz="8" w:space="0" w:color="000000"/>
+              <w:bottom w:val="single" w:sz="8" w:space="0" w:color="000000"/>
+              <w:right w:val="single" w:sz="8" w:space="0" w:color="000000"/>
+            </w:tcBorders>
+            <w:shd w:val="clear" w:color="auto" w:fill="F4CCCC"/>
+            <w:tcMar>
+              <w:top w:w="80" w:type="dxa"/>
+              <w:left w:w="80" w:type="dxa"/>
+              <w:bottom w:w="80" w:type="dxa"/>
+              <w:right w:w="80" w:type="dxa"/>
+            </w:tcMar>
+          </w:tcPr>
+          <w:p>
+            <w:pPr>
+              <w:pStyle w:val="Corpo"/>
+              <w:jc w:val="left"/>
+              <w:rPr>
+                <w:rFonts w:ascii="Helvetica" w:hAnsi="Helvetica"/>
+                <w:sz w:val="24"/>
+                <w:szCs w:val="24"/>
+              </w:rPr>
+            </w:pPr>
+            <w:r>
+              <w:rPr>
+                <w:rFonts w:ascii="Helvetica" w:hAnsi="Helvetica"/>
+                <w:sz w:val="24"/>
+                <w:szCs w:val="24"/>
+              </w:rPr>
+              <w:t>Segnala la violazione dei vincoli e richiede l’approvazione della penale o una deroga motivata</w:t>
+            </w:r>
+          </w:p>
+        </w:tc>
+      </w:tr>
+      <w:tr>
+        <w:trPr>
+          <w:trHeight w:val="549"/>
+        </w:trPr>
+        <w:tc>
+          <w:tcPr>
+            <w:tcW w:w="1080" w:type="dxa"/>
+            <w:tcBorders>
+              <w:top w:val="single" w:sz="8" w:space="0" w:color="000000"/>
+              <w:left w:val="single" w:sz="8" w:space="0" w:color="000000"/>
+              <w:bottom w:val="single" w:sz="8" w:space="0" w:color="000000"/>
+              <w:right w:val="single" w:sz="8" w:space="0" w:color="000000"/>
+            </w:tcBorders>
+            <w:tcMar>
+              <w:top w:w="80" w:type="dxa"/>
+              <w:left w:w="80" w:type="dxa"/>
+              <w:bottom w:w="80" w:type="dxa"/>
+              <w:right w:w="80" w:type="dxa"/>
+            </w:tcMar>
+          </w:tcPr>
+          <w:p>
+            <w:pPr>
+              <w:pStyle w:val="Intestazione3"/>
+              <w:spacing w:before="0"/>
+              <w:jc w:val="left"/>
+              <w:rPr>
+                <w:rFonts w:ascii="Helvetica" w:hAnsi="Helvetica"/>
+                <w:color w:val="CC0000"/>
+                <w:sz w:val="24"/>
+                <w:szCs w:val="24"/>
+                <w:u w:color="CC0000"/>
+              </w:rPr>
+            </w:pPr>
+            <w:r>
+              <w:rPr>
+                <w:rFonts w:ascii="Helvetica" w:hAnsi="Helvetica"/>
+                <w:color w:val="CC0000"/>
+                <w:sz w:val="24"/>
+                <w:szCs w:val="24"/>
+                <w:u w:color="CC0000"/>
+              </w:rPr>
+              <w:t>2</w:t>
+            </w:r>
+            <w:r>
+              <w:rPr>
+                <w:rFonts w:ascii="Helvetica" w:hAnsi="Helvetica"/>
+                <w:color w:val="CC0000"/>
+                <w:sz w:val="24"/>
+                <w:szCs w:val="24"/>
+                <w:u w:color="CC0000"/>
+              </w:rPr>
+              <w:t>.1a.2</w:t>
+            </w:r>
+          </w:p>
+        </w:tc>
+        <w:tc>
+          <w:tcPr>
+            <w:tcW w:w="4605" w:type="dxa"/>
+            <w:tcBorders>
+              <w:top w:val="single" w:sz="8" w:space="0" w:color="000000"/>
+              <w:left w:val="single" w:sz="8" w:space="0" w:color="000000"/>
+              <w:bottom w:val="single" w:sz="8" w:space="0" w:color="000000"/>
+              <w:right w:val="single" w:sz="8" w:space="0" w:color="000000"/>
+            </w:tcBorders>
+            <w:tcMar>
+              <w:top w:w="80" w:type="dxa"/>
+              <w:left w:w="80" w:type="dxa"/>
+              <w:bottom w:w="80" w:type="dxa"/>
+              <w:right w:w="80" w:type="dxa"/>
+            </w:tcMar>
+          </w:tcPr>
+          <w:p>
+            <w:pPr>
+              <w:pStyle w:val="Corpo"/>
+              <w:spacing w:line="240" w:lineRule="auto"/>
+              <w:rPr>
+                <w:rFonts w:ascii="Helvetica" w:hAnsi="Helvetica"/>
+                <w:sz w:val="24"/>
+                <w:szCs w:val="24"/>
+              </w:rPr>
+            </w:pPr>
+            <w:r>
+              <w:rPr>
+                <w:rFonts w:ascii="Helvetica" w:hAnsi="Helvetica"/>
+                <w:sz w:val="24"/>
+                <w:szCs w:val="24"/>
+              </w:rPr>
+              <w:t xml:space="preserve">Conferma con deroga o accetta penale </w:t>
+            </w:r>
+          </w:p>
+        </w:tc>
+        <w:tc>
+          <w:tcPr>
+            <w:tcW w:w="4830" w:type="dxa"/>
+            <w:tcBorders>
+              <w:top w:val="single" w:sz="8" w:space="0" w:color="000000"/>
+              <w:left w:val="single" w:sz="8" w:space="0" w:color="000000"/>
+              <w:bottom w:val="single" w:sz="8" w:space="0" w:color="000000"/>
+              <w:right w:val="single" w:sz="8" w:space="0" w:color="000000"/>
+            </w:tcBorders>
+            <w:shd w:val="clear" w:color="auto" w:fill="F4CCCC"/>
+            <w:tcMar>
+              <w:top w:w="80" w:type="dxa"/>
+              <w:left w:w="80" w:type="dxa"/>
+              <w:bottom w:w="80" w:type="dxa"/>
+              <w:right w:w="80" w:type="dxa"/>
+            </w:tcMar>
+          </w:tcPr>
+          <w:p>
+            <w:pPr>
+              <w:pStyle w:val="Corpo"/>
+              <w:jc w:val="left"/>
+              <w:rPr>
+                <w:rFonts w:ascii="Helvetica" w:hAnsi="Helvetica"/>
+                <w:sz w:val="24"/>
+                <w:szCs w:val="24"/>
+              </w:rPr>
+            </w:pPr>
+            <w:r>
+              <w:rPr>
+                <w:rFonts w:ascii="Helvetica" w:hAnsi="Helvetica"/>
+                <w:sz w:val="24"/>
+                <w:szCs w:val="24"/>
+              </w:rPr>
+              <w:t>Aggiorna i dati applicando le sanzioni previste</w:t>
+            </w:r>
+          </w:p>
+        </w:tc>
+      </w:tr>
+      <w:tr>
+        <w:trPr>
+          <w:trHeight w:val="300"/>
+        </w:trPr>
+        <w:tc>
+          <w:tcPr>
+            <w:tcW w:w="1080" w:type="dxa"/>
+            <w:tcBorders>
+              <w:top w:val="single" w:sz="8" w:space="0" w:color="000000"/>
+              <w:left w:val="single" w:sz="8" w:space="0" w:color="000000"/>
+              <w:bottom w:val="single" w:sz="8" w:space="0" w:color="000000"/>
+              <w:right w:val="single" w:sz="8" w:space="0" w:color="000000"/>
+            </w:tcBorders>
+            <w:tcMar>
+              <w:top w:w="80" w:type="dxa"/>
+              <w:left w:w="80" w:type="dxa"/>
+              <w:bottom w:w="80" w:type="dxa"/>
+              <w:right w:w="80" w:type="dxa"/>
+            </w:tcMar>
+          </w:tcPr>
+          <w:p>
+            <w:pPr>
+              <w:rPr>
+                <w:rFonts w:ascii="Helvetica" w:hAnsi="Helvetica"/>
+                <w:sz w:val="24"/>
+                <w:szCs w:val="24"/>
+              </w:rPr>
+            </w:pPr>
+          </w:p>
+        </w:tc>
+        <w:tc>
+          <w:tcPr>
+            <w:tcW w:w="4605" w:type="dxa"/>
+            <w:tcBorders>
+              <w:top w:val="single" w:sz="8" w:space="0" w:color="000000"/>
+              <w:left w:val="single" w:sz="8" w:space="0" w:color="000000"/>
+              <w:bottom w:val="single" w:sz="8" w:space="0" w:color="000000"/>
+              <w:right w:val="single" w:sz="8" w:space="0" w:color="000000"/>
+            </w:tcBorders>
+            <w:tcMar>
+              <w:top w:w="80" w:type="dxa"/>
+              <w:left w:w="80" w:type="dxa"/>
+              <w:bottom w:w="80" w:type="dxa"/>
+              <w:right w:w="80" w:type="dxa"/>
+            </w:tcMar>
+          </w:tcPr>
+          <w:p>
+            <w:pPr>
+              <w:pStyle w:val="Corpo"/>
+              <w:spacing w:line="240" w:lineRule="auto"/>
+              <w:rPr>
+                <w:rFonts w:ascii="Helvetica" w:hAnsi="Helvetica"/>
+                <w:sz w:val="24"/>
+                <w:szCs w:val="24"/>
+              </w:rPr>
+            </w:pPr>
+            <w:r>
+              <w:rPr>
+                <w:rFonts w:ascii="Helvetica" w:hAnsi="Helvetica"/>
+                <w:i/>
+                <w:iCs/>
+                <w:sz w:val="24"/>
+                <w:szCs w:val="24"/>
+              </w:rPr>
+              <w:t xml:space="preserve">Il flusso riprende dal passo </w:t>
+            </w:r>
+            <w:r>
+              <w:rPr>
+                <w:rFonts w:ascii="Helvetica" w:hAnsi="Helvetica"/>
+                <w:i/>
+                <w:iCs/>
+                <w:sz w:val="24"/>
+                <w:szCs w:val="24"/>
+              </w:rPr>
+              <w:t>3</w:t>
+            </w:r>
+          </w:p>
+        </w:tc>
+        <w:tc>
+          <w:tcPr>
+            <w:tcW w:w="4830" w:type="dxa"/>
+            <w:tcBorders>
+              <w:top w:val="single" w:sz="8" w:space="0" w:color="000000"/>
+              <w:left w:val="single" w:sz="8" w:space="0" w:color="000000"/>
+              <w:bottom w:val="single" w:sz="8" w:space="0" w:color="000000"/>
+              <w:right w:val="single" w:sz="8" w:space="0" w:color="000000"/>
+            </w:tcBorders>
+            <w:tcMar>
+              <w:top w:w="80" w:type="dxa"/>
+              <w:left w:w="80" w:type="dxa"/>
+              <w:bottom w:w="80" w:type="dxa"/>
+              <w:right w:w="80" w:type="dxa"/>
+            </w:tcMar>
+          </w:tcPr>
+          <w:p>
+            <w:pPr>
+              <w:rPr>
+                <w:rFonts w:ascii="Helvetica" w:hAnsi="Helvetica"/>
+                <w:sz w:val="24"/>
+                <w:szCs w:val="24"/>
+              </w:rPr>
+            </w:pPr>
+          </w:p>
+        </w:tc>
+      </w:tr>
+    </w:tbl>
     <w:p>
       <w:pPr>
         <w:pStyle w:val="Intestazione"/>
@@ -4499,19 +5517,14 @@
     </w:p>
     <w:p>
       <w:pPr>
-        <w:pStyle w:val="Intestazione"/>
-        <w:spacing w:after="0"/>
         <w:rPr>
           <w:rFonts w:ascii="Helvetica" w:hAnsi="Helvetica"/>
-          <w:color w:val="CC0000"/>
-          <w:u w:color="CC0000"/>
         </w:rPr>
       </w:pPr>
     </w:p>
     <w:tbl>
       <w:tblPr>
-        <w:tblStyle w:val="TableNormal"/>
-        <w:tblpPr w:leftFromText="141" w:rightFromText="141" w:horzAnchor="margin" w:tblpXSpec="center" w:tblpY="1143"/>
+        <w:tblpPr w:leftFromText="141" w:rightFromText="141" w:vertAnchor="page" w:horzAnchor="margin" w:tblpXSpec="center" w:tblpY="12631"/>
         <w:tblW w:w="10515" w:type="dxa"/>
         <w:tblBorders>
           <w:top w:val="single" w:sz="8" w:space="0" w:color="FFFFFF"/>
@@ -4553,545 +5566,6 @@
           </w:tcPr>
           <w:p>
             <w:pPr>
-              <w:pStyle w:val="Intestazione2"/>
-              <w:spacing w:before="0" w:after="0"/>
-              <w:rPr>
-                <w:rFonts w:ascii="Helvetica" w:hAnsi="Helvetica"/>
-                <w:sz w:val="24"/>
-                <w:szCs w:val="24"/>
-              </w:rPr>
-            </w:pPr>
-            <w:r>
-              <w:rPr>
-                <w:rFonts w:ascii="Helvetica" w:hAnsi="Helvetica"/>
-                <w:sz w:val="24"/>
-                <w:szCs w:val="24"/>
-              </w:rPr>
-              <w:t xml:space="preserve"># </w:t>
-            </w:r>
-          </w:p>
-        </w:tc>
-        <w:tc>
-          <w:tcPr>
-            <w:tcW w:w="4605" w:type="dxa"/>
-            <w:tcBorders>
-              <w:top w:val="single" w:sz="8" w:space="0" w:color="000000"/>
-              <w:left w:val="single" w:sz="8" w:space="0" w:color="000000"/>
-              <w:bottom w:val="single" w:sz="8" w:space="0" w:color="000000"/>
-              <w:right w:val="single" w:sz="8" w:space="0" w:color="000000"/>
-            </w:tcBorders>
-            <w:shd w:val="clear" w:color="auto" w:fill="C5F5E7"/>
-            <w:tcMar>
-              <w:top w:w="80" w:type="dxa"/>
-              <w:left w:w="180" w:type="dxa"/>
-              <w:bottom w:w="80" w:type="dxa"/>
-              <w:right w:w="80" w:type="dxa"/>
-            </w:tcMar>
-          </w:tcPr>
-          <w:p>
-            <w:pPr>
-              <w:pStyle w:val="Intestazione2"/>
-              <w:spacing w:before="0" w:after="0"/>
-              <w:ind w:left="100"/>
-              <w:jc w:val="center"/>
-              <w:rPr>
-                <w:rFonts w:ascii="Helvetica" w:hAnsi="Helvetica"/>
-                <w:color w:val="000000" w:themeColor="text1"/>
-                <w:sz w:val="24"/>
-                <w:szCs w:val="24"/>
-              </w:rPr>
-            </w:pPr>
-            <w:r>
-              <w:rPr>
-                <w:rFonts w:ascii="Helvetica" w:hAnsi="Helvetica"/>
-                <w:color w:val="000000" w:themeColor="text1"/>
-                <w:sz w:val="24"/>
-                <w:szCs w:val="24"/>
-              </w:rPr>
-              <w:t>Attore</w:t>
-            </w:r>
-          </w:p>
-        </w:tc>
-        <w:tc>
-          <w:tcPr>
-            <w:tcW w:w="4830" w:type="dxa"/>
-            <w:tcBorders>
-              <w:top w:val="single" w:sz="8" w:space="0" w:color="000000"/>
-              <w:left w:val="single" w:sz="8" w:space="0" w:color="000000"/>
-              <w:bottom w:val="single" w:sz="8" w:space="0" w:color="000000"/>
-              <w:right w:val="single" w:sz="8" w:space="0" w:color="000000"/>
-            </w:tcBorders>
-            <w:shd w:val="clear" w:color="auto" w:fill="C5F5E7"/>
-            <w:tcMar>
-              <w:top w:w="80" w:type="dxa"/>
-              <w:left w:w="180" w:type="dxa"/>
-              <w:bottom w:w="80" w:type="dxa"/>
-              <w:right w:w="80" w:type="dxa"/>
-            </w:tcMar>
-          </w:tcPr>
-          <w:p>
-            <w:pPr>
-              <w:pStyle w:val="Intestazione2"/>
-              <w:spacing w:before="0" w:after="0"/>
-              <w:ind w:left="100"/>
-              <w:jc w:val="center"/>
-              <w:rPr>
-                <w:rFonts w:ascii="Helvetica" w:hAnsi="Helvetica"/>
-                <w:color w:val="000000" w:themeColor="text1"/>
-                <w:sz w:val="24"/>
-                <w:szCs w:val="24"/>
-              </w:rPr>
-            </w:pPr>
-            <w:r>
-              <w:rPr>
-                <w:rFonts w:ascii="Helvetica" w:hAnsi="Helvetica"/>
-                <w:color w:val="000000" w:themeColor="text1"/>
-                <w:sz w:val="24"/>
-                <w:szCs w:val="24"/>
-              </w:rPr>
-              <w:t>Sistema</w:t>
-            </w:r>
-          </w:p>
-        </w:tc>
-      </w:tr>
-      <w:tr>
-        <w:trPr>
-          <w:trHeight w:val="549"/>
-        </w:trPr>
-        <w:tc>
-          <w:tcPr>
-            <w:tcW w:w="1080" w:type="dxa"/>
-            <w:tcBorders>
-              <w:top w:val="single" w:sz="8" w:space="0" w:color="000000"/>
-              <w:left w:val="single" w:sz="8" w:space="0" w:color="000000"/>
-              <w:bottom w:val="single" w:sz="8" w:space="0" w:color="000000"/>
-              <w:right w:val="single" w:sz="8" w:space="0" w:color="000000"/>
-            </w:tcBorders>
-            <w:tcMar>
-              <w:top w:w="80" w:type="dxa"/>
-              <w:left w:w="80" w:type="dxa"/>
-              <w:bottom w:w="80" w:type="dxa"/>
-              <w:right w:w="80" w:type="dxa"/>
-            </w:tcMar>
-          </w:tcPr>
-          <w:p>
-            <w:pPr>
-              <w:pStyle w:val="Intestazione3"/>
-              <w:spacing w:before="0"/>
-              <w:jc w:val="left"/>
-              <w:rPr>
-                <w:rFonts w:ascii="Helvetica" w:hAnsi="Helvetica"/>
-                <w:sz w:val="24"/>
-                <w:szCs w:val="24"/>
-              </w:rPr>
-            </w:pPr>
-            <w:r>
-              <w:rPr>
-                <w:rFonts w:ascii="Helvetica" w:hAnsi="Helvetica"/>
-                <w:color w:val="CC0000"/>
-                <w:sz w:val="24"/>
-                <w:szCs w:val="24"/>
-                <w:u w:color="CC0000"/>
-              </w:rPr>
-              <w:t>2</w:t>
-            </w:r>
-            <w:r>
-              <w:rPr>
-                <w:rFonts w:ascii="Helvetica" w:hAnsi="Helvetica"/>
-                <w:color w:val="CC0000"/>
-                <w:sz w:val="24"/>
-                <w:szCs w:val="24"/>
-                <w:u w:color="CC0000"/>
-              </w:rPr>
-              <w:t>.1a.1</w:t>
-            </w:r>
-          </w:p>
-        </w:tc>
-        <w:tc>
-          <w:tcPr>
-            <w:tcW w:w="4605" w:type="dxa"/>
-            <w:tcBorders>
-              <w:top w:val="single" w:sz="8" w:space="0" w:color="000000"/>
-              <w:left w:val="single" w:sz="8" w:space="0" w:color="000000"/>
-              <w:bottom w:val="single" w:sz="8" w:space="0" w:color="000000"/>
-              <w:right w:val="single" w:sz="8" w:space="0" w:color="000000"/>
-            </w:tcBorders>
-            <w:tcMar>
-              <w:top w:w="80" w:type="dxa"/>
-              <w:left w:w="80" w:type="dxa"/>
-              <w:bottom w:w="80" w:type="dxa"/>
-              <w:right w:w="80" w:type="dxa"/>
-            </w:tcMar>
-          </w:tcPr>
-          <w:p>
-            <w:pPr>
-              <w:pStyle w:val="Corpo"/>
-              <w:spacing w:line="240" w:lineRule="auto"/>
-              <w:rPr>
-                <w:rFonts w:ascii="Helvetica" w:hAnsi="Helvetica"/>
-                <w:sz w:val="24"/>
-                <w:szCs w:val="24"/>
-              </w:rPr>
-            </w:pPr>
-            <w:r>
-              <w:rPr>
-                <w:rFonts w:ascii="Helvetica" w:hAnsi="Helvetica"/>
-                <w:sz w:val="24"/>
-                <w:szCs w:val="24"/>
-              </w:rPr>
-              <w:t xml:space="preserve">Modifica il numero di partecipanti o tenta </w:t>
-            </w:r>
-            <w:r>
-              <w:rPr>
-                <w:rFonts w:ascii="Helvetica" w:hAnsi="Helvetica"/>
-                <w:sz w:val="24"/>
-                <w:szCs w:val="24"/>
-              </w:rPr>
-              <w:t>di aggiungere servizi a evento “In corso”</w:t>
-            </w:r>
-          </w:p>
-        </w:tc>
-        <w:tc>
-          <w:tcPr>
-            <w:tcW w:w="4830" w:type="dxa"/>
-            <w:tcBorders>
-              <w:top w:val="single" w:sz="8" w:space="0" w:color="000000"/>
-              <w:left w:val="single" w:sz="8" w:space="0" w:color="000000"/>
-              <w:bottom w:val="single" w:sz="8" w:space="0" w:color="000000"/>
-              <w:right w:val="single" w:sz="8" w:space="0" w:color="000000"/>
-            </w:tcBorders>
-            <w:shd w:val="clear" w:color="auto" w:fill="F4CCCC"/>
-            <w:tcMar>
-              <w:top w:w="80" w:type="dxa"/>
-              <w:left w:w="80" w:type="dxa"/>
-              <w:bottom w:w="80" w:type="dxa"/>
-              <w:right w:w="80" w:type="dxa"/>
-            </w:tcMar>
-          </w:tcPr>
-          <w:p>
-            <w:pPr>
-              <w:pStyle w:val="Corpo"/>
-              <w:jc w:val="left"/>
-              <w:rPr>
-                <w:rFonts w:ascii="Helvetica" w:hAnsi="Helvetica"/>
-                <w:sz w:val="24"/>
-                <w:szCs w:val="24"/>
-              </w:rPr>
-            </w:pPr>
-            <w:r>
-              <w:rPr>
-                <w:rFonts w:ascii="Helvetica" w:hAnsi="Helvetica"/>
-                <w:sz w:val="24"/>
-                <w:szCs w:val="24"/>
-              </w:rPr>
-              <w:t>Segnala la violazione dei vincoli e richiede l’approvazione della penale o una deroga motivata</w:t>
-            </w:r>
-          </w:p>
-        </w:tc>
-      </w:tr>
-      <w:tr>
-        <w:trPr>
-          <w:trHeight w:val="549"/>
-        </w:trPr>
-        <w:tc>
-          <w:tcPr>
-            <w:tcW w:w="1080" w:type="dxa"/>
-            <w:tcBorders>
-              <w:top w:val="single" w:sz="8" w:space="0" w:color="000000"/>
-              <w:left w:val="single" w:sz="8" w:space="0" w:color="000000"/>
-              <w:bottom w:val="single" w:sz="8" w:space="0" w:color="000000"/>
-              <w:right w:val="single" w:sz="8" w:space="0" w:color="000000"/>
-            </w:tcBorders>
-            <w:tcMar>
-              <w:top w:w="80" w:type="dxa"/>
-              <w:left w:w="80" w:type="dxa"/>
-              <w:bottom w:w="80" w:type="dxa"/>
-              <w:right w:w="80" w:type="dxa"/>
-            </w:tcMar>
-          </w:tcPr>
-          <w:p>
-            <w:pPr>
-              <w:pStyle w:val="Intestazione3"/>
-              <w:spacing w:before="0"/>
-              <w:jc w:val="left"/>
-              <w:rPr>
-                <w:rFonts w:ascii="Helvetica" w:hAnsi="Helvetica"/>
-                <w:color w:val="CC0000"/>
-                <w:sz w:val="24"/>
-                <w:szCs w:val="24"/>
-                <w:u w:color="CC0000"/>
-              </w:rPr>
-            </w:pPr>
-            <w:r>
-              <w:rPr>
-                <w:rFonts w:ascii="Helvetica" w:hAnsi="Helvetica"/>
-                <w:color w:val="CC0000"/>
-                <w:sz w:val="24"/>
-                <w:szCs w:val="24"/>
-                <w:u w:color="CC0000"/>
-              </w:rPr>
-              <w:t>2</w:t>
-            </w:r>
-            <w:r>
-              <w:rPr>
-                <w:rFonts w:ascii="Helvetica" w:hAnsi="Helvetica"/>
-                <w:color w:val="CC0000"/>
-                <w:sz w:val="24"/>
-                <w:szCs w:val="24"/>
-                <w:u w:color="CC0000"/>
-              </w:rPr>
-              <w:t>.1a.2</w:t>
-            </w:r>
-          </w:p>
-        </w:tc>
-        <w:tc>
-          <w:tcPr>
-            <w:tcW w:w="4605" w:type="dxa"/>
-            <w:tcBorders>
-              <w:top w:val="single" w:sz="8" w:space="0" w:color="000000"/>
-              <w:left w:val="single" w:sz="8" w:space="0" w:color="000000"/>
-              <w:bottom w:val="single" w:sz="8" w:space="0" w:color="000000"/>
-              <w:right w:val="single" w:sz="8" w:space="0" w:color="000000"/>
-            </w:tcBorders>
-            <w:tcMar>
-              <w:top w:w="80" w:type="dxa"/>
-              <w:left w:w="80" w:type="dxa"/>
-              <w:bottom w:w="80" w:type="dxa"/>
-              <w:right w:w="80" w:type="dxa"/>
-            </w:tcMar>
-          </w:tcPr>
-          <w:p>
-            <w:pPr>
-              <w:pStyle w:val="Corpo"/>
-              <w:spacing w:line="240" w:lineRule="auto"/>
-              <w:rPr>
-                <w:rFonts w:ascii="Helvetica" w:hAnsi="Helvetica"/>
-                <w:sz w:val="24"/>
-                <w:szCs w:val="24"/>
-              </w:rPr>
-            </w:pPr>
-            <w:r>
-              <w:rPr>
-                <w:rFonts w:ascii="Helvetica" w:hAnsi="Helvetica"/>
-                <w:sz w:val="24"/>
-                <w:szCs w:val="24"/>
-              </w:rPr>
-              <w:t xml:space="preserve">Conferma con deroga o accetta penale </w:t>
-            </w:r>
-          </w:p>
-        </w:tc>
-        <w:tc>
-          <w:tcPr>
-            <w:tcW w:w="4830" w:type="dxa"/>
-            <w:tcBorders>
-              <w:top w:val="single" w:sz="8" w:space="0" w:color="000000"/>
-              <w:left w:val="single" w:sz="8" w:space="0" w:color="000000"/>
-              <w:bottom w:val="single" w:sz="8" w:space="0" w:color="000000"/>
-              <w:right w:val="single" w:sz="8" w:space="0" w:color="000000"/>
-            </w:tcBorders>
-            <w:shd w:val="clear" w:color="auto" w:fill="F4CCCC"/>
-            <w:tcMar>
-              <w:top w:w="80" w:type="dxa"/>
-              <w:left w:w="80" w:type="dxa"/>
-              <w:bottom w:w="80" w:type="dxa"/>
-              <w:right w:w="80" w:type="dxa"/>
-            </w:tcMar>
-          </w:tcPr>
-          <w:p>
-            <w:pPr>
-              <w:pStyle w:val="Corpo"/>
-              <w:jc w:val="left"/>
-              <w:rPr>
-                <w:rFonts w:ascii="Helvetica" w:hAnsi="Helvetica"/>
-                <w:sz w:val="24"/>
-                <w:szCs w:val="24"/>
-              </w:rPr>
-            </w:pPr>
-            <w:r>
-              <w:rPr>
-                <w:rFonts w:ascii="Helvetica" w:hAnsi="Helvetica"/>
-                <w:sz w:val="24"/>
-                <w:szCs w:val="24"/>
-              </w:rPr>
-              <w:t xml:space="preserve">Aggiorna i dati applicando </w:t>
-            </w:r>
-            <w:r>
-              <w:rPr>
-                <w:rFonts w:ascii="Helvetica" w:hAnsi="Helvetica"/>
-                <w:sz w:val="24"/>
-                <w:szCs w:val="24"/>
-              </w:rPr>
-              <w:t>le sanzioni previste</w:t>
-            </w:r>
-          </w:p>
-        </w:tc>
-      </w:tr>
-      <w:tr>
-        <w:trPr>
-          <w:trHeight w:val="300"/>
-        </w:trPr>
-        <w:tc>
-          <w:tcPr>
-            <w:tcW w:w="1080" w:type="dxa"/>
-            <w:tcBorders>
-              <w:top w:val="single" w:sz="8" w:space="0" w:color="000000"/>
-              <w:left w:val="single" w:sz="8" w:space="0" w:color="000000"/>
-              <w:bottom w:val="single" w:sz="8" w:space="0" w:color="000000"/>
-              <w:right w:val="single" w:sz="8" w:space="0" w:color="000000"/>
-            </w:tcBorders>
-            <w:tcMar>
-              <w:top w:w="80" w:type="dxa"/>
-              <w:left w:w="80" w:type="dxa"/>
-              <w:bottom w:w="80" w:type="dxa"/>
-              <w:right w:w="80" w:type="dxa"/>
-            </w:tcMar>
-          </w:tcPr>
-          <w:p>
-            <w:pPr>
-              <w:rPr>
-                <w:rFonts w:ascii="Helvetica" w:hAnsi="Helvetica"/>
-                <w:sz w:val="24"/>
-                <w:szCs w:val="24"/>
-              </w:rPr>
-            </w:pPr>
-          </w:p>
-        </w:tc>
-        <w:tc>
-          <w:tcPr>
-            <w:tcW w:w="4605" w:type="dxa"/>
-            <w:tcBorders>
-              <w:top w:val="single" w:sz="8" w:space="0" w:color="000000"/>
-              <w:left w:val="single" w:sz="8" w:space="0" w:color="000000"/>
-              <w:bottom w:val="single" w:sz="8" w:space="0" w:color="000000"/>
-              <w:right w:val="single" w:sz="8" w:space="0" w:color="000000"/>
-            </w:tcBorders>
-            <w:tcMar>
-              <w:top w:w="80" w:type="dxa"/>
-              <w:left w:w="80" w:type="dxa"/>
-              <w:bottom w:w="80" w:type="dxa"/>
-              <w:right w:w="80" w:type="dxa"/>
-            </w:tcMar>
-          </w:tcPr>
-          <w:p>
-            <w:pPr>
-              <w:pStyle w:val="Corpo"/>
-              <w:spacing w:line="240" w:lineRule="auto"/>
-              <w:rPr>
-                <w:rFonts w:ascii="Helvetica" w:hAnsi="Helvetica"/>
-                <w:sz w:val="24"/>
-                <w:szCs w:val="24"/>
-              </w:rPr>
-            </w:pPr>
-            <w:r>
-              <w:rPr>
-                <w:rFonts w:ascii="Helvetica" w:hAnsi="Helvetica"/>
-                <w:i/>
-                <w:iCs/>
-                <w:sz w:val="24"/>
-                <w:szCs w:val="24"/>
-              </w:rPr>
-              <w:t xml:space="preserve">Il flusso riprende dal passo </w:t>
-            </w:r>
-            <w:r>
-              <w:rPr>
-                <w:rFonts w:ascii="Helvetica" w:hAnsi="Helvetica"/>
-                <w:i/>
-                <w:iCs/>
-                <w:sz w:val="24"/>
-                <w:szCs w:val="24"/>
-              </w:rPr>
-              <w:t>3</w:t>
-            </w:r>
-          </w:p>
-        </w:tc>
-        <w:tc>
-          <w:tcPr>
-            <w:tcW w:w="4830" w:type="dxa"/>
-            <w:tcBorders>
-              <w:top w:val="single" w:sz="8" w:space="0" w:color="000000"/>
-              <w:left w:val="single" w:sz="8" w:space="0" w:color="000000"/>
-              <w:bottom w:val="single" w:sz="8" w:space="0" w:color="000000"/>
-              <w:right w:val="single" w:sz="8" w:space="0" w:color="000000"/>
-            </w:tcBorders>
-            <w:tcMar>
-              <w:top w:w="80" w:type="dxa"/>
-              <w:left w:w="80" w:type="dxa"/>
-              <w:bottom w:w="80" w:type="dxa"/>
-              <w:right w:w="80" w:type="dxa"/>
-            </w:tcMar>
-          </w:tcPr>
-          <w:p>
-            <w:pPr>
-              <w:rPr>
-                <w:rFonts w:ascii="Helvetica" w:hAnsi="Helvetica"/>
-                <w:sz w:val="24"/>
-                <w:szCs w:val="24"/>
-              </w:rPr>
-            </w:pPr>
-          </w:p>
-        </w:tc>
-      </w:tr>
-    </w:tbl>
-    <w:p>
-      <w:pPr>
-        <w:rPr>
-          <w:rFonts w:ascii="Helvetica" w:hAnsi="Helvetica"/>
-        </w:rPr>
-      </w:pPr>
-    </w:p>
-    <w:p>
-      <w:pPr>
-        <w:pStyle w:val="Intestazione"/>
-        <w:spacing w:after="0"/>
-        <w:rPr>
-          <w:rFonts w:ascii="Helvetica" w:hAnsi="Helvetica"/>
-        </w:rPr>
-      </w:pPr>
-    </w:p>
-    <w:tbl>
-      <w:tblPr>
-        <w:tblpPr w:leftFromText="141" w:rightFromText="141" w:vertAnchor="page" w:horzAnchor="margin" w:tblpXSpec="center" w:tblpY="7587"/>
-        <w:tblW w:w="10515" w:type="dxa"/>
-        <w:tblBorders>
-          <w:top w:val="single" w:sz="8" w:space="0" w:color="FFFFFF"/>
-          <w:left w:val="single" w:sz="8" w:space="0" w:color="FFFFFF"/>
-          <w:bottom w:val="single" w:sz="8" w:space="0" w:color="FFFFFF"/>
-          <w:right w:val="single" w:sz="8" w:space="0" w:color="FFFFFF"/>
-          <w:insideH w:val="single" w:sz="8" w:space="0" w:color="FFFFFF"/>
-          <w:insideV w:val="single" w:sz="8" w:space="0" w:color="FFFFFF"/>
-        </w:tblBorders>
-        <w:shd w:val="clear" w:color="auto" w:fill="CED7E7"/>
-        <w:tblLayout w:type="fixed"/>
-        <w:tblLook w:val="04A0" w:firstRow="1" w:lastRow="0" w:firstColumn="1" w:lastColumn="0" w:noHBand="0" w:noVBand="1"/>
-      </w:tblPr>
-      <w:tblGrid>
-        <w:gridCol w:w="1080"/>
-        <w:gridCol w:w="4605"/>
-        <w:gridCol w:w="4830"/>
-      </w:tblGrid>
-      <w:tr>
-        <w:trPr>
-          <w:trHeight w:val="360"/>
-        </w:trPr>
-        <w:tc>
-          <w:tcPr>
-            <w:tcW w:w="1080" w:type="dxa"/>
-            <w:tcBorders>
-              <w:top w:val="single" w:sz="8" w:space="0" w:color="000000"/>
-              <w:left w:val="single" w:sz="8" w:space="0" w:color="000000"/>
-              <w:bottom w:val="single" w:sz="8" w:space="0" w:color="000000"/>
-              <w:right w:val="single" w:sz="8" w:space="0" w:color="000000"/>
-            </w:tcBorders>
-            <w:shd w:val="clear" w:color="auto" w:fill="C5F5E7"/>
-            <w:tcMar>
-              <w:top w:w="80" w:type="dxa"/>
-              <w:left w:w="80" w:type="dxa"/>
-              <w:bottom w:w="80" w:type="dxa"/>
-              <w:right w:w="80" w:type="dxa"/>
-            </w:tcMar>
-          </w:tcPr>
-          <w:p>
-            <w:pPr>
               <w:pStyle w:val="Corpo"/>
               <w:rPr>
                 <w:rFonts w:ascii="Helvetica" w:hAnsi="Helvetica"/>
@@ -5489,6 +5963,8 @@
     </w:tbl>
     <w:p>
       <w:pPr>
+        <w:pStyle w:val="Intestazione"/>
+        <w:spacing w:after="0"/>
         <w:rPr>
           <w:rFonts w:ascii="Helvetica" w:hAnsi="Helvetica"/>
         </w:rPr>
@@ -6178,7 +6654,7 @@
   <w:style w:type="paragraph" w:default="1" w:styleId="Normale">
     <w:name w:val="Normal"/>
     <w:qFormat/>
-    <w:rsid w:val="006C464C"/>
+    <w:rsid w:val="005635DA"/>
   </w:style>
   <w:style w:type="paragraph" w:styleId="Titolo1">
     <w:name w:val="heading 1"/>

--- a/rev/UC_Dett/UCDettagliato.docx
+++ b/rev/UC_Dett/UCDettagliato.docx
@@ -3334,40 +3334,36 @@
         <w:spacing w:after="0"/>
         <w:rPr>
           <w:rFonts w:ascii="Helvetica" w:hAnsi="Helvetica"/>
-          <w:color w:val="CC0000"/>
-          <w:u w:color="CC0000"/>
         </w:rPr>
       </w:pPr>
       <w:r>
         <w:rPr>
           <w:rFonts w:ascii="Helvetica" w:hAnsi="Helvetica"/>
-          <w:color w:val="CC0000"/>
-          <w:u w:color="CC0000"/>
         </w:rPr>
-        <w:t xml:space="preserve">Eccezione </w:t>
+        <w:t xml:space="preserve">Estensione </w:t>
       </w:r>
       <w:r>
         <w:rPr>
           <w:rFonts w:ascii="Helvetica" w:hAnsi="Helvetica"/>
-          <w:color w:val="CC0000"/>
-          <w:u w:color="CC0000"/>
         </w:rPr>
         <w:t>2</w:t>
       </w:r>
       <w:r>
         <w:rPr>
           <w:rFonts w:ascii="Helvetica" w:hAnsi="Helvetica"/>
-          <w:color w:val="CC0000"/>
-          <w:u w:color="CC0000"/>
         </w:rPr>
-        <w:t>a.1a</w:t>
+        <w:t>d</w:t>
       </w:r>
+    </w:p>
+    <w:p>
+      <w:pPr>
+        <w:pStyle w:val="Corpo"/>
+      </w:pPr>
     </w:p>
     <w:tbl>
       <w:tblPr>
-        <w:tblStyle w:val="TableNormal"/>
+        <w:tblpPr w:leftFromText="141" w:rightFromText="141" w:vertAnchor="page" w:horzAnchor="margin" w:tblpXSpec="center" w:tblpY="5951"/>
         <w:tblW w:w="10515" w:type="dxa"/>
-        <w:jc w:val="center"/>
         <w:tblBorders>
           <w:top w:val="single" w:sz="8" w:space="0" w:color="FFFFFF"/>
           <w:left w:val="single" w:sz="8" w:space="0" w:color="FFFFFF"/>
@@ -3388,7 +3384,346 @@
       <w:tr>
         <w:trPr>
           <w:trHeight w:val="360"/>
-          <w:jc w:val="center"/>
+        </w:trPr>
+        <w:tc>
+          <w:tcPr>
+            <w:tcW w:w="1080" w:type="dxa"/>
+            <w:tcBorders>
+              <w:top w:val="single" w:sz="8" w:space="0" w:color="000000"/>
+              <w:left w:val="single" w:sz="8" w:space="0" w:color="000000"/>
+              <w:bottom w:val="single" w:sz="8" w:space="0" w:color="000000"/>
+              <w:right w:val="single" w:sz="8" w:space="0" w:color="000000"/>
+            </w:tcBorders>
+            <w:shd w:val="clear" w:color="auto" w:fill="C5F5E7"/>
+            <w:tcMar>
+              <w:top w:w="80" w:type="dxa"/>
+              <w:left w:w="80" w:type="dxa"/>
+              <w:bottom w:w="80" w:type="dxa"/>
+              <w:right w:w="80" w:type="dxa"/>
+            </w:tcMar>
+          </w:tcPr>
+          <w:p>
+            <w:pPr>
+              <w:pStyle w:val="Corpo"/>
+              <w:rPr>
+                <w:b/>
+                <w:bCs/>
+              </w:rPr>
+            </w:pPr>
+            <w:r>
+              <w:rPr>
+                <w:b/>
+                <w:bCs/>
+              </w:rPr>
+              <w:t>#</w:t>
+            </w:r>
+          </w:p>
+        </w:tc>
+        <w:tc>
+          <w:tcPr>
+            <w:tcW w:w="4605" w:type="dxa"/>
+            <w:tcBorders>
+              <w:top w:val="single" w:sz="8" w:space="0" w:color="000000"/>
+              <w:left w:val="single" w:sz="8" w:space="0" w:color="000000"/>
+              <w:bottom w:val="single" w:sz="8" w:space="0" w:color="000000"/>
+              <w:right w:val="single" w:sz="8" w:space="0" w:color="000000"/>
+            </w:tcBorders>
+            <w:shd w:val="clear" w:color="auto" w:fill="C5F5E7"/>
+            <w:tcMar>
+              <w:top w:w="80" w:type="dxa"/>
+              <w:left w:w="180" w:type="dxa"/>
+              <w:bottom w:w="80" w:type="dxa"/>
+              <w:right w:w="80" w:type="dxa"/>
+            </w:tcMar>
+          </w:tcPr>
+          <w:p>
+            <w:pPr>
+              <w:pStyle w:val="Corpo"/>
+              <w:rPr>
+                <w:b/>
+                <w:bCs/>
+              </w:rPr>
+            </w:pPr>
+            <w:r>
+              <w:rPr>
+                <w:b/>
+                <w:bCs/>
+              </w:rPr>
+              <w:t>Attore</w:t>
+            </w:r>
+          </w:p>
+        </w:tc>
+        <w:tc>
+          <w:tcPr>
+            <w:tcW w:w="4830" w:type="dxa"/>
+            <w:tcBorders>
+              <w:top w:val="single" w:sz="8" w:space="0" w:color="000000"/>
+              <w:left w:val="single" w:sz="8" w:space="0" w:color="000000"/>
+              <w:bottom w:val="single" w:sz="8" w:space="0" w:color="000000"/>
+              <w:right w:val="single" w:sz="8" w:space="0" w:color="000000"/>
+            </w:tcBorders>
+            <w:shd w:val="clear" w:color="auto" w:fill="C5F5E7"/>
+            <w:tcMar>
+              <w:top w:w="80" w:type="dxa"/>
+              <w:left w:w="180" w:type="dxa"/>
+              <w:bottom w:w="80" w:type="dxa"/>
+              <w:right w:w="80" w:type="dxa"/>
+            </w:tcMar>
+          </w:tcPr>
+          <w:p>
+            <w:pPr>
+              <w:pStyle w:val="Corpo"/>
+              <w:rPr>
+                <w:b/>
+                <w:bCs/>
+              </w:rPr>
+            </w:pPr>
+            <w:r>
+              <w:rPr>
+                <w:b/>
+                <w:bCs/>
+              </w:rPr>
+              <w:t>Sistema</w:t>
+            </w:r>
+          </w:p>
+        </w:tc>
+      </w:tr>
+      <w:tr>
+        <w:trPr>
+          <w:trHeight w:val="622"/>
+        </w:trPr>
+        <w:tc>
+          <w:tcPr>
+            <w:tcW w:w="1080" w:type="dxa"/>
+            <w:tcBorders>
+              <w:top w:val="single" w:sz="8" w:space="0" w:color="000000"/>
+              <w:left w:val="single" w:sz="8" w:space="0" w:color="000000"/>
+              <w:bottom w:val="single" w:sz="8" w:space="0" w:color="000000"/>
+              <w:right w:val="single" w:sz="8" w:space="0" w:color="000000"/>
+            </w:tcBorders>
+            <w:tcMar>
+              <w:top w:w="80" w:type="dxa"/>
+              <w:left w:w="80" w:type="dxa"/>
+              <w:bottom w:w="80" w:type="dxa"/>
+              <w:right w:w="80" w:type="dxa"/>
+            </w:tcMar>
+          </w:tcPr>
+          <w:p>
+            <w:pPr>
+              <w:pStyle w:val="Corpo"/>
+              <w:rPr>
+                <w:b/>
+                <w:bCs/>
+              </w:rPr>
+            </w:pPr>
+            <w:r>
+              <w:rPr>
+                <w:b/>
+                <w:bCs/>
+              </w:rPr>
+              <w:t>2</w:t>
+            </w:r>
+            <w:r>
+              <w:rPr>
+                <w:b/>
+                <w:bCs/>
+              </w:rPr>
+              <w:t>d</w:t>
+            </w:r>
+            <w:r>
+              <w:rPr>
+                <w:b/>
+                <w:bCs/>
+              </w:rPr>
+              <w:t>.1</w:t>
+            </w:r>
+          </w:p>
+        </w:tc>
+        <w:tc>
+          <w:tcPr>
+            <w:tcW w:w="4605" w:type="dxa"/>
+            <w:tcBorders>
+              <w:top w:val="single" w:sz="8" w:space="0" w:color="000000"/>
+              <w:left w:val="single" w:sz="8" w:space="0" w:color="000000"/>
+              <w:bottom w:val="single" w:sz="8" w:space="0" w:color="000000"/>
+              <w:right w:val="single" w:sz="8" w:space="0" w:color="000000"/>
+            </w:tcBorders>
+            <w:tcMar>
+              <w:top w:w="80" w:type="dxa"/>
+              <w:left w:w="80" w:type="dxa"/>
+              <w:bottom w:w="80" w:type="dxa"/>
+              <w:right w:w="80" w:type="dxa"/>
+            </w:tcMar>
+          </w:tcPr>
+          <w:p>
+            <w:pPr>
+              <w:pStyle w:val="Corpo"/>
+            </w:pPr>
+            <w:r>
+              <w:t>Modifica il numero dei partecipati</w:t>
+            </w:r>
+          </w:p>
+        </w:tc>
+        <w:tc>
+          <w:tcPr>
+            <w:tcW w:w="4830" w:type="dxa"/>
+            <w:tcBorders>
+              <w:top w:val="single" w:sz="8" w:space="0" w:color="000000"/>
+              <w:left w:val="single" w:sz="8" w:space="0" w:color="000000"/>
+              <w:bottom w:val="single" w:sz="8" w:space="0" w:color="000000"/>
+              <w:right w:val="single" w:sz="8" w:space="0" w:color="000000"/>
+            </w:tcBorders>
+            <w:tcMar>
+              <w:top w:w="80" w:type="dxa"/>
+              <w:left w:w="80" w:type="dxa"/>
+              <w:bottom w:w="80" w:type="dxa"/>
+              <w:right w:w="80" w:type="dxa"/>
+            </w:tcMar>
+          </w:tcPr>
+          <w:p>
+            <w:pPr>
+              <w:pStyle w:val="Corpo"/>
+            </w:pPr>
+            <w:r>
+              <w:t>Non viola i vincoli definiti e accetta la modifica dei partecipanti</w:t>
+            </w:r>
+          </w:p>
+        </w:tc>
+      </w:tr>
+      <w:tr>
+        <w:trPr>
+          <w:trHeight w:val="312"/>
+        </w:trPr>
+        <w:tc>
+          <w:tcPr>
+            <w:tcW w:w="1080" w:type="dxa"/>
+            <w:tcBorders>
+              <w:top w:val="single" w:sz="8" w:space="0" w:color="000000"/>
+              <w:left w:val="single" w:sz="8" w:space="0" w:color="000000"/>
+              <w:bottom w:val="single" w:sz="8" w:space="0" w:color="000000"/>
+              <w:right w:val="single" w:sz="8" w:space="0" w:color="000000"/>
+            </w:tcBorders>
+            <w:tcMar>
+              <w:top w:w="80" w:type="dxa"/>
+              <w:left w:w="80" w:type="dxa"/>
+              <w:bottom w:w="80" w:type="dxa"/>
+              <w:right w:w="80" w:type="dxa"/>
+            </w:tcMar>
+          </w:tcPr>
+          <w:p>
+            <w:pPr>
+              <w:pStyle w:val="Corpo"/>
+              <w:rPr>
+                <w:b/>
+                <w:bCs/>
+              </w:rPr>
+            </w:pPr>
+          </w:p>
+        </w:tc>
+        <w:tc>
+          <w:tcPr>
+            <w:tcW w:w="4605" w:type="dxa"/>
+            <w:tcBorders>
+              <w:top w:val="single" w:sz="8" w:space="0" w:color="000000"/>
+              <w:left w:val="single" w:sz="8" w:space="0" w:color="000000"/>
+              <w:bottom w:val="single" w:sz="8" w:space="0" w:color="000000"/>
+              <w:right w:val="single" w:sz="8" w:space="0" w:color="000000"/>
+            </w:tcBorders>
+            <w:tcMar>
+              <w:top w:w="80" w:type="dxa"/>
+              <w:left w:w="80" w:type="dxa"/>
+              <w:bottom w:w="80" w:type="dxa"/>
+              <w:right w:w="80" w:type="dxa"/>
+            </w:tcMar>
+          </w:tcPr>
+          <w:p>
+            <w:pPr>
+              <w:pStyle w:val="Corpo"/>
+              <w:rPr>
+                <w:i/>
+                <w:iCs/>
+              </w:rPr>
+            </w:pPr>
+            <w:r>
+              <w:rPr>
+                <w:i/>
+                <w:iCs/>
+              </w:rPr>
+              <w:t>Procede al passo 2 o al passo 5 per salvare le modifiche</w:t>
+            </w:r>
+          </w:p>
+        </w:tc>
+        <w:tc>
+          <w:tcPr>
+            <w:tcW w:w="4830" w:type="dxa"/>
+            <w:tcBorders>
+              <w:top w:val="single" w:sz="8" w:space="0" w:color="000000"/>
+              <w:left w:val="single" w:sz="8" w:space="0" w:color="000000"/>
+              <w:bottom w:val="single" w:sz="8" w:space="0" w:color="000000"/>
+              <w:right w:val="single" w:sz="8" w:space="0" w:color="000000"/>
+            </w:tcBorders>
+            <w:tcMar>
+              <w:top w:w="80" w:type="dxa"/>
+              <w:left w:w="80" w:type="dxa"/>
+              <w:bottom w:w="80" w:type="dxa"/>
+              <w:right w:w="80" w:type="dxa"/>
+            </w:tcMar>
+          </w:tcPr>
+          <w:p>
+            <w:pPr>
+              <w:pStyle w:val="Corpo"/>
+            </w:pPr>
+          </w:p>
+        </w:tc>
+      </w:tr>
+    </w:tbl>
+    <w:p>
+      <w:pPr>
+        <w:pStyle w:val="Intestazione"/>
+        <w:spacing w:after="0"/>
+        <w:rPr>
+          <w:rFonts w:ascii="Helvetica" w:hAnsi="Helvetica"/>
+          <w:color w:val="CC0000"/>
+          <w:u w:color="CC0000"/>
+        </w:rPr>
+      </w:pPr>
+    </w:p>
+    <w:p>
+      <w:pPr>
+        <w:pStyle w:val="Intestazione"/>
+        <w:spacing w:after="0"/>
+        <w:rPr>
+          <w:rFonts w:ascii="Helvetica" w:hAnsi="Helvetica"/>
+          <w:color w:val="CC0000"/>
+          <w:u w:color="CC0000"/>
+        </w:rPr>
+      </w:pPr>
+    </w:p>
+    <w:tbl>
+      <w:tblPr>
+        <w:tblStyle w:val="TableNormal"/>
+        <w:tblpPr w:leftFromText="141" w:rightFromText="141" w:vertAnchor="text" w:horzAnchor="margin" w:tblpXSpec="center" w:tblpY="1209"/>
+        <w:tblW w:w="10515" w:type="dxa"/>
+        <w:tblBorders>
+          <w:top w:val="single" w:sz="8" w:space="0" w:color="FFFFFF"/>
+          <w:left w:val="single" w:sz="8" w:space="0" w:color="FFFFFF"/>
+          <w:bottom w:val="single" w:sz="8" w:space="0" w:color="FFFFFF"/>
+          <w:right w:val="single" w:sz="8" w:space="0" w:color="FFFFFF"/>
+          <w:insideH w:val="single" w:sz="8" w:space="0" w:color="FFFFFF"/>
+          <w:insideV w:val="single" w:sz="8" w:space="0" w:color="FFFFFF"/>
+        </w:tblBorders>
+        <w:shd w:val="clear" w:color="auto" w:fill="CED7E7"/>
+        <w:tblLayout w:type="fixed"/>
+        <w:tblLook w:val="04A0" w:firstRow="1" w:lastRow="0" w:firstColumn="1" w:lastColumn="0" w:noHBand="0" w:noVBand="1"/>
+      </w:tblPr>
+      <w:tblGrid>
+        <w:gridCol w:w="1080"/>
+        <w:gridCol w:w="4605"/>
+        <w:gridCol w:w="4830"/>
+      </w:tblGrid>
+      <w:tr>
+        <w:trPr>
+          <w:trHeight w:val="360"/>
         </w:trPr>
         <w:tc>
           <w:tcPr>
@@ -3513,7 +3848,6 @@
       <w:tr>
         <w:trPr>
           <w:trHeight w:val="549"/>
-          <w:jc w:val="center"/>
         </w:trPr>
         <w:tc>
           <w:tcPr>
@@ -3612,15 +3946,7 @@
                 <w:sz w:val="24"/>
                 <w:szCs w:val="24"/>
               </w:rPr>
-              <w:t>l’annullamento dell’evento/istanza</w:t>
-            </w:r>
-            <w:r>
-              <w:rPr>
-                <w:rFonts w:ascii="Helvetica" w:hAnsi="Helvetica"/>
-                <w:sz w:val="24"/>
-                <w:szCs w:val="24"/>
-              </w:rPr>
-              <w:t xml:space="preserve"> già “In corso”</w:t>
+              <w:t>l’annullamento dell’evento/istanza già “In corso”</w:t>
             </w:r>
           </w:p>
         </w:tc>
@@ -3657,15 +3983,7 @@
                 <w:sz w:val="24"/>
                 <w:szCs w:val="24"/>
               </w:rPr>
-              <w:t>Segnala che l’operazione comporta una penale e richiede</w:t>
-            </w:r>
-            <w:r>
-              <w:rPr>
-                <w:rFonts w:ascii="Helvetica" w:hAnsi="Helvetica"/>
-                <w:sz w:val="24"/>
-                <w:szCs w:val="24"/>
-              </w:rPr>
-              <w:t xml:space="preserve"> una motivazione per una eventuale deroga</w:t>
+              <w:t>Segnala che l’operazione comporta una penale e richiede una motivazione per una eventuale deroga</w:t>
             </w:r>
           </w:p>
         </w:tc>
@@ -3673,7 +3991,6 @@
       <w:tr>
         <w:trPr>
           <w:trHeight w:val="641"/>
-          <w:jc w:val="center"/>
         </w:trPr>
         <w:tc>
           <w:tcPr>
@@ -3758,15 +4075,7 @@
                 <w:sz w:val="24"/>
                 <w:szCs w:val="24"/>
               </w:rPr>
-              <w:t xml:space="preserve">Inserisce la motivazione </w:t>
-            </w:r>
-            <w:r>
-              <w:rPr>
-                <w:rFonts w:ascii="Helvetica" w:hAnsi="Helvetica"/>
-                <w:sz w:val="24"/>
-                <w:szCs w:val="24"/>
-              </w:rPr>
-              <w:t>(deroga)</w:t>
+              <w:t>Inserisce la motivazione (deroga)</w:t>
             </w:r>
             <w:r>
               <w:rPr>
@@ -3835,7 +4144,6 @@
       <w:tr>
         <w:trPr>
           <w:trHeight w:val="300"/>
-          <w:jc w:val="center"/>
         </w:trPr>
         <w:tc>
           <w:tcPr>
@@ -3931,8 +4239,46 @@
     </w:tbl>
     <w:p>
       <w:pPr>
+        <w:pStyle w:val="Intestazione"/>
+        <w:spacing w:after="0"/>
         <w:rPr>
           <w:rFonts w:ascii="Helvetica" w:hAnsi="Helvetica"/>
+          <w:color w:val="CC0000"/>
+          <w:u w:color="CC0000"/>
+        </w:rPr>
+      </w:pPr>
+      <w:r>
+        <w:rPr>
+          <w:rFonts w:ascii="Helvetica" w:hAnsi="Helvetica"/>
+          <w:color w:val="CC0000"/>
+          <w:u w:color="CC0000"/>
+        </w:rPr>
+        <w:t>Eccezione 2a.1a</w:t>
+      </w:r>
+    </w:p>
+    <w:p>
+      <w:pPr>
+        <w:rPr>
+          <w:rFonts w:ascii="Helvetica" w:hAnsi="Helvetica"/>
+          <w:b/>
+          <w:bCs/>
+          <w:color w:val="CC0000"/>
+          <w:sz w:val="36"/>
+          <w:szCs w:val="36"/>
+          <w:u w:color="CC0000"/>
+        </w:rPr>
+      </w:pPr>
+    </w:p>
+    <w:p>
+      <w:pPr>
+        <w:rPr>
+          <w:rFonts w:ascii="Helvetica" w:hAnsi="Helvetica"/>
+          <w:b/>
+          <w:bCs/>
+          <w:color w:val="CC0000"/>
+          <w:sz w:val="36"/>
+          <w:szCs w:val="36"/>
+          <w:u w:color="CC0000"/>
         </w:rPr>
       </w:pPr>
     </w:p>
@@ -3985,7 +4331,7 @@
     <w:tbl>
       <w:tblPr>
         <w:tblStyle w:val="TableNormal"/>
-        <w:tblpPr w:leftFromText="141" w:rightFromText="141" w:vertAnchor="page" w:horzAnchor="margin" w:tblpXSpec="center" w:tblpY="10793"/>
+        <w:tblpPr w:leftFromText="141" w:rightFromText="141" w:vertAnchor="page" w:horzAnchor="margin" w:tblpXSpec="center" w:tblpY="3181"/>
         <w:tblW w:w="10515" w:type="dxa"/>
         <w:tblBorders>
           <w:top w:val="single" w:sz="8" w:space="0" w:color="FFFFFF"/>
@@ -4351,32 +4697,6 @@
         </w:tc>
       </w:tr>
     </w:tbl>
-    <w:p>
-      <w:pPr>
-        <w:rPr>
-          <w:rFonts w:ascii="Helvetica" w:hAnsi="Helvetica"/>
-          <w:b/>
-          <w:bCs/>
-          <w:color w:val="CC0000"/>
-          <w:sz w:val="36"/>
-          <w:szCs w:val="36"/>
-          <w:u w:color="CC0000"/>
-        </w:rPr>
-      </w:pPr>
-    </w:p>
-    <w:p>
-      <w:pPr>
-        <w:rPr>
-          <w:rFonts w:ascii="Helvetica" w:hAnsi="Helvetica"/>
-          <w:b/>
-          <w:bCs/>
-          <w:color w:val="CC0000"/>
-          <w:sz w:val="36"/>
-          <w:szCs w:val="36"/>
-          <w:u w:color="CC0000"/>
-        </w:rPr>
-      </w:pPr>
-    </w:p>
     <w:p>
       <w:pPr>
         <w:rPr>
@@ -4436,7 +4756,6 @@
           <w:szCs w:val="36"/>
           <w:u w:color="CC0000"/>
         </w:rPr>
-        <w:lastRenderedPageBreak/>
         <w:t xml:space="preserve">Eccezione </w:t>
       </w:r>
       <w:r>
@@ -4449,19 +4768,7 @@
           <w:szCs w:val="36"/>
           <w:u w:color="CC0000"/>
         </w:rPr>
-        <w:t>2</w:t>
-      </w:r>
-      <w:r>
-        <w:rPr>
-          <w:rFonts w:ascii="Helvetica" w:hAnsi="Helvetica"/>
-          <w:b/>
-          <w:bCs/>
-          <w:color w:val="CC0000"/>
-          <w:sz w:val="36"/>
-          <w:szCs w:val="36"/>
-          <w:u w:color="CC0000"/>
-        </w:rPr>
-        <w:t>c</w:t>
+        <w:t>2c</w:t>
       </w:r>
       <w:r>
         <w:rPr>
@@ -4479,7 +4786,7 @@
     <w:tbl>
       <w:tblPr>
         <w:tblStyle w:val="TableNormal"/>
-        <w:tblpPr w:leftFromText="141" w:rightFromText="141" w:vertAnchor="page" w:horzAnchor="margin" w:tblpXSpec="center" w:tblpY="2461"/>
+        <w:tblpPr w:leftFromText="141" w:rightFromText="141" w:vertAnchor="page" w:horzAnchor="margin" w:tblpXSpec="center" w:tblpY="8341"/>
         <w:tblW w:w="10515" w:type="dxa"/>
         <w:tblBorders>
           <w:top w:val="single" w:sz="8" w:space="0" w:color="FFFFFF"/>
@@ -4661,17 +4968,7 @@
                 <w:szCs w:val="24"/>
                 <w:u w:color="CC0000"/>
               </w:rPr>
-              <w:t>2</w:t>
-            </w:r>
-            <w:r>
-              <w:rPr>
-                <w:rFonts w:ascii="Helvetica" w:hAnsi="Helvetica"/>
-                <w:color w:val="CC0000"/>
-                <w:sz w:val="24"/>
-                <w:szCs w:val="24"/>
-                <w:u w:color="CC0000"/>
-              </w:rPr>
-              <w:t>c</w:t>
+              <w:t>2c</w:t>
             </w:r>
             <w:r>
               <w:rPr>
@@ -4957,11 +5254,9 @@
           <w:szCs w:val="36"/>
           <w:u w:color="CC0000"/>
         </w:rPr>
-        <w:t>.1a</w:t>
+        <w:t>d</w:t>
       </w:r>
-    </w:p>
-    <w:p>
-      <w:pPr>
+      <w:r>
         <w:rPr>
           <w:rFonts w:ascii="Helvetica" w:hAnsi="Helvetica"/>
           <w:b/>
@@ -4971,25 +5266,13 @@
           <w:szCs w:val="36"/>
           <w:u w:color="CC0000"/>
         </w:rPr>
-      </w:pPr>
-    </w:p>
-    <w:p>
-      <w:pPr>
-        <w:rPr>
-          <w:rFonts w:ascii="Helvetica" w:hAnsi="Helvetica"/>
-          <w:b/>
-          <w:bCs/>
-          <w:color w:val="CC0000"/>
-          <w:sz w:val="36"/>
-          <w:szCs w:val="36"/>
-          <w:u w:color="CC0000"/>
-        </w:rPr>
-      </w:pPr>
+        <w:t>.1a</w:t>
+      </w:r>
     </w:p>
     <w:tbl>
       <w:tblPr>
         <w:tblStyle w:val="TableNormal"/>
-        <w:tblpPr w:leftFromText="141" w:rightFromText="141" w:vertAnchor="page" w:horzAnchor="margin" w:tblpXSpec="center" w:tblpY="7216"/>
+        <w:tblpPr w:leftFromText="141" w:rightFromText="141" w:vertAnchor="page" w:horzAnchor="margin" w:tblpXSpec="center" w:tblpY="12466"/>
         <w:tblW w:w="10515" w:type="dxa"/>
         <w:tblBorders>
           <w:top w:val="single" w:sz="8" w:space="0" w:color="FFFFFF"/>
@@ -5181,6 +5464,16 @@
                 <w:szCs w:val="24"/>
                 <w:u w:color="CC0000"/>
               </w:rPr>
+              <w:t>d</w:t>
+            </w:r>
+            <w:r>
+              <w:rPr>
+                <w:rFonts w:ascii="Helvetica" w:hAnsi="Helvetica"/>
+                <w:color w:val="CC0000"/>
+                <w:sz w:val="24"/>
+                <w:szCs w:val="24"/>
+                <w:u w:color="CC0000"/>
+              </w:rPr>
               <w:t>.1a.1</w:t>
             </w:r>
           </w:p>
@@ -5310,6 +5603,16 @@
                 <w:szCs w:val="24"/>
                 <w:u w:color="CC0000"/>
               </w:rPr>
+              <w:t>d</w:t>
+            </w:r>
+            <w:r>
+              <w:rPr>
+                <w:rFonts w:ascii="Helvetica" w:hAnsi="Helvetica"/>
+                <w:color w:val="CC0000"/>
+                <w:sz w:val="24"/>
+                <w:szCs w:val="24"/>
+                <w:u w:color="CC0000"/>
+              </w:rPr>
               <w:t>.1a.2</w:t>
             </w:r>
           </w:p>
@@ -5494,6 +5797,11 @@
         </w:tc>
       </w:tr>
     </w:tbl>
+    <w:p>
+      <w:pPr>
+        <w:pStyle w:val="Corpo"/>
+      </w:pPr>
+    </w:p>
     <w:p>
       <w:pPr>
         <w:pStyle w:val="Intestazione"/>
@@ -5517,6 +5825,16 @@
     </w:p>
     <w:p>
       <w:pPr>
+        <w:pStyle w:val="Corpo"/>
+      </w:pPr>
+    </w:p>
+    <w:p>
+      <w:pPr>
+        <w:pStyle w:val="Corpo"/>
+      </w:pPr>
+    </w:p>
+    <w:p>
+      <w:pPr>
         <w:rPr>
           <w:rFonts w:ascii="Helvetica" w:hAnsi="Helvetica"/>
         </w:rPr>
@@ -5524,7 +5842,7 @@
     </w:p>
     <w:tbl>
       <w:tblPr>
-        <w:tblpPr w:leftFromText="141" w:rightFromText="141" w:vertAnchor="page" w:horzAnchor="margin" w:tblpXSpec="center" w:tblpY="12631"/>
+        <w:tblpPr w:leftFromText="141" w:rightFromText="141" w:vertAnchor="page" w:horzAnchor="margin" w:tblpXSpec="center" w:tblpY="3030"/>
         <w:tblW w:w="10515" w:type="dxa"/>
         <w:tblBorders>
           <w:top w:val="single" w:sz="8" w:space="0" w:color="FFFFFF"/>
@@ -6858,7 +7176,6 @@
   <w:style w:type="character" w:default="1" w:styleId="Carpredefinitoparagrafo">
     <w:name w:val="Default Paragraph Font"/>
     <w:uiPriority w:val="1"/>
-    <w:semiHidden/>
     <w:unhideWhenUsed/>
   </w:style>
   <w:style w:type="table" w:default="1" w:styleId="Tabellanormale">

--- a/rev/UC_Dett/UCDettagliato.docx
+++ b/rev/UC_Dett/UCDettagliato.docx
@@ -6150,7 +6150,7 @@
               <w:rPr>
                 <w:rFonts w:ascii="Helvetica" w:hAnsi="Helvetica"/>
               </w:rPr>
-              <w:t>Approva il menù, eventualmente proponendo delle modifiche</w:t>
+              <w:t>Eventualmente propone modifiche per un menù</w:t>
             </w:r>
           </w:p>
         </w:tc>
@@ -6181,7 +6181,115 @@
               <w:rPr>
                 <w:rFonts w:ascii="Helvetica" w:hAnsi="Helvetica"/>
               </w:rPr>
-              <w:t>Registra l’approvazione e imposta lo stato dell’evento come “In corso”</w:t>
+              <w:t xml:space="preserve">Registra </w:t>
+            </w:r>
+            <w:r>
+              <w:rPr>
+                <w:rFonts w:ascii="Helvetica" w:hAnsi="Helvetica"/>
+              </w:rPr>
+              <w:t>la proposta di modifica del menù</w:t>
+            </w:r>
+          </w:p>
+        </w:tc>
+      </w:tr>
+      <w:tr>
+        <w:trPr>
+          <w:trHeight w:val="622"/>
+        </w:trPr>
+        <w:tc>
+          <w:tcPr>
+            <w:tcW w:w="1080" w:type="dxa"/>
+            <w:tcBorders>
+              <w:top w:val="single" w:sz="8" w:space="0" w:color="000000"/>
+              <w:left w:val="single" w:sz="8" w:space="0" w:color="000000"/>
+              <w:bottom w:val="single" w:sz="8" w:space="0" w:color="000000"/>
+              <w:right w:val="single" w:sz="8" w:space="0" w:color="000000"/>
+            </w:tcBorders>
+            <w:tcMar>
+              <w:top w:w="80" w:type="dxa"/>
+              <w:left w:w="80" w:type="dxa"/>
+              <w:bottom w:w="80" w:type="dxa"/>
+              <w:right w:w="80" w:type="dxa"/>
+            </w:tcMar>
+          </w:tcPr>
+          <w:p>
+            <w:pPr>
+              <w:pStyle w:val="Corpo"/>
+              <w:rPr>
+                <w:rFonts w:ascii="Helvetica" w:hAnsi="Helvetica"/>
+                <w:b/>
+                <w:bCs/>
+              </w:rPr>
+            </w:pPr>
+            <w:r>
+              <w:rPr>
+                <w:rFonts w:ascii="Helvetica" w:hAnsi="Helvetica"/>
+                <w:b/>
+                <w:bCs/>
+              </w:rPr>
+              <w:t>4a.3</w:t>
+            </w:r>
+          </w:p>
+        </w:tc>
+        <w:tc>
+          <w:tcPr>
+            <w:tcW w:w="4605" w:type="dxa"/>
+            <w:tcBorders>
+              <w:top w:val="single" w:sz="8" w:space="0" w:color="000000"/>
+              <w:left w:val="single" w:sz="8" w:space="0" w:color="000000"/>
+              <w:bottom w:val="single" w:sz="8" w:space="0" w:color="000000"/>
+              <w:right w:val="single" w:sz="8" w:space="0" w:color="000000"/>
+            </w:tcBorders>
+            <w:tcMar>
+              <w:top w:w="80" w:type="dxa"/>
+              <w:left w:w="80" w:type="dxa"/>
+              <w:bottom w:w="80" w:type="dxa"/>
+              <w:right w:w="80" w:type="dxa"/>
+            </w:tcMar>
+          </w:tcPr>
+          <w:p>
+            <w:pPr>
+              <w:pStyle w:val="Corpo"/>
+              <w:rPr>
+                <w:rFonts w:ascii="Helvetica" w:hAnsi="Helvetica"/>
+              </w:rPr>
+            </w:pPr>
+            <w:r>
+              <w:rPr>
+                <w:rFonts w:ascii="Helvetica" w:hAnsi="Helvetica"/>
+              </w:rPr>
+              <w:t>Approva il menù</w:t>
+            </w:r>
+          </w:p>
+        </w:tc>
+        <w:tc>
+          <w:tcPr>
+            <w:tcW w:w="4830" w:type="dxa"/>
+            <w:tcBorders>
+              <w:top w:val="single" w:sz="8" w:space="0" w:color="000000"/>
+              <w:left w:val="single" w:sz="8" w:space="0" w:color="000000"/>
+              <w:bottom w:val="single" w:sz="8" w:space="0" w:color="000000"/>
+              <w:right w:val="single" w:sz="8" w:space="0" w:color="000000"/>
+            </w:tcBorders>
+            <w:tcMar>
+              <w:top w:w="80" w:type="dxa"/>
+              <w:left w:w="80" w:type="dxa"/>
+              <w:bottom w:w="80" w:type="dxa"/>
+              <w:right w:w="80" w:type="dxa"/>
+            </w:tcMar>
+          </w:tcPr>
+          <w:p>
+            <w:pPr>
+              <w:pStyle w:val="Corpo"/>
+              <w:rPr>
+                <w:rFonts w:ascii="Helvetica" w:hAnsi="Helvetica"/>
+              </w:rPr>
+            </w:pPr>
+            <w:r>
+              <w:rPr>
+                <w:rFonts w:ascii="Helvetica" w:hAnsi="Helvetica"/>
+              </w:rPr>
+              <w:t>Imposta lo stato dell’evento come “In Corso”</w:t>
             </w:r>
           </w:p>
         </w:tc>
@@ -7176,6 +7284,7 @@
   <w:style w:type="character" w:default="1" w:styleId="Carpredefinitoparagrafo">
     <w:name w:val="Default Paragraph Font"/>
     <w:uiPriority w:val="1"/>
+    <w:semiHidden/>
     <w:unhideWhenUsed/>
   </w:style>
   <w:style w:type="table" w:default="1" w:styleId="Tabellanormale">
